--- a/docs/ReviewAgent_Dokumentation.docx
+++ b/docs/ReviewAgent_Dokumentation.docx
@@ -2,15 +2,8402 @@
 <file path=word/document.xml><?xml version="1.0" encoding="utf-8"?>
 <w:document xmlns:wpc="http://schemas.microsoft.com/office/word/2010/wordprocessingCanvas" xmlns:cx="http://schemas.microsoft.com/office/drawing/2014/chartex" xmlns:cx1="http://schemas.microsoft.com/office/drawing/2015/9/8/chartex" xmlns:cx2="http://schemas.microsoft.com/office/drawing/2015/10/21/chartex" xmlns:cx3="http://schemas.microsoft.com/office/drawing/2016/5/9/chartex" xmlns:cx4="http://schemas.microsoft.com/office/drawing/2016/5/10/chartex" xmlns:cx5="http://schemas.microsoft.com/office/drawing/2016/5/11/chartex" xmlns:cx6="http://schemas.microsoft.com/office/drawing/2016/5/12/chartex" xmlns:cx7="http://schemas.microsoft.com/office/drawing/2016/5/13/chartex" xmlns:cx8="http://schemas.microsoft.com/office/drawing/2016/5/14/chartex" xmlns:mc="http://schemas.openxmlformats.org/markup-compatibility/2006" xmlns:aink="http://schemas.microsoft.com/office/drawing/2016/ink" xmlns:am3d="http://schemas.microsoft.com/office/drawing/2017/model3d" xmlns:o="urn:schemas-microsoft-com:office:office" xmlns:oel="http://schemas.microsoft.com/office/2019/extlst" xmlns:r="http://schemas.openxmlformats.org/officeDocument/2006/relationships" xmlns:m="http://schemas.openxmlformats.org/officeDocument/2006/math" xmlns:v="urn:schemas-microsoft-com:vml" xmlns:wp14="http://schemas.microsoft.com/office/word/2010/wordprocessingDrawing" xmlns:wp="http://schemas.openxmlformats.org/drawingml/2006/wordprocessingDrawing" xmlns:w10="urn:schemas-microsoft-com:office:word" xmlns:w="http://schemas.openxmlformats.org/wordprocessingml/2006/main" xmlns:w14="http://schemas.microsoft.com/office/word/2010/wordml" xmlns:w15="http://schemas.microsoft.com/office/word/2012/wordml" xmlns:w16cex="http://schemas.microsoft.com/office/word/2018/wordml/cex" xmlns:w16cid="http://schemas.microsoft.com/office/word/2016/wordml/cid" xmlns:w16="http://schemas.microsoft.com/office/word/2018/wordml" xmlns:w16du="http://schemas.microsoft.com/office/word/2023/wordml/word16du" xmlns:w16sdtdh="http://schemas.microsoft.com/office/word/2020/wordml/sdtdatahash" xmlns:w16sdtfl="http://schemas.microsoft.com/office/word/2024/wordml/sdtformatlock" xmlns:w16se="http://schemas.microsoft.com/office/word/2015/wordml/symex" xmlns:wpg="http://schemas.microsoft.com/office/word/2010/wordprocessingGroup" xmlns:wpi="http://schemas.microsoft.com/office/word/2010/wordprocessingInk" xmlns:wne="http://schemas.microsoft.com/office/word/2006/wordml" xmlns:wps="http://schemas.microsoft.com/office/word/2010/wordprocessingShape" mc:Ignorable="w14 w15 w16se w16cid w16 w16cex w16sdtdh w16sdtfl w16du wp14">
   <w:body>
-    <w:p/>
+    <w:p>
+      <w:pPr>
+        <w:spacing w:after="0" w:line="240" w:lineRule="auto"/>
+        <w:jc w:val="both"/>
+        <w:rPr>
+          <w:rFonts w:ascii="Times New Roman" w:hAnsi="Times New Roman" w:cs="Times New Roman"/>
+        </w:rPr>
+      </w:pPr>
+      <w:r>
+        <w:rPr>
+          <w:rFonts w:ascii="Times New Roman" w:hAnsi="Times New Roman" w:cs="Times New Roman"/>
+        </w:rPr>
+        <w:t>Budapesti Műszaki és Gazdaságtudományi Egyetem</w:t>
+      </w:r>
+    </w:p>
+    <w:p>
+      <w:pPr>
+        <w:spacing w:after="0" w:line="240" w:lineRule="auto"/>
+        <w:jc w:val="both"/>
+        <w:rPr>
+          <w:rFonts w:ascii="Times New Roman" w:hAnsi="Times New Roman" w:cs="Times New Roman"/>
+        </w:rPr>
+      </w:pPr>
+      <w:r>
+        <w:rPr>
+          <w:rFonts w:ascii="Times New Roman" w:hAnsi="Times New Roman" w:cs="Times New Roman"/>
+        </w:rPr>
+        <w:t>Villamosmérnöki és Informatikai Kar Automatizálási és Alkalmazott Informatikai Tanszék</w:t>
+      </w:r>
+    </w:p>
+    <w:p>
+      <w:pPr>
+        <w:spacing w:after="0" w:line="240" w:lineRule="auto"/>
+        <w:jc w:val="both"/>
+        <w:rPr>
+          <w:rFonts w:ascii="Times New Roman" w:hAnsi="Times New Roman" w:cs="Times New Roman"/>
+        </w:rPr>
+      </w:pPr>
+    </w:p>
+    <w:p>
+      <w:pPr>
+        <w:spacing w:line="360" w:lineRule="auto"/>
+        <w:jc w:val="both"/>
+        <w:rPr>
+          <w:rFonts w:ascii="Times New Roman" w:hAnsi="Times New Roman" w:cs="Times New Roman"/>
+        </w:rPr>
+      </w:pPr>
+    </w:p>
+    <w:p>
+      <w:pPr>
+        <w:spacing w:line="360" w:lineRule="auto"/>
+        <w:jc w:val="both"/>
+        <w:rPr>
+          <w:rFonts w:ascii="Times New Roman" w:hAnsi="Times New Roman" w:cs="Times New Roman"/>
+        </w:rPr>
+      </w:pPr>
+    </w:p>
+    <w:p>
+      <w:pPr>
+        <w:spacing w:after="0" w:line="360" w:lineRule="auto"/>
+        <w:jc w:val="center"/>
+        <w:rPr>
+          <w:rFonts w:ascii="Times New Roman" w:hAnsi="Times New Roman" w:cs="Times New Roman"/>
+          <w:sz w:val="36"/>
+          <w:szCs w:val="36"/>
+        </w:rPr>
+      </w:pPr>
+      <w:r>
+        <w:rPr>
+          <w:rFonts w:ascii="Times New Roman" w:hAnsi="Times New Roman" w:cs="Times New Roman"/>
+          <w:sz w:val="36"/>
+          <w:szCs w:val="36"/>
+        </w:rPr>
+        <w:t>ÖNÁLLÓ LABORATÓRIUM BESZÁMOLÓ</w:t>
+      </w:r>
+    </w:p>
+    <w:p>
+      <w:pPr>
+        <w:spacing w:after="120" w:line="360" w:lineRule="auto"/>
+        <w:jc w:val="center"/>
+        <w:rPr>
+          <w:rFonts w:ascii="Times New Roman" w:hAnsi="Times New Roman" w:cs="Times New Roman"/>
+        </w:rPr>
+      </w:pPr>
+      <w:r>
+        <w:rPr>
+          <w:rFonts w:ascii="Times New Roman" w:hAnsi="Times New Roman" w:cs="Times New Roman"/>
+        </w:rPr>
+        <w:t>(</w:t>
+      </w:r>
+      <w:r>
+        <w:rPr>
+          <w:rFonts w:ascii="Times New Roman" w:hAnsi="Times New Roman" w:cs="Times New Roman"/>
+          <w:sz w:val="28"/>
+          <w:szCs w:val="28"/>
+        </w:rPr>
+        <w:t>BMEVIAUAL04</w:t>
+      </w:r>
+      <w:r>
+        <w:rPr>
+          <w:rFonts w:ascii="Times New Roman" w:hAnsi="Times New Roman" w:cs="Times New Roman"/>
+        </w:rPr>
+        <w:t>)</w:t>
+      </w:r>
+    </w:p>
+    <w:p>
+      <w:pPr>
+        <w:tabs>
+          <w:tab w:val="left" w:pos="1152"/>
+        </w:tabs>
+        <w:spacing w:line="360" w:lineRule="auto"/>
+        <w:jc w:val="both"/>
+        <w:rPr>
+          <w:rFonts w:ascii="Times New Roman" w:hAnsi="Times New Roman" w:cs="Times New Roman"/>
+        </w:rPr>
+      </w:pPr>
+    </w:p>
+    <w:p>
+      <w:pPr>
+        <w:tabs>
+          <w:tab w:val="left" w:pos="1152"/>
+        </w:tabs>
+        <w:spacing w:line="360" w:lineRule="auto"/>
+        <w:jc w:val="both"/>
+        <w:rPr>
+          <w:rFonts w:ascii="Times New Roman" w:hAnsi="Times New Roman" w:cs="Times New Roman"/>
+        </w:rPr>
+      </w:pPr>
+    </w:p>
+    <w:p>
+      <w:pPr>
+        <w:tabs>
+          <w:tab w:val="left" w:pos="1152"/>
+        </w:tabs>
+        <w:spacing w:line="360" w:lineRule="auto"/>
+        <w:jc w:val="both"/>
+        <w:rPr>
+          <w:rFonts w:ascii="Times New Roman" w:hAnsi="Times New Roman" w:cs="Times New Roman"/>
+        </w:rPr>
+      </w:pPr>
+    </w:p>
+    <w:p>
+      <w:pPr>
+        <w:tabs>
+          <w:tab w:val="left" w:pos="1152"/>
+        </w:tabs>
+        <w:spacing w:after="0" w:line="240" w:lineRule="auto"/>
+        <w:jc w:val="both"/>
+        <w:rPr>
+          <w:rFonts w:ascii="Times New Roman" w:hAnsi="Times New Roman" w:cs="Times New Roman"/>
+        </w:rPr>
+      </w:pPr>
+      <w:r>
+        <w:rPr>
+          <w:rFonts w:ascii="Times New Roman" w:hAnsi="Times New Roman" w:cs="Times New Roman"/>
+        </w:rPr>
+        <w:t>Téma:</w:t>
+      </w:r>
+    </w:p>
+    <w:p>
+      <w:pPr>
+        <w:tabs>
+          <w:tab w:val="left" w:pos="1152"/>
+        </w:tabs>
+        <w:spacing w:after="0" w:line="240" w:lineRule="auto"/>
+        <w:jc w:val="both"/>
+        <w:rPr>
+          <w:rFonts w:ascii="Times New Roman" w:hAnsi="Times New Roman" w:cs="Times New Roman"/>
+        </w:rPr>
+      </w:pPr>
+    </w:p>
+    <w:p>
+      <w:pPr>
+        <w:tabs>
+          <w:tab w:val="left" w:pos="1152"/>
+        </w:tabs>
+        <w:spacing w:after="0" w:line="240" w:lineRule="auto"/>
+        <w:jc w:val="both"/>
+        <w:rPr>
+          <w:rFonts w:ascii="Times New Roman" w:hAnsi="Times New Roman" w:cs="Times New Roman"/>
+        </w:rPr>
+      </w:pPr>
+    </w:p>
+    <w:p>
+      <w:pPr>
+        <w:tabs>
+          <w:tab w:val="left" w:pos="1152"/>
+        </w:tabs>
+        <w:spacing w:after="0" w:line="240" w:lineRule="auto"/>
+        <w:jc w:val="both"/>
+        <w:rPr>
+          <w:rFonts w:ascii="Times New Roman" w:hAnsi="Times New Roman" w:cs="Times New Roman"/>
+        </w:rPr>
+      </w:pPr>
+    </w:p>
+    <w:p>
+      <w:pPr>
+        <w:tabs>
+          <w:tab w:val="left" w:pos="1152"/>
+        </w:tabs>
+        <w:spacing w:after="0" w:line="240" w:lineRule="auto"/>
+        <w:jc w:val="both"/>
+        <w:rPr>
+          <w:rFonts w:ascii="Times New Roman" w:hAnsi="Times New Roman" w:cs="Times New Roman"/>
+        </w:rPr>
+      </w:pPr>
+    </w:p>
+    <w:p>
+      <w:pPr>
+        <w:tabs>
+          <w:tab w:val="left" w:pos="1152"/>
+        </w:tabs>
+        <w:spacing w:line="360" w:lineRule="auto"/>
+        <w:jc w:val="center"/>
+        <w:rPr>
+          <w:rFonts w:ascii="Times New Roman" w:hAnsi="Times New Roman" w:cs="Times New Roman"/>
+          <w:b/>
+          <w:bCs/>
+          <w:sz w:val="40"/>
+          <w:szCs w:val="40"/>
+        </w:rPr>
+      </w:pPr>
+      <w:r>
+        <w:rPr>
+          <w:rFonts w:ascii="Times New Roman" w:hAnsi="Times New Roman" w:cs="Times New Roman"/>
+          <w:b/>
+          <w:bCs/>
+          <w:sz w:val="40"/>
+          <w:szCs w:val="40"/>
+        </w:rPr>
+        <w:t>ReviewAgent</w:t>
+      </w:r>
+    </w:p>
+    <w:p>
+      <w:pPr>
+        <w:tabs>
+          <w:tab w:val="left" w:pos="1152"/>
+        </w:tabs>
+        <w:spacing w:line="360" w:lineRule="auto"/>
+        <w:jc w:val="center"/>
+        <w:rPr>
+          <w:rFonts w:ascii="Times New Roman" w:hAnsi="Times New Roman" w:cs="Times New Roman"/>
+          <w:sz w:val="36"/>
+          <w:szCs w:val="36"/>
+        </w:rPr>
+      </w:pPr>
+      <w:r>
+        <w:rPr>
+          <w:rFonts w:ascii="Times New Roman" w:hAnsi="Times New Roman" w:cs="Times New Roman"/>
+          <w:sz w:val="36"/>
+          <w:szCs w:val="36"/>
+        </w:rPr>
+        <w:t>Alkalmazott MI, LLM, RAG és Agentic AI architektúrák fejlesztése</w:t>
+      </w:r>
+    </w:p>
+    <w:p>
+      <w:pPr>
+        <w:spacing w:line="360" w:lineRule="auto"/>
+        <w:jc w:val="both"/>
+        <w:rPr>
+          <w:rFonts w:ascii="Times New Roman" w:hAnsi="Times New Roman" w:cs="Times New Roman"/>
+        </w:rPr>
+      </w:pPr>
+    </w:p>
+    <w:p>
+      <w:pPr>
+        <w:spacing w:line="360" w:lineRule="auto"/>
+        <w:jc w:val="both"/>
+        <w:rPr>
+          <w:rFonts w:ascii="Times New Roman" w:hAnsi="Times New Roman" w:cs="Times New Roman"/>
+        </w:rPr>
+      </w:pPr>
+    </w:p>
+    <w:p>
+      <w:pPr>
+        <w:spacing w:line="360" w:lineRule="auto"/>
+        <w:ind w:left="360" w:firstLine="345"/>
+        <w:jc w:val="both"/>
+        <w:rPr>
+          <w:rFonts w:ascii="Times New Roman" w:hAnsi="Times New Roman" w:cs="Times New Roman"/>
+          <w:sz w:val="28"/>
+          <w:szCs w:val="28"/>
+        </w:rPr>
+      </w:pPr>
+      <w:r>
+        <w:rPr>
+          <w:rFonts w:ascii="Times New Roman" w:hAnsi="Times New Roman" w:cs="Times New Roman"/>
+          <w:sz w:val="28"/>
+          <w:szCs w:val="28"/>
+        </w:rPr>
+        <w:t xml:space="preserve">Készítette: </w:t>
+      </w:r>
+      <w:r>
+        <w:rPr>
+          <w:rFonts w:ascii="Times New Roman" w:hAnsi="Times New Roman" w:cs="Times New Roman"/>
+          <w:sz w:val="28"/>
+          <w:szCs w:val="28"/>
+        </w:rPr>
+        <w:tab/>
+      </w:r>
+      <w:r>
+        <w:rPr>
+          <w:rFonts w:ascii="Times New Roman" w:hAnsi="Times New Roman" w:cs="Times New Roman"/>
+          <w:sz w:val="28"/>
+          <w:szCs w:val="28"/>
+        </w:rPr>
+        <w:tab/>
+      </w:r>
+      <w:r>
+        <w:rPr>
+          <w:rFonts w:ascii="Times New Roman" w:hAnsi="Times New Roman" w:cs="Times New Roman"/>
+          <w:sz w:val="28"/>
+          <w:szCs w:val="28"/>
+        </w:rPr>
+        <w:tab/>
+      </w:r>
+      <w:r>
+        <w:rPr>
+          <w:rFonts w:ascii="Times New Roman" w:hAnsi="Times New Roman" w:cs="Times New Roman"/>
+          <w:sz w:val="28"/>
+          <w:szCs w:val="28"/>
+        </w:rPr>
+        <w:tab/>
+      </w:r>
+      <w:r>
+        <w:rPr>
+          <w:rFonts w:ascii="Times New Roman" w:hAnsi="Times New Roman" w:cs="Times New Roman"/>
+          <w:sz w:val="28"/>
+          <w:szCs w:val="28"/>
+        </w:rPr>
+        <w:tab/>
+      </w:r>
+      <w:r>
+        <w:rPr>
+          <w:rFonts w:ascii="Times New Roman" w:hAnsi="Times New Roman" w:cs="Times New Roman"/>
+          <w:sz w:val="28"/>
+          <w:szCs w:val="28"/>
+        </w:rPr>
+        <w:tab/>
+      </w:r>
+      <w:r>
+        <w:rPr>
+          <w:rFonts w:ascii="Times New Roman" w:hAnsi="Times New Roman" w:cs="Times New Roman"/>
+          <w:sz w:val="28"/>
+          <w:szCs w:val="28"/>
+        </w:rPr>
+        <w:tab/>
+      </w:r>
+      <w:r>
+        <w:rPr>
+          <w:rFonts w:ascii="Times New Roman" w:hAnsi="Times New Roman" w:cs="Times New Roman"/>
+          <w:sz w:val="28"/>
+          <w:szCs w:val="28"/>
+        </w:rPr>
+        <w:tab/>
+        <w:t xml:space="preserve">Konzulens: </w:t>
+      </w:r>
+      <w:r>
+        <w:rPr>
+          <w:rFonts w:ascii="Times New Roman" w:hAnsi="Times New Roman" w:cs="Times New Roman"/>
+          <w:sz w:val="28"/>
+          <w:szCs w:val="28"/>
+        </w:rPr>
+        <w:br/>
+        <w:t xml:space="preserve">   Szabó Bálint </w:t>
+      </w:r>
+      <w:r>
+        <w:rPr>
+          <w:rFonts w:ascii="Times New Roman" w:hAnsi="Times New Roman" w:cs="Times New Roman"/>
+          <w:sz w:val="28"/>
+          <w:szCs w:val="28"/>
+        </w:rPr>
+        <w:tab/>
+      </w:r>
+      <w:r>
+        <w:rPr>
+          <w:rFonts w:ascii="Times New Roman" w:hAnsi="Times New Roman" w:cs="Times New Roman"/>
+          <w:sz w:val="28"/>
+          <w:szCs w:val="28"/>
+        </w:rPr>
+        <w:tab/>
+      </w:r>
+      <w:r>
+        <w:rPr>
+          <w:rFonts w:ascii="Times New Roman" w:hAnsi="Times New Roman" w:cs="Times New Roman"/>
+          <w:sz w:val="28"/>
+          <w:szCs w:val="28"/>
+        </w:rPr>
+        <w:tab/>
+      </w:r>
+      <w:r>
+        <w:rPr>
+          <w:rFonts w:ascii="Times New Roman" w:hAnsi="Times New Roman" w:cs="Times New Roman"/>
+          <w:sz w:val="28"/>
+          <w:szCs w:val="28"/>
+        </w:rPr>
+        <w:tab/>
+      </w:r>
+      <w:r>
+        <w:rPr>
+          <w:rFonts w:ascii="Times New Roman" w:hAnsi="Times New Roman" w:cs="Times New Roman"/>
+          <w:sz w:val="28"/>
+          <w:szCs w:val="28"/>
+        </w:rPr>
+        <w:tab/>
+      </w:r>
+      <w:r>
+        <w:rPr>
+          <w:rFonts w:ascii="Times New Roman" w:hAnsi="Times New Roman" w:cs="Times New Roman"/>
+          <w:sz w:val="28"/>
+          <w:szCs w:val="28"/>
+        </w:rPr>
+        <w:tab/>
+      </w:r>
+      <w:r>
+        <w:rPr>
+          <w:rFonts w:ascii="Times New Roman" w:hAnsi="Times New Roman" w:cs="Times New Roman"/>
+          <w:sz w:val="28"/>
+          <w:szCs w:val="28"/>
+        </w:rPr>
+        <w:tab/>
+      </w:r>
+      <w:r>
+        <w:rPr>
+          <w:rFonts w:ascii="Times New Roman" w:hAnsi="Times New Roman" w:cs="Times New Roman"/>
+          <w:sz w:val="28"/>
+          <w:szCs w:val="28"/>
+        </w:rPr>
+        <w:tab/>
+        <w:t>Ekler Péter</w:t>
+      </w:r>
+      <w:r>
+        <w:rPr>
+          <w:rFonts w:ascii="Times New Roman" w:hAnsi="Times New Roman" w:cs="Times New Roman"/>
+          <w:sz w:val="28"/>
+          <w:szCs w:val="28"/>
+        </w:rPr>
+        <w:tab/>
+      </w:r>
+    </w:p>
+    <w:p>
+      <w:pPr>
+        <w:spacing w:line="360" w:lineRule="auto"/>
+        <w:jc w:val="both"/>
+        <w:rPr>
+          <w:rFonts w:ascii="Times New Roman" w:hAnsi="Times New Roman" w:cs="Times New Roman"/>
+        </w:rPr>
+      </w:pPr>
+      <w:r>
+        <w:rPr>
+          <w:rFonts w:ascii="Times New Roman" w:hAnsi="Times New Roman" w:cs="Times New Roman"/>
+        </w:rPr>
+        <w:tab/>
+      </w:r>
+      <w:r>
+        <w:rPr>
+          <w:rFonts w:ascii="Times New Roman" w:hAnsi="Times New Roman" w:cs="Times New Roman"/>
+        </w:rPr>
+        <w:tab/>
+      </w:r>
+      <w:r>
+        <w:rPr>
+          <w:rFonts w:ascii="Times New Roman" w:hAnsi="Times New Roman" w:cs="Times New Roman"/>
+        </w:rPr>
+        <w:tab/>
+      </w:r>
+      <w:r>
+        <w:rPr>
+          <w:rFonts w:ascii="Times New Roman" w:hAnsi="Times New Roman" w:cs="Times New Roman"/>
+        </w:rPr>
+        <w:tab/>
+      </w:r>
+      <w:r>
+        <w:rPr>
+          <w:rFonts w:ascii="Times New Roman" w:hAnsi="Times New Roman" w:cs="Times New Roman"/>
+        </w:rPr>
+        <w:tab/>
+      </w:r>
+      <w:r>
+        <w:rPr>
+          <w:rFonts w:ascii="Times New Roman" w:hAnsi="Times New Roman" w:cs="Times New Roman"/>
+        </w:rPr>
+        <w:tab/>
+      </w:r>
+    </w:p>
+    <w:p>
+      <w:pPr>
+        <w:spacing w:line="360" w:lineRule="auto"/>
+        <w:jc w:val="both"/>
+        <w:rPr>
+          <w:rFonts w:ascii="Times New Roman" w:hAnsi="Times New Roman" w:cs="Times New Roman"/>
+        </w:rPr>
+      </w:pPr>
+    </w:p>
+    <w:p>
+      <w:pPr>
+        <w:spacing w:line="360" w:lineRule="auto"/>
+        <w:jc w:val="both"/>
+        <w:rPr>
+          <w:rFonts w:ascii="Times New Roman" w:hAnsi="Times New Roman" w:cs="Times New Roman"/>
+        </w:rPr>
+      </w:pPr>
+      <w:r>
+        <w:rPr>
+          <w:rFonts w:ascii="Times New Roman" w:hAnsi="Times New Roman" w:cs="Times New Roman"/>
+        </w:rPr>
+        <w:tab/>
+      </w:r>
+      <w:r>
+        <w:rPr>
+          <w:rFonts w:ascii="Times New Roman" w:hAnsi="Times New Roman" w:cs="Times New Roman"/>
+        </w:rPr>
+        <w:tab/>
+      </w:r>
+      <w:r>
+        <w:rPr>
+          <w:rFonts w:ascii="Times New Roman" w:hAnsi="Times New Roman" w:cs="Times New Roman"/>
+        </w:rPr>
+        <w:tab/>
+      </w:r>
+      <w:r>
+        <w:rPr>
+          <w:rFonts w:ascii="Times New Roman" w:hAnsi="Times New Roman" w:cs="Times New Roman"/>
+        </w:rPr>
+        <w:tab/>
+      </w:r>
+      <w:r>
+        <w:rPr>
+          <w:rFonts w:ascii="Times New Roman" w:hAnsi="Times New Roman" w:cs="Times New Roman"/>
+        </w:rPr>
+        <w:tab/>
+        <w:t>2026. 05. 21.</w:t>
+      </w:r>
+      <w:r>
+        <w:rPr>
+          <w:rFonts w:ascii="Times New Roman" w:hAnsi="Times New Roman" w:cs="Times New Roman"/>
+        </w:rPr>
+        <w:br w:type="page"/>
+      </w:r>
+    </w:p>
+    <w:p>
+      <w:pPr>
+        <w:pStyle w:val="Cmsor1"/>
+        <w:numPr>
+          <w:ilvl w:val="0"/>
+          <w:numId w:val="1"/>
+        </w:numPr>
+        <w:spacing w:line="360" w:lineRule="auto"/>
+        <w:jc w:val="both"/>
+        <w:rPr>
+          <w:rFonts w:ascii="Times New Roman" w:hAnsi="Times New Roman" w:cs="Times New Roman"/>
+        </w:rPr>
+      </w:pPr>
+      <w:r>
+        <w:rPr>
+          <w:rFonts w:ascii="Times New Roman" w:hAnsi="Times New Roman" w:cs="Times New Roman"/>
+        </w:rPr>
+        <w:lastRenderedPageBreak/>
+        <w:t>Bevezetés, témaválasztás aktualitása</w:t>
+      </w:r>
+    </w:p>
+    <w:p>
+      <w:pPr>
+        <w:pStyle w:val="Cmsor2"/>
+        <w:spacing w:line="360" w:lineRule="auto"/>
+        <w:jc w:val="both"/>
+        <w:rPr>
+          <w:rFonts w:ascii="Times New Roman" w:hAnsi="Times New Roman" w:cs="Times New Roman"/>
+        </w:rPr>
+      </w:pPr>
+      <w:r>
+        <w:rPr>
+          <w:rFonts w:ascii="Times New Roman" w:hAnsi="Times New Roman" w:cs="Times New Roman"/>
+        </w:rPr>
+        <w:t>1.1. Bevezetés</w:t>
+      </w:r>
+    </w:p>
+    <w:p>
+      <w:pPr>
+        <w:pStyle w:val="NormlWeb"/>
+        <w:spacing w:line="360" w:lineRule="auto"/>
+        <w:jc w:val="both"/>
+      </w:pPr>
+      <w:r>
+        <w:t>Napjaink szoftverfejlesztési trendjeit radikálisan átformálják a mesterséges intelligencia (MI) alapú megoldások, különösen a nagy nyelvi modellek (Large Language Models – LLM) megjelenése és elterjedése. A generatív MI eszközök már nem csupán elszigetelt chat-asszisztensként funkcionálnak, hanem egyre inkább integrálódnak a vállalati alapfolyamatokba, értéknövelt szolgáltatásokat hozva létre.</w:t>
+      </w:r>
+    </w:p>
+    <w:p>
+      <w:pPr>
+        <w:spacing w:line="360" w:lineRule="auto"/>
+        <w:jc w:val="both"/>
+        <w:rPr>
+          <w:rFonts w:ascii="Times New Roman" w:hAnsi="Times New Roman" w:cs="Times New Roman"/>
+        </w:rPr>
+      </w:pPr>
+      <w:r>
+        <w:rPr>
+          <w:rFonts w:ascii="Times New Roman" w:hAnsi="Times New Roman" w:cs="Times New Roman"/>
+        </w:rPr>
+        <w:t xml:space="preserve">Jelen dokumentáció tárgya a </w:t>
+      </w:r>
+      <w:r>
+        <w:rPr>
+          <w:rFonts w:ascii="Times New Roman" w:hAnsi="Times New Roman" w:cs="Times New Roman"/>
+          <w:b/>
+          <w:bCs/>
+        </w:rPr>
+        <w:t>ReviewAgent</w:t>
+      </w:r>
+      <w:r>
+        <w:rPr>
+          <w:rFonts w:ascii="Times New Roman" w:hAnsi="Times New Roman" w:cs="Times New Roman"/>
+        </w:rPr>
+        <w:t xml:space="preserve"> </w:t>
+      </w:r>
+      <w:r>
+        <w:rPr>
+          <w:rFonts w:ascii="Times New Roman" w:hAnsi="Times New Roman" w:cs="Times New Roman"/>
+        </w:rPr>
+        <w:t>nevű</w:t>
+      </w:r>
+      <w:r>
+        <w:rPr>
+          <w:rFonts w:ascii="Times New Roman" w:hAnsi="Times New Roman" w:cs="Times New Roman"/>
+        </w:rPr>
+        <w:t xml:space="preserve">, felhőalapú, automatizált hírnévmenedzsment-rendszer tervezése, implementációja és kiértékelése. A szoftver célja, hogy a kis- és középvállalkozások számára automatizálja és optimalizálja </w:t>
+      </w:r>
+      <w:r>
+        <w:rPr>
+          <w:rFonts w:ascii="Times New Roman" w:hAnsi="Times New Roman" w:cs="Times New Roman"/>
+        </w:rPr>
+        <w:t xml:space="preserve">a </w:t>
+      </w:r>
+      <w:r>
+        <w:rPr>
+          <w:rFonts w:ascii="Times New Roman" w:hAnsi="Times New Roman" w:cs="Times New Roman"/>
+        </w:rPr>
+        <w:t xml:space="preserve">Google Business Profile </w:t>
+      </w:r>
+      <w:r>
+        <w:rPr>
+          <w:rFonts w:ascii="Times New Roman" w:hAnsi="Times New Roman" w:cs="Times New Roman"/>
+        </w:rPr>
+        <w:t>online</w:t>
+      </w:r>
+      <w:r>
+        <w:rPr>
+          <w:rFonts w:ascii="Times New Roman" w:hAnsi="Times New Roman" w:cs="Times New Roman"/>
+        </w:rPr>
+        <w:t xml:space="preserve"> </w:t>
+      </w:r>
+      <w:r>
+        <w:rPr>
+          <w:rFonts w:ascii="Times New Roman" w:hAnsi="Times New Roman" w:cs="Times New Roman"/>
+        </w:rPr>
+        <w:t>platform</w:t>
+      </w:r>
+      <w:r>
+        <w:rPr>
+          <w:rFonts w:ascii="Times New Roman" w:hAnsi="Times New Roman" w:cs="Times New Roman"/>
+        </w:rPr>
+        <w:t>ra</w:t>
+      </w:r>
+      <w:r>
+        <w:rPr>
+          <w:rFonts w:ascii="Times New Roman" w:hAnsi="Times New Roman" w:cs="Times New Roman"/>
+        </w:rPr>
+        <w:t xml:space="preserve"> beérkező ügyfélértékelések kezelését. A rendszer magját egy olyan hibrid architektúra alkotja, amely ötvözi a modern aszinkron backend-technológiákat, a felhőalapú relációs és vektor-adatbázisokat, valamint a</w:t>
+      </w:r>
+      <w:r>
+        <w:rPr>
+          <w:rFonts w:ascii="Times New Roman" w:hAnsi="Times New Roman" w:cs="Times New Roman"/>
+        </w:rPr>
+        <w:t xml:space="preserve"> technológia vezető </w:t>
+      </w:r>
+      <w:r>
+        <w:rPr>
+          <w:rFonts w:ascii="Times New Roman" w:hAnsi="Times New Roman" w:cs="Times New Roman"/>
+        </w:rPr>
+        <w:t>Retrieval-Augmented Generation (RAG) és autonóm ágens (Agentic AI) tervezési mintákat.</w:t>
+      </w:r>
+    </w:p>
+    <w:p>
+      <w:pPr>
+        <w:spacing w:line="360" w:lineRule="auto"/>
+        <w:jc w:val="both"/>
+        <w:rPr>
+          <w:rFonts w:ascii="Times New Roman" w:hAnsi="Times New Roman" w:cs="Times New Roman"/>
+        </w:rPr>
+      </w:pPr>
+    </w:p>
+    <w:p>
+      <w:pPr>
+        <w:pStyle w:val="Cmsor2"/>
+        <w:spacing w:line="360" w:lineRule="auto"/>
+        <w:jc w:val="both"/>
+        <w:rPr>
+          <w:rFonts w:ascii="Times New Roman" w:hAnsi="Times New Roman" w:cs="Times New Roman"/>
+        </w:rPr>
+      </w:pPr>
+      <w:r>
+        <w:rPr>
+          <w:rFonts w:ascii="Times New Roman" w:hAnsi="Times New Roman" w:cs="Times New Roman"/>
+        </w:rPr>
+        <w:t>1.2. A témaválasztás aktualitása és piaci kontextusa</w:t>
+      </w:r>
+    </w:p>
+    <w:p>
+      <w:pPr>
+        <w:spacing w:line="360" w:lineRule="auto"/>
+        <w:jc w:val="both"/>
+        <w:rPr>
+          <w:rFonts w:ascii="Times New Roman" w:hAnsi="Times New Roman" w:cs="Times New Roman"/>
+        </w:rPr>
+      </w:pPr>
+      <w:r>
+        <w:rPr>
+          <w:rFonts w:ascii="Times New Roman" w:hAnsi="Times New Roman" w:cs="Times New Roman"/>
+        </w:rPr>
+        <w:t xml:space="preserve">A digitális korban egy vállalkozás online jelenléte és hírneve közvetlen hatással van annak gazdasági sikerére. A statisztikák szerint a fogyasztók több mint 90%-a rendszeresen olvas online értékeléseket, mielőtt szolgáltatást vagy terméket választana, és a Google értékelések bírnak a legnagyobb súllyal a keresőoptimalizálás </w:t>
+      </w:r>
+      <w:r>
+        <w:rPr>
+          <w:rFonts w:ascii="Times New Roman" w:hAnsi="Times New Roman" w:cs="Times New Roman"/>
+        </w:rPr>
+        <w:t xml:space="preserve">- </w:t>
+      </w:r>
+      <w:r>
+        <w:rPr>
+          <w:rFonts w:ascii="Times New Roman" w:hAnsi="Times New Roman" w:cs="Times New Roman"/>
+        </w:rPr>
+        <w:t>Local SEO</w:t>
+      </w:r>
+      <w:r>
+        <w:rPr>
+          <w:rFonts w:ascii="Times New Roman" w:hAnsi="Times New Roman" w:cs="Times New Roman"/>
+        </w:rPr>
+        <w:t xml:space="preserve"> - </w:t>
+      </w:r>
+      <w:r>
+        <w:rPr>
+          <w:rFonts w:ascii="Times New Roman" w:hAnsi="Times New Roman" w:cs="Times New Roman"/>
+        </w:rPr>
+        <w:t>rangsorolási algoritmusaiban.</w:t>
+      </w:r>
+    </w:p>
+    <w:p>
+      <w:pPr>
+        <w:spacing w:line="360" w:lineRule="auto"/>
+        <w:jc w:val="both"/>
+        <w:rPr>
+          <w:rFonts w:ascii="Times New Roman" w:hAnsi="Times New Roman" w:cs="Times New Roman"/>
+        </w:rPr>
+      </w:pPr>
+      <w:r>
+        <w:rPr>
+          <w:rFonts w:ascii="Times New Roman" w:hAnsi="Times New Roman" w:cs="Times New Roman"/>
+        </w:rPr>
+        <w:t>Ennek ellenére a KKV szektor szereplői komoly strukturális kihívásokkal néznek szembe ezen a területen</w:t>
+      </w:r>
+      <w:r>
+        <w:rPr>
+          <w:rFonts w:ascii="Times New Roman" w:hAnsi="Times New Roman" w:cs="Times New Roman"/>
+        </w:rPr>
+        <w:t>, ezek közül kiemelném a leghangsúlyosabbakat alább</w:t>
+      </w:r>
+      <w:r>
+        <w:rPr>
+          <w:rFonts w:ascii="Times New Roman" w:hAnsi="Times New Roman" w:cs="Times New Roman"/>
+        </w:rPr>
+        <w:t>:</w:t>
+      </w:r>
+    </w:p>
+    <w:p>
+      <w:pPr>
+        <w:spacing w:line="360" w:lineRule="auto"/>
+        <w:jc w:val="both"/>
+        <w:rPr>
+          <w:rFonts w:ascii="Times New Roman" w:hAnsi="Times New Roman" w:cs="Times New Roman"/>
+        </w:rPr>
+      </w:pPr>
+      <w:r>
+        <w:rPr>
+          <w:rFonts w:ascii="Times New Roman" w:hAnsi="Times New Roman" w:cs="Times New Roman"/>
+          <w:b/>
+          <w:bCs/>
+        </w:rPr>
+        <w:t>Erőforrás-hiány:</w:t>
+      </w:r>
+      <w:r>
+        <w:rPr>
+          <w:rFonts w:ascii="Times New Roman" w:hAnsi="Times New Roman" w:cs="Times New Roman"/>
+        </w:rPr>
+        <w:t xml:space="preserve"> A beérkező vélemények monitorozása, elemzése és megválaszolása jelentős humán erőforrást és időt igényel, amelyet a mikrovállalkozások gyakran nem tudnak hatékonyan allokálni.</w:t>
+      </w:r>
+      <w:r>
+        <w:rPr>
+          <w:rFonts w:ascii="Times New Roman" w:hAnsi="Times New Roman" w:cs="Times New Roman"/>
+        </w:rPr>
+        <w:t xml:space="preserve"> </w:t>
+      </w:r>
+    </w:p>
+    <w:p>
+      <w:pPr>
+        <w:spacing w:line="360" w:lineRule="auto"/>
+        <w:jc w:val="both"/>
+        <w:rPr>
+          <w:rFonts w:ascii="Times New Roman" w:hAnsi="Times New Roman" w:cs="Times New Roman"/>
+        </w:rPr>
+      </w:pPr>
+      <w:r>
+        <w:rPr>
+          <w:rFonts w:ascii="Times New Roman" w:hAnsi="Times New Roman" w:cs="Times New Roman"/>
+          <w:b/>
+          <w:bCs/>
+        </w:rPr>
+        <w:t>Reakcióidő kritikus szerepe:</w:t>
+      </w:r>
+      <w:r>
+        <w:rPr>
+          <w:rFonts w:ascii="Times New Roman" w:hAnsi="Times New Roman" w:cs="Times New Roman"/>
+        </w:rPr>
+        <w:t xml:space="preserve"> A platformok algoritmusai pozitívan értékelik a gyors válaszreakciót, míg az elhúzódó válaszadás csökkenti az ügyfélelégedettséget és rontja a digitális láthatóságot.</w:t>
+      </w:r>
+    </w:p>
+    <w:p>
+      <w:pPr>
+        <w:spacing w:line="360" w:lineRule="auto"/>
+        <w:jc w:val="both"/>
+        <w:rPr>
+          <w:rFonts w:ascii="Times New Roman" w:hAnsi="Times New Roman" w:cs="Times New Roman"/>
+        </w:rPr>
+      </w:pPr>
+      <w:r>
+        <w:rPr>
+          <w:rFonts w:ascii="Times New Roman" w:hAnsi="Times New Roman" w:cs="Times New Roman"/>
+          <w:b/>
+          <w:bCs/>
+        </w:rPr>
+        <w:lastRenderedPageBreak/>
+        <w:t>Kontextus- és stílushűség:</w:t>
+      </w:r>
+      <w:r>
+        <w:rPr>
+          <w:rFonts w:ascii="Times New Roman" w:hAnsi="Times New Roman" w:cs="Times New Roman"/>
+        </w:rPr>
+        <w:t xml:space="preserve"> Az automatizált, sablonalapú válaszok személytelenek, gyakran kontraproduktívak, és rombolják a márkába vetett bizalmat.</w:t>
+      </w:r>
+    </w:p>
+    <w:p>
+      <w:pPr>
+        <w:pStyle w:val="Cmsor2"/>
+        <w:numPr>
+          <w:ilvl w:val="1"/>
+          <w:numId w:val="1"/>
+        </w:numPr>
+        <w:spacing w:line="360" w:lineRule="auto"/>
+        <w:jc w:val="both"/>
+        <w:rPr>
+          <w:rFonts w:ascii="Times New Roman" w:hAnsi="Times New Roman" w:cs="Times New Roman"/>
+          <w:sz w:val="24"/>
+          <w:szCs w:val="24"/>
+        </w:rPr>
+      </w:pPr>
+      <w:r>
+        <w:rPr>
+          <w:rFonts w:ascii="Times New Roman" w:hAnsi="Times New Roman" w:cs="Times New Roman"/>
+          <w:sz w:val="24"/>
+          <w:szCs w:val="24"/>
+        </w:rPr>
+        <w:t>Pszichológia</w:t>
+      </w:r>
+      <w:r>
+        <w:rPr>
+          <w:rFonts w:ascii="Times New Roman" w:hAnsi="Times New Roman" w:cs="Times New Roman"/>
+          <w:sz w:val="24"/>
+          <w:szCs w:val="24"/>
+        </w:rPr>
+        <w:t xml:space="preserve"> és megoldás</w:t>
+      </w:r>
+    </w:p>
+    <w:p>
+      <w:pPr>
+        <w:spacing w:line="360" w:lineRule="auto"/>
+        <w:jc w:val="both"/>
+        <w:rPr>
+          <w:rFonts w:ascii="Times New Roman" w:hAnsi="Times New Roman" w:cs="Times New Roman"/>
+        </w:rPr>
+      </w:pPr>
+      <w:r>
+        <w:rPr>
+          <w:rFonts w:ascii="Times New Roman" w:hAnsi="Times New Roman" w:cs="Times New Roman"/>
+        </w:rPr>
+        <w:t>A fogyasztói magatartáskutatások és a digitális marketingpszichológia rávilágít egy kritikus anomáliára az online interakciók terén: a felhasználók részéről a véleményírás egy kétoldalú kommunikációs szándékot feltételez. Amikor egy ügyfél időt és energiát szán arra, hogy részletes szöveges értékelést fogalmazzon meg egy vállalkozásról, implicit módon elvárja a transzparens reakciót.</w:t>
+      </w:r>
+    </w:p>
+    <w:p>
+      <w:pPr>
+        <w:spacing w:line="360" w:lineRule="auto"/>
+        <w:jc w:val="both"/>
+        <w:rPr>
+          <w:rFonts w:ascii="Times New Roman" w:hAnsi="Times New Roman" w:cs="Times New Roman"/>
+        </w:rPr>
+      </w:pPr>
+      <w:r>
+        <w:rPr>
+          <w:rFonts w:ascii="Times New Roman" w:hAnsi="Times New Roman" w:cs="Times New Roman"/>
+        </w:rPr>
+        <w:t xml:space="preserve">Amennyiben a </w:t>
+      </w:r>
+      <w:r>
+        <w:rPr>
+          <w:rFonts w:ascii="Times New Roman" w:hAnsi="Times New Roman" w:cs="Times New Roman"/>
+        </w:rPr>
+        <w:t>Google Maps-en</w:t>
+      </w:r>
+      <w:r>
+        <w:rPr>
+          <w:rFonts w:ascii="Times New Roman" w:hAnsi="Times New Roman" w:cs="Times New Roman"/>
+        </w:rPr>
+        <w:t xml:space="preserve"> az látható, hogy a menedzsment szisztematikusan válasz nélkül hagyja a korábbi visszajelzéseket, a potenciális ügyfelekben a </w:t>
+      </w:r>
+      <w:r>
+        <w:rPr>
+          <w:rFonts w:ascii="Times New Roman" w:hAnsi="Times New Roman" w:cs="Times New Roman"/>
+          <w:u w:val="single"/>
+        </w:rPr>
+        <w:t>'viszonzottság</w:t>
+      </w:r>
+      <w:r>
+        <w:rPr>
+          <w:rFonts w:ascii="Times New Roman" w:hAnsi="Times New Roman" w:cs="Times New Roman"/>
+        </w:rPr>
+        <w:t xml:space="preserve"> </w:t>
+      </w:r>
+      <w:r>
+        <w:rPr>
+          <w:rFonts w:ascii="Times New Roman" w:hAnsi="Times New Roman" w:cs="Times New Roman"/>
+          <w:u w:val="single"/>
+        </w:rPr>
+        <w:t>hiánya'</w:t>
+      </w:r>
+      <w:r>
+        <w:rPr>
+          <w:rFonts w:ascii="Times New Roman" w:hAnsi="Times New Roman" w:cs="Times New Roman"/>
+        </w:rPr>
+        <w:t xml:space="preserve"> (lack of reciprocity) elve lép életbe. A látogatók értéktelennek és egyoldalúnak érzékelik a platformot, ami egyenes úton vezet oda, hogy elállnak a véleményírási szándékuktól. Ez a jelenség súlyos következményekkel jár a KKV-k számára: a csökkenő véleményaktivitás miatt a Google algoritmusa a vállalkozást inaktívnak minősíti, ami a keresési találati listákon való azonnali visszaesést</w:t>
+      </w:r>
+      <w:r>
+        <w:rPr>
+          <w:rFonts w:ascii="Times New Roman" w:hAnsi="Times New Roman" w:cs="Times New Roman"/>
+        </w:rPr>
+        <w:t xml:space="preserve">, ezt hívjuk </w:t>
+      </w:r>
+      <w:r>
+        <w:rPr>
+          <w:rFonts w:ascii="Times New Roman" w:hAnsi="Times New Roman" w:cs="Times New Roman"/>
+        </w:rPr>
+        <w:t>Local SEO degradáció</w:t>
+      </w:r>
+      <w:r>
+        <w:rPr>
+          <w:rFonts w:ascii="Times New Roman" w:hAnsi="Times New Roman" w:cs="Times New Roman"/>
+        </w:rPr>
+        <w:t>nak,</w:t>
+      </w:r>
+      <w:r>
+        <w:rPr>
+          <w:rFonts w:ascii="Times New Roman" w:hAnsi="Times New Roman" w:cs="Times New Roman"/>
+        </w:rPr>
+        <w:t xml:space="preserve"> és hosszú távon mérhető ügyfél- és bevételkiesést eredményez.</w:t>
+      </w:r>
+    </w:p>
+    <w:p>
+      <w:pPr>
+        <w:spacing w:line="360" w:lineRule="auto"/>
+        <w:jc w:val="both"/>
+        <w:rPr>
+          <w:rFonts w:ascii="Times New Roman" w:hAnsi="Times New Roman" w:cs="Times New Roman"/>
+        </w:rPr>
+      </w:pPr>
+      <w:r>
+        <w:rPr>
+          <w:rFonts w:ascii="Times New Roman" w:hAnsi="Times New Roman" w:cs="Times New Roman"/>
+        </w:rPr>
+        <w:t xml:space="preserve">Bár a generatív nyelvi modellek, mint a Google Gemini vagy az OpenAI GPT modellek képesek lennének egyedi válaszok megfogalmazására, közvetlen, "out-of-the-box" alkalmazásuk vállalati környezetben kritikus kockázatokkal jár. A modellek belső tudására támaszkodó generálás hajlamos a </w:t>
+      </w:r>
+      <w:r>
+        <w:rPr>
+          <w:rFonts w:ascii="Times New Roman" w:hAnsi="Times New Roman" w:cs="Times New Roman"/>
+          <w:b/>
+          <w:bCs/>
+        </w:rPr>
+        <w:t>hallucinációra</w:t>
+      </w:r>
+      <w:r>
+        <w:rPr>
+          <w:rFonts w:ascii="Times New Roman" w:hAnsi="Times New Roman" w:cs="Times New Roman"/>
+        </w:rPr>
+        <w:t>, vagyis fiktív adatok, nem létező vállalati információk</w:t>
+      </w:r>
+      <w:r>
+        <w:rPr>
+          <w:rFonts w:ascii="Times New Roman" w:hAnsi="Times New Roman" w:cs="Times New Roman"/>
+          <w:sz w:val="26"/>
+          <w:szCs w:val="26"/>
+        </w:rPr>
+        <w:t xml:space="preserve"> vagy szolgáltatások kitalálása, valamint képtelen figyelembe venni az adott cég egyedi </w:t>
+      </w:r>
+      <w:r>
+        <w:rPr>
+          <w:rFonts w:ascii="Times New Roman" w:hAnsi="Times New Roman" w:cs="Times New Roman"/>
+        </w:rPr>
+        <w:t>üzleti logikáját, korábbi kommunikációs mintáit és specifikus stílusirányelveit.</w:t>
+      </w:r>
+    </w:p>
+    <w:p>
+      <w:pPr>
+        <w:spacing w:line="360" w:lineRule="auto"/>
+        <w:jc w:val="both"/>
+        <w:rPr>
+          <w:rFonts w:ascii="Times New Roman" w:hAnsi="Times New Roman" w:cs="Times New Roman"/>
+        </w:rPr>
+      </w:pPr>
+      <w:r>
+        <w:rPr>
+          <w:rFonts w:ascii="Times New Roman" w:hAnsi="Times New Roman" w:cs="Times New Roman"/>
+        </w:rPr>
+        <w:t xml:space="preserve">A téma aktualitását pontosan ez a technológiai feszültség teremti meg: hogyan lehet egy alapvetően sztochasztikus működésű nyelvi modellt determinisztikus üzleti keretek közé szorítani? </w:t>
+      </w:r>
+    </w:p>
+    <w:p>
+      <w:pPr>
+        <w:spacing w:line="360" w:lineRule="auto"/>
+        <w:jc w:val="both"/>
+        <w:rPr>
+          <w:rFonts w:ascii="Times New Roman" w:hAnsi="Times New Roman" w:cs="Times New Roman"/>
+        </w:rPr>
+      </w:pPr>
+      <w:r>
+        <w:rPr>
+          <w:rFonts w:ascii="Times New Roman" w:hAnsi="Times New Roman" w:cs="Times New Roman"/>
+        </w:rPr>
+        <w:t xml:space="preserve">A feladat megoldására a legmodernebb mérnöki megközelítést, a </w:t>
+      </w:r>
+      <w:r>
+        <w:rPr>
+          <w:rFonts w:ascii="Times New Roman" w:hAnsi="Times New Roman" w:cs="Times New Roman"/>
+          <w:b/>
+          <w:bCs/>
+        </w:rPr>
+        <w:t>RAG (Retrieval-Augmented Generation)</w:t>
+      </w:r>
+      <w:r>
+        <w:rPr>
+          <w:rFonts w:ascii="Times New Roman" w:hAnsi="Times New Roman" w:cs="Times New Roman"/>
+        </w:rPr>
+        <w:t xml:space="preserve"> architektúrát alkalmazzuk. A RAG lényege, hogy az LLM számára a generálási fázis előtt egy külső, validált tudásbázisból, jelen esetben egy Qdrant vektoradatbázisból, keresünk releváns kontextust, így a modell nem a belső súlyaiból tippel, hanem a kapott tényadatok alapján fogalmaz. Ezt egészíti ki az </w:t>
+      </w:r>
+      <w:r>
+        <w:rPr>
+          <w:rFonts w:ascii="Times New Roman" w:hAnsi="Times New Roman" w:cs="Times New Roman"/>
+          <w:b/>
+          <w:bCs/>
+        </w:rPr>
+        <w:t>Agentic AI</w:t>
+      </w:r>
+      <w:r>
+        <w:rPr>
+          <w:rFonts w:ascii="Times New Roman" w:hAnsi="Times New Roman" w:cs="Times New Roman"/>
+        </w:rPr>
+        <w:t xml:space="preserve"> megközelítés, ahol a rendszer nem egy statikus transzformációs pipeline, hanem egy autonóm ágensként viselkedik: elemzi a </w:t>
+      </w:r>
+      <w:r>
+        <w:rPr>
+          <w:rFonts w:ascii="Times New Roman" w:hAnsi="Times New Roman" w:cs="Times New Roman"/>
+        </w:rPr>
+        <w:lastRenderedPageBreak/>
+        <w:t>bejövő hangulatot, mérlegeli a szabályrendszert, és eszközmeghívások, adatbázis-lekérdezések bevonásával önállóan hoz döntést a választervezet struktúrájáról.</w:t>
+      </w:r>
+    </w:p>
+    <w:p>
+      <w:pPr>
+        <w:spacing w:line="360" w:lineRule="auto"/>
+        <w:jc w:val="both"/>
+        <w:rPr>
+          <w:rFonts w:ascii="Times New Roman" w:hAnsi="Times New Roman" w:cs="Times New Roman"/>
+        </w:rPr>
+      </w:pPr>
+      <w:r>
+        <w:rPr>
+          <w:rFonts w:ascii="Times New Roman" w:hAnsi="Times New Roman" w:cs="Times New Roman"/>
+        </w:rPr>
+        <w:t>A fejlesztés során így nem csupán egy elméleti modellt vizsgáltunk meg, hanem a Budapesti Műszaki és Gazdaságtudományi Egyetem témakiírásában szereplő elvárásoknak megfelelően napjaink technológiáit alkalmazva: FastAPI, PostgreSQL, Qdrant Cloud, Google Gemini SDK ötvözzük egy piackész, biztonságos, éles környezetben is futtatható SaaS (Software-as-a-Service) webalkalmazássá.</w:t>
+      </w:r>
+    </w:p>
+    <w:p>
+      <w:pPr>
+        <w:rPr>
+          <w:rFonts w:ascii="Times New Roman" w:hAnsi="Times New Roman" w:cs="Times New Roman"/>
+        </w:rPr>
+      </w:pPr>
+      <w:r>
+        <w:rPr>
+          <w:rFonts w:ascii="Times New Roman" w:hAnsi="Times New Roman" w:cs="Times New Roman"/>
+        </w:rPr>
+        <w:br w:type="page"/>
+      </w:r>
+    </w:p>
+    <w:p>
+      <w:pPr>
+        <w:pStyle w:val="Cmsor1"/>
+        <w:numPr>
+          <w:ilvl w:val="0"/>
+          <w:numId w:val="1"/>
+        </w:numPr>
+        <w:spacing w:line="360" w:lineRule="auto"/>
+        <w:jc w:val="both"/>
+        <w:rPr>
+          <w:rFonts w:ascii="Times New Roman" w:hAnsi="Times New Roman" w:cs="Times New Roman"/>
+        </w:rPr>
+      </w:pPr>
+      <w:r>
+        <w:rPr>
+          <w:rFonts w:ascii="Times New Roman" w:hAnsi="Times New Roman" w:cs="Times New Roman"/>
+        </w:rPr>
+        <w:lastRenderedPageBreak/>
+        <w:t>Feladat/problémakör bemutatása</w:t>
+      </w:r>
+    </w:p>
+    <w:p>
+      <w:pPr>
+        <w:pStyle w:val="Cmsor2"/>
+        <w:spacing w:line="360" w:lineRule="auto"/>
+        <w:jc w:val="both"/>
+        <w:rPr>
+          <w:rFonts w:ascii="Times New Roman" w:hAnsi="Times New Roman" w:cs="Times New Roman"/>
+        </w:rPr>
+      </w:pPr>
+      <w:r>
+        <w:rPr>
+          <w:rFonts w:ascii="Times New Roman" w:hAnsi="Times New Roman" w:cs="Times New Roman"/>
+        </w:rPr>
+        <w:t>2.1. A kiinduló állapot és a funkcionális specifikáció</w:t>
+      </w:r>
+    </w:p>
+    <w:p>
+      <w:pPr>
+        <w:spacing w:line="360" w:lineRule="auto"/>
+        <w:jc w:val="both"/>
+        <w:rPr>
+          <w:rFonts w:ascii="Times New Roman" w:hAnsi="Times New Roman" w:cs="Times New Roman"/>
+        </w:rPr>
+      </w:pPr>
+      <w:r>
+        <w:rPr>
+          <w:rFonts w:ascii="Times New Roman" w:hAnsi="Times New Roman" w:cs="Times New Roman"/>
+        </w:rPr>
+        <w:t>A szoftver tervezési fázisát megelőzően részletes funkcionális specifikációt készítettem annak érdekében, hogy a végponti felhasználók</w:t>
+      </w:r>
+      <w:r>
+        <w:rPr>
+          <w:rFonts w:ascii="Times New Roman" w:hAnsi="Times New Roman" w:cs="Times New Roman"/>
+        </w:rPr>
+        <w:t xml:space="preserve">, </w:t>
+      </w:r>
+      <w:r>
+        <w:rPr>
+          <w:rFonts w:ascii="Times New Roman" w:hAnsi="Times New Roman" w:cs="Times New Roman"/>
+        </w:rPr>
+        <w:t>a kis- és középvállalkozások üzletvezetői</w:t>
+      </w:r>
+      <w:r>
+        <w:rPr>
+          <w:rFonts w:ascii="Times New Roman" w:hAnsi="Times New Roman" w:cs="Times New Roman"/>
+        </w:rPr>
+        <w:t>,</w:t>
+      </w:r>
+      <w:r>
+        <w:rPr>
+          <w:rFonts w:ascii="Times New Roman" w:hAnsi="Times New Roman" w:cs="Times New Roman"/>
+        </w:rPr>
+        <w:t xml:space="preserve"> egy letisztult, technikai előismereteket nem igénylő, mégis robusztus felületen keresztül menedzselhessék </w:t>
+      </w:r>
+      <w:r>
+        <w:rPr>
+          <w:rFonts w:ascii="Times New Roman" w:hAnsi="Times New Roman" w:cs="Times New Roman"/>
+        </w:rPr>
+        <w:t>a nekik írt véleményeket</w:t>
+      </w:r>
+      <w:r>
+        <w:rPr>
+          <w:rFonts w:ascii="Times New Roman" w:hAnsi="Times New Roman" w:cs="Times New Roman"/>
+        </w:rPr>
+        <w:t>.</w:t>
+      </w:r>
+    </w:p>
+    <w:p>
+      <w:pPr>
+        <w:spacing w:line="360" w:lineRule="auto"/>
+        <w:jc w:val="both"/>
+        <w:rPr>
+          <w:rFonts w:ascii="Times New Roman" w:hAnsi="Times New Roman" w:cs="Times New Roman"/>
+        </w:rPr>
+      </w:pPr>
+      <w:r>
+        <w:rPr>
+          <w:rFonts w:ascii="Times New Roman" w:hAnsi="Times New Roman" w:cs="Times New Roman"/>
+        </w:rPr>
+        <w:t xml:space="preserve">Tudtam, hogy már a fejlesztés korai szakaszában váltanom kell, egy nagyobb szinten, profibban  kell kezelnem a projektet, így a </w:t>
+      </w:r>
+      <w:r>
+        <w:rPr>
+          <w:rFonts w:ascii="Times New Roman" w:hAnsi="Times New Roman" w:cs="Times New Roman"/>
+        </w:rPr>
+        <w:t>funkcionális követelményeket az alábbi alapvető modulokra osztottam:</w:t>
+      </w:r>
+    </w:p>
+    <w:p>
+      <w:pPr>
+        <w:spacing w:line="360" w:lineRule="auto"/>
+        <w:jc w:val="both"/>
+        <w:rPr>
+          <w:rFonts w:ascii="Times New Roman" w:hAnsi="Times New Roman" w:cs="Times New Roman"/>
+        </w:rPr>
+      </w:pPr>
+      <w:r>
+        <w:rPr>
+          <w:rFonts w:ascii="Times New Roman" w:hAnsi="Times New Roman" w:cs="Times New Roman"/>
+          <w:b/>
+          <w:bCs/>
+        </w:rPr>
+        <w:t>Autentikáció és többügyfeles (Multi-tenant) környezet:</w:t>
+      </w:r>
+      <w:r>
+        <w:rPr>
+          <w:rFonts w:ascii="Times New Roman" w:hAnsi="Times New Roman" w:cs="Times New Roman"/>
+        </w:rPr>
+        <w:t xml:space="preserve"> A felhasználóknak biztonságos módon kell tudniuk regisztrálni és bejelentkezni a felületre. Mivel SaaS (Software-as-a-Service) modellről van szó, a rendszernek képesnek kell lennie több különálló vállalkozást </w:t>
+      </w:r>
+      <w:r>
+        <w:rPr>
+          <w:rFonts w:ascii="Times New Roman" w:hAnsi="Times New Roman" w:cs="Times New Roman"/>
+        </w:rPr>
+        <w:t xml:space="preserve">vagy </w:t>
+      </w:r>
+      <w:r>
+        <w:rPr>
+          <w:rFonts w:ascii="Times New Roman" w:hAnsi="Times New Roman" w:cs="Times New Roman"/>
+        </w:rPr>
+        <w:t>céget</w:t>
+      </w:r>
+      <w:r>
+        <w:rPr>
+          <w:rFonts w:ascii="Times New Roman" w:hAnsi="Times New Roman" w:cs="Times New Roman"/>
+        </w:rPr>
+        <w:t xml:space="preserve"> </w:t>
+      </w:r>
+      <w:r>
+        <w:rPr>
+          <w:rFonts w:ascii="Times New Roman" w:hAnsi="Times New Roman" w:cs="Times New Roman"/>
+        </w:rPr>
+        <w:t xml:space="preserve"> kiszolgálni úgy, hogy azok adatai transzparensen szeparáltak maradjanak.</w:t>
+      </w:r>
+    </w:p>
+    <w:p>
+      <w:pPr>
+        <w:spacing w:line="360" w:lineRule="auto"/>
+        <w:jc w:val="both"/>
+        <w:rPr>
+          <w:rFonts w:ascii="Times New Roman" w:hAnsi="Times New Roman" w:cs="Times New Roman"/>
+        </w:rPr>
+      </w:pPr>
+      <w:r>
+        <w:rPr>
+          <w:rFonts w:ascii="Times New Roman" w:hAnsi="Times New Roman" w:cs="Times New Roman"/>
+          <w:b/>
+          <w:bCs/>
+        </w:rPr>
+        <w:t>Google Business Profile (GBP) integráció:</w:t>
+      </w:r>
+      <w:r>
+        <w:rPr>
+          <w:rFonts w:ascii="Times New Roman" w:hAnsi="Times New Roman" w:cs="Times New Roman"/>
+        </w:rPr>
+        <w:t xml:space="preserve"> A szoftvernek közvetlen vagy szimulált API-kapcsolaton keresztül szinkronizálnia kell az adott vállalkozáshoz beérkező Google-értékeléseket (szerző neve, csillagok száma, szöveges tartalom, egyedi belső azonosító).</w:t>
+      </w:r>
+    </w:p>
+    <w:p>
+      <w:pPr>
+        <w:spacing w:line="360" w:lineRule="auto"/>
+        <w:jc w:val="both"/>
+        <w:rPr>
+          <w:rFonts w:ascii="Times New Roman" w:hAnsi="Times New Roman" w:cs="Times New Roman"/>
+        </w:rPr>
+      </w:pPr>
+      <w:r>
+        <w:rPr>
+          <w:rFonts w:ascii="Times New Roman" w:hAnsi="Times New Roman" w:cs="Times New Roman"/>
+          <w:b/>
+          <w:bCs/>
+        </w:rPr>
+        <w:t>Automatizált, kontextus- és stílusvezérelt válaszgenerálás:</w:t>
+      </w:r>
+      <w:r>
+        <w:rPr>
+          <w:rFonts w:ascii="Times New Roman" w:hAnsi="Times New Roman" w:cs="Times New Roman"/>
+        </w:rPr>
+        <w:t xml:space="preserve"> Ez a rendszer legfőbb funkcionális értéke. A beérkező új véleményre a szoftvernek automatikusan generálnia kell egy választervezetet. Ez a tervezet nem lehet általános sablon: alkalmazkodnia kell a cég egyedi kommunikációs irányelveihez– például közvetlen vagy formális stílus –, és kötelezően a cég valós adataira (nyitvatartás, szolgáltatások, árak) kell épülnie.</w:t>
+      </w:r>
+    </w:p>
+    <w:p>
+      <w:pPr>
+        <w:spacing w:line="360" w:lineRule="auto"/>
+        <w:jc w:val="both"/>
+        <w:rPr>
+          <w:rFonts w:ascii="Times New Roman" w:hAnsi="Times New Roman" w:cs="Times New Roman"/>
+        </w:rPr>
+      </w:pPr>
+      <w:r>
+        <w:rPr>
+          <w:rFonts w:ascii="Times New Roman" w:hAnsi="Times New Roman" w:cs="Times New Roman"/>
+          <w:b/>
+          <w:bCs/>
+        </w:rPr>
+        <w:t>Irányítópult (Dashboard) és manuális felülbírálat:</w:t>
+      </w:r>
+      <w:r>
+        <w:rPr>
+          <w:rFonts w:ascii="Times New Roman" w:hAnsi="Times New Roman" w:cs="Times New Roman"/>
+        </w:rPr>
+        <w:t xml:space="preserve"> A generált válaszok nem publikálódhatnak azonnal kontroll nélkül. A felhasználónak egy interaktív felületen látnia kell a beérkezett véleményeket és az AI által felkínált választervezeteket, amelyeket jóváhagyhat, szabadon szerkeszthet vagy újrageneráltathat.</w:t>
+      </w:r>
+    </w:p>
+    <w:p>
+      <w:pPr>
+        <w:spacing w:line="360" w:lineRule="auto"/>
+        <w:jc w:val="both"/>
+        <w:rPr>
+          <w:rFonts w:ascii="Times New Roman" w:hAnsi="Times New Roman" w:cs="Times New Roman"/>
+        </w:rPr>
+      </w:pPr>
+      <w:r>
+        <w:rPr>
+          <w:rFonts w:ascii="Times New Roman" w:hAnsi="Times New Roman" w:cs="Times New Roman"/>
+          <w:b/>
+          <w:bCs/>
+        </w:rPr>
+        <w:t>Üzleti analitika:</w:t>
+      </w:r>
+      <w:r>
+        <w:rPr>
+          <w:rFonts w:ascii="Times New Roman" w:hAnsi="Times New Roman" w:cs="Times New Roman"/>
+        </w:rPr>
+        <w:t xml:space="preserve"> A vezetők számára elengedhetetlen a statisztikai modul, amely vizuálisan grafikonok segítségével összesíti a cég értékeléseinek eloszlását, az átlagos pontszámot, valamint automatizált, aggregált vezetői jelentéseket készít a hangulatváltozásokról </w:t>
+      </w:r>
+      <w:r>
+        <w:rPr>
+          <w:rFonts w:ascii="Times New Roman" w:hAnsi="Times New Roman" w:cs="Times New Roman"/>
+        </w:rPr>
+        <w:t>.</w:t>
+      </w:r>
+    </w:p>
+    <w:p>
+      <w:pPr>
+        <w:pStyle w:val="Cmsor2"/>
+        <w:jc w:val="both"/>
+        <w:rPr>
+          <w:rFonts w:ascii="Times New Roman" w:hAnsi="Times New Roman" w:cs="Times New Roman"/>
+        </w:rPr>
+      </w:pPr>
+      <w:r>
+        <w:rPr>
+          <w:rFonts w:ascii="Times New Roman" w:hAnsi="Times New Roman" w:cs="Times New Roman"/>
+        </w:rPr>
+        <w:lastRenderedPageBreak/>
+        <w:t>2.2. Nem-funkcionális követelmények és mérnöki kritériumok</w:t>
+      </w:r>
+    </w:p>
+    <w:p>
+      <w:pPr>
+        <w:spacing w:line="360" w:lineRule="auto"/>
+        <w:jc w:val="both"/>
+        <w:rPr>
+          <w:rFonts w:ascii="Times New Roman" w:hAnsi="Times New Roman" w:cs="Times New Roman"/>
+        </w:rPr>
+      </w:pPr>
+      <w:r>
+        <w:rPr>
+          <w:rFonts w:ascii="Times New Roman" w:hAnsi="Times New Roman" w:cs="Times New Roman"/>
+        </w:rPr>
+        <w:t>A szoftver hosszú távú üzemeltethetősége, biztonsága és skálázhatósága érdekében a nem-funkcionális követelményeket szigorú iparági szabványok mentén határoztam meg:</w:t>
+      </w:r>
+    </w:p>
+    <w:p>
+      <w:pPr>
+        <w:spacing w:line="360" w:lineRule="auto"/>
+        <w:jc w:val="both"/>
+        <w:rPr>
+          <w:rFonts w:ascii="Times New Roman" w:hAnsi="Times New Roman" w:cs="Times New Roman"/>
+        </w:rPr>
+      </w:pPr>
+      <w:r>
+        <w:rPr>
+          <w:rFonts w:ascii="Times New Roman" w:hAnsi="Times New Roman" w:cs="Times New Roman"/>
+          <w:b/>
+          <w:bCs/>
+        </w:rPr>
+        <w:t>Adatbiztonság és autorizáció:</w:t>
+      </w:r>
+      <w:r>
+        <w:rPr>
+          <w:rFonts w:ascii="Times New Roman" w:hAnsi="Times New Roman" w:cs="Times New Roman"/>
+        </w:rPr>
+        <w:t xml:space="preserve"> Az API-végpontok védelmét JWT (JSON Web Token) alapú architektúrával kell biztosítani. A kliensoldali biztonság érdekében a tokenek átadását és tárolását úgy kell megtervezni, hogy az ellenálljon a Cross-Site Scripting (XSS) és az Insecure Direct Object Reference (IDOR) típusú támadásoknak. Kiemelt követelmény, hogy egy bejelentkezett üzletvezető se manuálisan, se módosított API-hívásokon keresztül ne férhessen hozzá egy másik vállalkozás véleményeihez vagy belső adataihoz.</w:t>
+      </w:r>
+    </w:p>
+    <w:p>
+      <w:pPr>
+        <w:spacing w:line="360" w:lineRule="auto"/>
+        <w:jc w:val="both"/>
+        <w:rPr>
+          <w:rFonts w:ascii="Times New Roman" w:hAnsi="Times New Roman" w:cs="Times New Roman"/>
+        </w:rPr>
+      </w:pPr>
+      <w:r>
+        <w:rPr>
+          <w:rFonts w:ascii="Times New Roman" w:hAnsi="Times New Roman" w:cs="Times New Roman"/>
+          <w:b/>
+          <w:bCs/>
+        </w:rPr>
+        <w:t>Alacsony válaszidő (Latency optimalizálás):</w:t>
+      </w:r>
+      <w:r>
+        <w:rPr>
+          <w:rFonts w:ascii="Times New Roman" w:hAnsi="Times New Roman" w:cs="Times New Roman"/>
+        </w:rPr>
+        <w:t xml:space="preserve"> Az LLM-alapú szöveggenerálás számításigényes folyamat. A nem-funkcionális elvárás az, hogy a felhasználói élmény ne sérüljön: a háttérfolyamatokat (adatbázis-szinkronizáció, vektorizálás) aszinkron módon, háttérfeladatként</w:t>
+      </w:r>
+      <w:r>
+        <w:rPr>
+          <w:rFonts w:ascii="Times New Roman" w:hAnsi="Times New Roman" w:cs="Times New Roman"/>
+        </w:rPr>
+        <w:t xml:space="preserve"> </w:t>
+      </w:r>
+      <w:r>
+        <w:rPr>
+          <w:rFonts w:ascii="Times New Roman" w:hAnsi="Times New Roman" w:cs="Times New Roman"/>
+        </w:rPr>
+        <w:t>kell végrehajtani, míg a közvetlen UI-kiszolgálás válaszidejének 2 másodperc alatt kell maradnia felhőalapú modellek használata esetén.</w:t>
+      </w:r>
+    </w:p>
+    <w:p>
+      <w:pPr>
+        <w:spacing w:line="360" w:lineRule="auto"/>
+        <w:jc w:val="both"/>
+        <w:rPr>
+          <w:rFonts w:ascii="Times New Roman" w:hAnsi="Times New Roman" w:cs="Times New Roman"/>
+        </w:rPr>
+      </w:pPr>
+      <w:r>
+        <w:rPr>
+          <w:rFonts w:ascii="Times New Roman" w:hAnsi="Times New Roman" w:cs="Times New Roman"/>
+          <w:b/>
+          <w:bCs/>
+        </w:rPr>
+        <w:t>Skálázhatóság:</w:t>
+      </w:r>
+      <w:r>
+        <w:rPr>
+          <w:rFonts w:ascii="Times New Roman" w:hAnsi="Times New Roman" w:cs="Times New Roman"/>
+        </w:rPr>
+        <w:t xml:space="preserve"> A rendszert úgy kell felépíteni, hogy felhőkörnyezetbe (</w:t>
+      </w:r>
+      <w:r>
+        <w:rPr>
+          <w:rFonts w:ascii="Times New Roman" w:hAnsi="Times New Roman" w:cs="Times New Roman"/>
+        </w:rPr>
+        <w:t xml:space="preserve">amiben megépítettem először: GoHighApp, később: </w:t>
+      </w:r>
+      <w:r>
+        <w:rPr>
+          <w:rFonts w:ascii="Times New Roman" w:hAnsi="Times New Roman" w:cs="Times New Roman"/>
+        </w:rPr>
+        <w:t>Render, AWS) könnyen telepíthető legyen, az adatbázisok</w:t>
+      </w:r>
+      <w:r>
+        <w:rPr>
+          <w:rFonts w:ascii="Times New Roman" w:hAnsi="Times New Roman" w:cs="Times New Roman"/>
+        </w:rPr>
+        <w:t xml:space="preserve"> </w:t>
+      </w:r>
+      <w:r>
+        <w:rPr>
+          <w:rFonts w:ascii="Times New Roman" w:hAnsi="Times New Roman" w:cs="Times New Roman"/>
+        </w:rPr>
+        <w:t>képesek legyenek több tízezer rekordot és nagy dimenziójú vektoros beágyazásokat hatékonyan, minimális erőforrás-növekedéssel kezelni.</w:t>
+      </w:r>
+    </w:p>
+    <w:p>
+      <w:pPr>
+        <w:pStyle w:val="Cmsor2"/>
+        <w:jc w:val="both"/>
+        <w:rPr>
+          <w:rFonts w:ascii="Times New Roman" w:hAnsi="Times New Roman" w:cs="Times New Roman"/>
+        </w:rPr>
+      </w:pPr>
+      <w:r>
+        <w:rPr>
+          <w:rFonts w:ascii="Times New Roman" w:hAnsi="Times New Roman" w:cs="Times New Roman"/>
+        </w:rPr>
+        <w:t>2.3. A generatív nyelvi modellek korlátai és technológiai kihívásai</w:t>
+      </w:r>
+    </w:p>
+    <w:p>
+      <w:pPr>
+        <w:spacing w:line="360" w:lineRule="auto"/>
+        <w:jc w:val="both"/>
+        <w:rPr>
+          <w:rFonts w:ascii="Times New Roman" w:hAnsi="Times New Roman" w:cs="Times New Roman"/>
+        </w:rPr>
+      </w:pPr>
+      <w:r>
+        <w:rPr>
+          <w:rFonts w:ascii="Times New Roman" w:hAnsi="Times New Roman" w:cs="Times New Roman"/>
+        </w:rPr>
+        <w:t xml:space="preserve">A feladat megvalósítása során a legnagyobb mérnöki kihívást az LLM-ek (Large Book/Nyelvi modellek) belső természetéből fakadó korlátok jelentik. Bár egy alapmodell képes nyelvtanilag helyes, meggyőző magyar szöveget generálni, vállalati környezetben önmagában </w:t>
+      </w:r>
+      <w:r>
+        <w:rPr>
+          <w:rFonts w:ascii="Times New Roman" w:hAnsi="Times New Roman" w:cs="Times New Roman"/>
+        </w:rPr>
+        <w:t xml:space="preserve">, </w:t>
+      </w:r>
+      <w:r>
+        <w:rPr>
+          <w:rFonts w:ascii="Times New Roman" w:hAnsi="Times New Roman" w:cs="Times New Roman"/>
+        </w:rPr>
+        <w:t>úgynevezett "Zero-Shot" promptolással</w:t>
+      </w:r>
+      <w:r>
+        <w:rPr>
+          <w:rFonts w:ascii="Times New Roman" w:hAnsi="Times New Roman" w:cs="Times New Roman"/>
+        </w:rPr>
+        <w:t xml:space="preserve"> </w:t>
+      </w:r>
+      <w:r>
+        <w:rPr>
+          <w:rFonts w:ascii="Times New Roman" w:hAnsi="Times New Roman" w:cs="Times New Roman"/>
+        </w:rPr>
+        <w:t>alkalmazhatatlan a következő okok miatt:</w:t>
+      </w:r>
+    </w:p>
+    <w:p>
+      <w:pPr>
+        <w:spacing w:line="360" w:lineRule="auto"/>
+        <w:jc w:val="both"/>
+        <w:rPr>
+          <w:rFonts w:ascii="Times New Roman" w:hAnsi="Times New Roman" w:cs="Times New Roman"/>
+        </w:rPr>
+      </w:pPr>
+      <w:r>
+        <w:rPr>
+          <w:rFonts w:ascii="Times New Roman" w:hAnsi="Times New Roman" w:cs="Times New Roman"/>
+          <w:b/>
+          <w:bCs/>
+        </w:rPr>
+        <w:t>A hallucináció problémája:</w:t>
+      </w:r>
+      <w:r>
+        <w:rPr>
+          <w:rFonts w:ascii="Times New Roman" w:hAnsi="Times New Roman" w:cs="Times New Roman"/>
+        </w:rPr>
+        <w:t xml:space="preserve"> A nyelvi modellek statisztikai alapon jósolják meg a következő szót. Ha a modell nem ismeri az adott vállalkozás pontos belső szabályzatát vagy étlapját, hajlamos fiktív tényeket, nem létező telefonszámokat vagy kedvezményeket kitalálni a válaszban, ami jogi és üzleti kockázatot jelent.</w:t>
+      </w:r>
+    </w:p>
+    <w:p>
+      <w:pPr>
+        <w:spacing w:line="360" w:lineRule="auto"/>
+        <w:jc w:val="both"/>
+        <w:rPr>
+          <w:rFonts w:ascii="Times New Roman" w:hAnsi="Times New Roman" w:cs="Times New Roman"/>
+        </w:rPr>
+      </w:pPr>
+      <w:r>
+        <w:rPr>
+          <w:rFonts w:ascii="Times New Roman" w:hAnsi="Times New Roman" w:cs="Times New Roman"/>
+          <w:b/>
+          <w:bCs/>
+        </w:rPr>
+        <w:t>A kontextus-ablak gazdaságos kezelése:</w:t>
+      </w:r>
+      <w:r>
+        <w:rPr>
+          <w:rFonts w:ascii="Times New Roman" w:hAnsi="Times New Roman" w:cs="Times New Roman"/>
+        </w:rPr>
+        <w:t xml:space="preserve"> A modellek bemeneti mérete korlátozott, és a token-alapú elszámolás miatt rendkívül gazdaságtalan lenne a cég összes korábbi adatát, leírását és ezer korábbi véleményét minden egyes promptba bemásolni.</w:t>
+      </w:r>
+    </w:p>
+    <w:p>
+      <w:pPr>
+        <w:spacing w:line="360" w:lineRule="auto"/>
+        <w:jc w:val="both"/>
+        <w:rPr>
+          <w:rFonts w:ascii="Times New Roman" w:hAnsi="Times New Roman" w:cs="Times New Roman"/>
+        </w:rPr>
+      </w:pPr>
+      <w:r>
+        <w:rPr>
+          <w:rFonts w:ascii="Times New Roman" w:hAnsi="Times New Roman" w:cs="Times New Roman"/>
+          <w:b/>
+          <w:bCs/>
+        </w:rPr>
+        <w:lastRenderedPageBreak/>
+        <w:t>A determinizmus hiánya:</w:t>
+      </w:r>
+      <w:r>
+        <w:rPr>
+          <w:rFonts w:ascii="Times New Roman" w:hAnsi="Times New Roman" w:cs="Times New Roman"/>
+        </w:rPr>
+        <w:t xml:space="preserve"> Ugyanarra a bemenetre a modellek képesek eltérő hangvételű vagy struktúrájú válaszokat adni. Biztosítani kell egy olyan szoftveres keretrendszert, amely mederben tartja a generálási folyamatot.</w:t>
+      </w:r>
+    </w:p>
+    <w:p>
+      <w:pPr>
+        <w:pStyle w:val="Cmsor2"/>
+        <w:jc w:val="both"/>
+        <w:rPr>
+          <w:rFonts w:ascii="Times New Roman" w:hAnsi="Times New Roman" w:cs="Times New Roman"/>
+        </w:rPr>
+      </w:pPr>
+      <w:r>
+        <w:rPr>
+          <w:rFonts w:ascii="Times New Roman" w:hAnsi="Times New Roman" w:cs="Times New Roman"/>
+        </w:rPr>
+        <w:t>2.4. A Multi-tenant adatszeparáció problémája a vektortérben</w:t>
+      </w:r>
+    </w:p>
+    <w:p>
+      <w:pPr>
+        <w:spacing w:line="360" w:lineRule="auto"/>
+        <w:jc w:val="both"/>
+        <w:rPr>
+          <w:rFonts w:ascii="Times New Roman" w:hAnsi="Times New Roman" w:cs="Times New Roman"/>
+        </w:rPr>
+      </w:pPr>
+      <w:r>
+        <w:rPr>
+          <w:rFonts w:ascii="Times New Roman" w:hAnsi="Times New Roman" w:cs="Times New Roman"/>
+        </w:rPr>
+        <w:t>A hagyományos relációs adatbázisokban mint a PostgreSQL a többügyfeles működést viszonylag egyszerűen, egy business_id külső kulcs (Foreign Key) bevezetésével és megfelelő WHERE feltételek alkalmazásával biztosítani lehet.</w:t>
+      </w:r>
+    </w:p>
+    <w:p>
+      <w:pPr>
+        <w:spacing w:line="360" w:lineRule="auto"/>
+        <w:jc w:val="both"/>
+        <w:rPr>
+          <w:rFonts w:ascii="Times New Roman" w:hAnsi="Times New Roman" w:cs="Times New Roman"/>
+        </w:rPr>
+      </w:pPr>
+      <w:r>
+        <w:rPr>
+          <w:rFonts w:ascii="Times New Roman" w:hAnsi="Times New Roman" w:cs="Times New Roman"/>
+        </w:rPr>
+        <w:t xml:space="preserve">A modern AI-alkalmazásokban használt </w:t>
+      </w:r>
+      <w:r>
+        <w:rPr>
+          <w:rFonts w:ascii="Times New Roman" w:hAnsi="Times New Roman" w:cs="Times New Roman"/>
+          <w:b/>
+          <w:bCs/>
+        </w:rPr>
+        <w:t>vektoradatbázisoknál</w:t>
+      </w:r>
+      <w:r>
+        <w:rPr>
+          <w:rFonts w:ascii="Times New Roman" w:hAnsi="Times New Roman" w:cs="Times New Roman"/>
+        </w:rPr>
+        <w:t xml:space="preserve"> mint a Qdrant azonban ez a kérdés sokkal összetettebb. A RAG folyamat során a szövegeket egy embedding modell segítségével egy magas dimenziós </w:t>
+      </w:r>
+      <w:r>
+        <w:rPr>
+          <w:rFonts w:ascii="Times New Roman" w:hAnsi="Times New Roman" w:cs="Times New Roman"/>
+        </w:rPr>
+        <w:t xml:space="preserve">- </w:t>
+      </w:r>
+      <w:r>
+        <w:rPr>
+          <w:rFonts w:ascii="Times New Roman" w:hAnsi="Times New Roman" w:cs="Times New Roman"/>
+        </w:rPr>
+        <w:t>a Gemini esetében 3072 dimenziós</w:t>
+      </w:r>
+      <w:r>
+        <w:rPr>
+          <w:rFonts w:ascii="Times New Roman" w:hAnsi="Times New Roman" w:cs="Times New Roman"/>
+        </w:rPr>
+        <w:t xml:space="preserve"> -</w:t>
+      </w:r>
+      <w:r>
+        <w:rPr>
+          <w:rFonts w:ascii="Times New Roman" w:hAnsi="Times New Roman" w:cs="Times New Roman"/>
+        </w:rPr>
+        <w:t xml:space="preserve"> vektortérbe képezzük le. Ha a </w:t>
+      </w:r>
+      <w:r>
+        <w:rPr>
+          <w:rFonts w:ascii="Times New Roman" w:hAnsi="Times New Roman" w:cs="Times New Roman"/>
+        </w:rPr>
+        <w:t>koszinusz-hasonlóság</w:t>
+      </w:r>
+      <w:r>
+        <w:rPr>
+          <w:rFonts w:ascii="Times New Roman" w:hAnsi="Times New Roman" w:cs="Times New Roman"/>
+        </w:rPr>
+        <w:t xml:space="preserve"> </w:t>
+      </w:r>
+      <w:r>
+        <w:rPr>
+          <w:rFonts w:ascii="Times New Roman" w:hAnsi="Times New Roman" w:cs="Times New Roman"/>
+        </w:rPr>
+        <w:t>matematikai hasonlósági keresést globálisan futtatnánk le a teljes adatbázison, fennállna a veszélye annak, hogy az "A" étterem vendégének véleményére adott válaszhoz a rendszer a "B" fogászat belső adatait hívná le kontextusként, amennyiben a szövegek szemantikailag hasonlók (pl. mindkettőben szerepel a "kedves kiszolgálás" vagy a "tiszta környezet" kifejezés).</w:t>
+      </w:r>
+    </w:p>
+    <w:p>
+      <w:pPr>
+        <w:spacing w:line="360" w:lineRule="auto"/>
+        <w:jc w:val="both"/>
+        <w:rPr>
+          <w:rFonts w:ascii="Times New Roman" w:hAnsi="Times New Roman" w:cs="Times New Roman"/>
+        </w:rPr>
+      </w:pPr>
+      <w:r>
+        <w:rPr>
+          <w:rFonts w:ascii="Times New Roman" w:hAnsi="Times New Roman" w:cs="Times New Roman"/>
+        </w:rPr>
+        <w:t xml:space="preserve">A mérnöki feladat tehát egy olyan architektúra tervezése volt, amely képes a </w:t>
+      </w:r>
+      <w:r>
+        <w:rPr>
+          <w:rFonts w:ascii="Times New Roman" w:hAnsi="Times New Roman" w:cs="Times New Roman"/>
+          <w:b/>
+          <w:bCs/>
+        </w:rPr>
+        <w:t>Payload Filtering</w:t>
+      </w:r>
+      <w:r>
+        <w:rPr>
+          <w:rFonts w:ascii="Times New Roman" w:hAnsi="Times New Roman" w:cs="Times New Roman"/>
+        </w:rPr>
+        <w:t xml:space="preserve"> technológiát alkalmazva a matematikai vektorkeresést szigorúan lekorlátozni az adott business_id-hoz tartozó pontokra. Így garantálható, hogy a különböző cégek adatai és egyedi stílusirányelvei soha, semmilyen körülmények között ne keveredhessenek össze a közös vektortérben, fenntartva a SaaS rendszerektől elvárt maximális adatbiztonságot.</w:t>
+      </w:r>
+    </w:p>
+    <w:p>
+      <w:pPr>
+        <w:spacing w:line="360" w:lineRule="auto"/>
+        <w:jc w:val="both"/>
+        <w:rPr>
+          <w:rFonts w:ascii="Times New Roman" w:hAnsi="Times New Roman" w:cs="Times New Roman"/>
+        </w:rPr>
+      </w:pPr>
+      <w:r>
+        <w:rPr>
+          <w:rFonts w:ascii="Times New Roman" w:hAnsi="Times New Roman" w:cs="Times New Roman"/>
+        </w:rPr>
+        <w:br w:type="page"/>
+      </w:r>
+    </w:p>
+    <w:p>
+      <w:pPr>
+        <w:pStyle w:val="Cmsor1"/>
+        <w:numPr>
+          <w:ilvl w:val="0"/>
+          <w:numId w:val="1"/>
+        </w:numPr>
+        <w:spacing w:line="360" w:lineRule="auto"/>
+        <w:jc w:val="both"/>
+        <w:rPr>
+          <w:rFonts w:ascii="Times New Roman" w:hAnsi="Times New Roman" w:cs="Times New Roman"/>
+        </w:rPr>
+      </w:pPr>
+      <w:r>
+        <w:rPr>
+          <w:rFonts w:ascii="Times New Roman" w:hAnsi="Times New Roman" w:cs="Times New Roman"/>
+        </w:rPr>
+        <w:lastRenderedPageBreak/>
+        <w:t>Félév ütemezése, előzmények előző félévekről</w:t>
+      </w:r>
+    </w:p>
+    <w:p>
+      <w:pPr>
+        <w:pStyle w:val="Cmsor2"/>
+        <w:jc w:val="both"/>
+        <w:rPr>
+          <w:rFonts w:ascii="Times New Roman" w:hAnsi="Times New Roman" w:cs="Times New Roman"/>
+        </w:rPr>
+      </w:pPr>
+      <w:r>
+        <w:rPr>
+          <w:rFonts w:ascii="Times New Roman" w:hAnsi="Times New Roman" w:cs="Times New Roman"/>
+        </w:rPr>
+        <w:t>3.1. Egyetemi előzmények és technológiai átállás</w:t>
+      </w:r>
+    </w:p>
+    <w:p>
+      <w:pPr>
+        <w:jc w:val="both"/>
+        <w:rPr>
+          <w:rFonts w:ascii="Times New Roman" w:hAnsi="Times New Roman" w:cs="Times New Roman"/>
+        </w:rPr>
+      </w:pPr>
+      <w:r>
+        <w:rPr>
+          <w:rFonts w:ascii="Times New Roman" w:hAnsi="Times New Roman" w:cs="Times New Roman"/>
+        </w:rPr>
+        <w:t xml:space="preserve">A ReviewAgent rendszer megtervezése és implementálása egy komplex, több rétegből álló mérnöki feladat volt, amelyhez a mérnökinformatikus alapképzés során elsajátított tárgyak biztosították a stabil elméleti és architekturális </w:t>
+      </w:r>
+      <w:r>
+        <w:rPr>
+          <w:rFonts w:ascii="Times New Roman" w:hAnsi="Times New Roman" w:cs="Times New Roman"/>
+        </w:rPr>
+        <w:t>alapokat</w:t>
+      </w:r>
+      <w:r>
+        <w:rPr>
+          <w:rFonts w:ascii="Times New Roman" w:hAnsi="Times New Roman" w:cs="Times New Roman"/>
+        </w:rPr>
+        <w:t>.</w:t>
+      </w:r>
+    </w:p>
+    <w:p>
+      <w:pPr>
+        <w:jc w:val="both"/>
+        <w:rPr>
+          <w:rFonts w:ascii="Times New Roman" w:hAnsi="Times New Roman" w:cs="Times New Roman"/>
+        </w:rPr>
+      </w:pPr>
+      <w:r>
+        <w:rPr>
+          <w:rFonts w:ascii="Times New Roman" w:hAnsi="Times New Roman" w:cs="Times New Roman"/>
+        </w:rPr>
+        <w:t xml:space="preserve">Bár a hivatalos kötelező tanterv keretein belül a </w:t>
+      </w:r>
+      <w:r>
+        <w:rPr>
+          <w:rFonts w:ascii="Times New Roman" w:hAnsi="Times New Roman" w:cs="Times New Roman"/>
+          <w:b/>
+          <w:bCs/>
+        </w:rPr>
+        <w:t>Python</w:t>
+      </w:r>
+      <w:r>
+        <w:rPr>
+          <w:rFonts w:ascii="Times New Roman" w:hAnsi="Times New Roman" w:cs="Times New Roman"/>
+        </w:rPr>
+        <w:t xml:space="preserve"> programozási nyelv oktatása nem szerepel – az egyetemi oktatás fókusza a magas szintű objektumorientált nyelvek (Java, C#) és a hardverközelibb megoldások (C, C++) felé hajlik –, a VIK-en oktatott alapelvek nyelvfüggetlenek és elengedhetetlenek voltak a sikerhez. A technológiai váltást és a Python aszinkron ökoszisztémájának (FastAPI) </w:t>
+      </w:r>
+      <w:r>
+        <w:rPr>
+          <w:rFonts w:ascii="Times New Roman" w:hAnsi="Times New Roman" w:cs="Times New Roman"/>
+        </w:rPr>
+        <w:t xml:space="preserve">megismerését </w:t>
+      </w:r>
+      <w:r>
+        <w:rPr>
+          <w:rFonts w:ascii="Times New Roman" w:hAnsi="Times New Roman" w:cs="Times New Roman"/>
+        </w:rPr>
+        <w:t>az alábbi korábbi tanulmányok tették lehetővé:</w:t>
+      </w:r>
+    </w:p>
+    <w:p>
+      <w:pPr>
+        <w:jc w:val="both"/>
+        <w:rPr>
+          <w:rFonts w:ascii="Times New Roman" w:hAnsi="Times New Roman" w:cs="Times New Roman"/>
+        </w:rPr>
+      </w:pPr>
+      <w:r>
+        <w:rPr>
+          <w:rFonts w:ascii="Times New Roman" w:hAnsi="Times New Roman" w:cs="Times New Roman"/>
+          <w:b/>
+          <w:bCs/>
+        </w:rPr>
+        <w:t>Szoftvertechnológiák:</w:t>
+      </w:r>
+      <w:r>
+        <w:rPr>
+          <w:rFonts w:ascii="Times New Roman" w:hAnsi="Times New Roman" w:cs="Times New Roman"/>
+        </w:rPr>
+        <w:t xml:space="preserve"> </w:t>
+      </w:r>
+      <w:r>
+        <w:rPr>
+          <w:rFonts w:ascii="Times New Roman" w:hAnsi="Times New Roman" w:cs="Times New Roman"/>
+        </w:rPr>
+        <w:t>a szoftvertervezési mintákat, a többrétegű (kliens-szerver) architektúrák felépítését, valamint a REST API-k tervezésének szigorú szabályait</w:t>
+      </w:r>
+      <w:r>
+        <w:rPr>
+          <w:rFonts w:ascii="Times New Roman" w:hAnsi="Times New Roman" w:cs="Times New Roman"/>
+        </w:rPr>
+        <w:t xml:space="preserve"> itt ismertem meg</w:t>
+      </w:r>
+      <w:r>
+        <w:rPr>
+          <w:rFonts w:ascii="Times New Roman" w:hAnsi="Times New Roman" w:cs="Times New Roman"/>
+        </w:rPr>
+        <w:t>. Ez a tudás tette lehetővé a rendszer biztonságos és skálázható backendjének megtervezését, függetlenül attól, hogy a megvalósítás végül nem Java, hanem Python nyelven történt.</w:t>
+      </w:r>
+    </w:p>
+    <w:p>
+      <w:pPr>
+        <w:jc w:val="both"/>
+        <w:rPr>
+          <w:rFonts w:ascii="Times New Roman" w:hAnsi="Times New Roman" w:cs="Times New Roman"/>
+        </w:rPr>
+      </w:pPr>
+      <w:r>
+        <w:rPr>
+          <w:rFonts w:ascii="Times New Roman" w:hAnsi="Times New Roman" w:cs="Times New Roman"/>
+          <w:b/>
+          <w:bCs/>
+        </w:rPr>
+        <w:t>Adatbázisok:</w:t>
+      </w:r>
+      <w:r>
+        <w:rPr>
+          <w:rFonts w:ascii="Times New Roman" w:hAnsi="Times New Roman" w:cs="Times New Roman"/>
+        </w:rPr>
+        <w:t xml:space="preserve"> A relációs adatbázisok tervezése, a normalizálás, valamint az SQL nyelv mélyreható ismerete elengedhetetlen volt a felhasználók és a metaadatok szakszerű tárolásához a felhőalapú PostgreSQL adatbázisban.</w:t>
+      </w:r>
+    </w:p>
+    <w:p>
+      <w:pPr>
+        <w:jc w:val="both"/>
+        <w:rPr>
+          <w:rFonts w:ascii="Times New Roman" w:hAnsi="Times New Roman" w:cs="Times New Roman"/>
+        </w:rPr>
+      </w:pPr>
+      <w:r>
+        <w:rPr>
+          <w:rFonts w:ascii="Times New Roman" w:hAnsi="Times New Roman" w:cs="Times New Roman"/>
+        </w:rPr>
+        <w:t>Kliensoldali Rendszerek, IT Biztonság, Mesterséges Intelligenica, és még sok más…</w:t>
+      </w:r>
+    </w:p>
+    <w:p>
+      <w:pPr>
+        <w:jc w:val="both"/>
+        <w:rPr>
+          <w:rFonts w:ascii="Times New Roman" w:hAnsi="Times New Roman" w:cs="Times New Roman"/>
+        </w:rPr>
+      </w:pPr>
+    </w:p>
+    <w:p>
+      <w:pPr>
+        <w:pStyle w:val="Cmsor2"/>
+        <w:jc w:val="both"/>
+        <w:rPr>
+          <w:rFonts w:ascii="Times New Roman" w:hAnsi="Times New Roman" w:cs="Times New Roman"/>
+        </w:rPr>
+      </w:pPr>
+      <w:r>
+        <w:rPr>
+          <w:rFonts w:ascii="Times New Roman" w:hAnsi="Times New Roman" w:cs="Times New Roman"/>
+        </w:rPr>
+        <w:t>3.2. A fejlesztés 12 hetes ütemterve (Mérföldkövek)</w:t>
+      </w:r>
+    </w:p>
+    <w:p>
+      <w:pPr>
+        <w:jc w:val="both"/>
+        <w:rPr>
+          <w:rFonts w:ascii="Times New Roman" w:hAnsi="Times New Roman" w:cs="Times New Roman"/>
+        </w:rPr>
+      </w:pPr>
+      <w:r>
+        <w:rPr>
+          <w:rFonts w:ascii="Times New Roman" w:hAnsi="Times New Roman" w:cs="Times New Roman"/>
+        </w:rPr>
+        <w:t>Mivel az alkalmazott technológiák jelentős része (RAG architektúra, vektorizálás, JWT-alapú Python biztonság) újdonságként hatott az egyetemi tananyaghoz képest, a félév során egy szigorúan strukturált, iteratív fejlesztési és kutatási ütemtervet kellett követnem.</w:t>
+      </w:r>
+    </w:p>
+    <w:p>
+      <w:pPr>
+        <w:jc w:val="both"/>
+        <w:rPr>
+          <w:rFonts w:ascii="Times New Roman" w:hAnsi="Times New Roman" w:cs="Times New Roman"/>
+        </w:rPr>
+      </w:pPr>
+      <w:r>
+        <w:rPr>
+          <w:rFonts w:ascii="Times New Roman" w:hAnsi="Times New Roman" w:cs="Times New Roman"/>
+        </w:rPr>
+        <w:t>A féléves munkafeladatokat egy 12 hetes ütemterv alapján osztottam fel, amely logikusan követte a szoftverfejlesztés életciklusát a piackutatástól a felhőbe történő telepítésig:</w:t>
+      </w:r>
+    </w:p>
+    <w:p>
+      <w:pPr>
+        <w:numPr>
+          <w:ilvl w:val="0"/>
+          <w:numId w:val="7"/>
+        </w:numPr>
+        <w:tabs>
+          <w:tab w:val="clear" w:pos="720"/>
+        </w:tabs>
+        <w:ind w:left="142" w:hanging="578"/>
+        <w:jc w:val="both"/>
+        <w:rPr>
+          <w:rFonts w:ascii="Times New Roman" w:hAnsi="Times New Roman" w:cs="Times New Roman"/>
+        </w:rPr>
+      </w:pPr>
+      <w:r>
+        <w:rPr>
+          <w:rFonts w:ascii="Times New Roman" w:hAnsi="Times New Roman" w:cs="Times New Roman"/>
+          <w:b/>
+          <w:bCs/>
+        </w:rPr>
+        <w:t>1. hét: Témafelvetés és szakirodalom-kutatás.</w:t>
+      </w:r>
+      <w:r>
+        <w:rPr>
+          <w:rFonts w:ascii="Times New Roman" w:hAnsi="Times New Roman" w:cs="Times New Roman"/>
+        </w:rPr>
+        <w:t xml:space="preserve"> A KKV szektor online hírnévmenedzsment-problémáinak feltérképezése, az elérhető Nagy Nyelvi Modellek (LLM) és az Agentic AI koncepciók tanulmányozása.</w:t>
+      </w:r>
+    </w:p>
+    <w:p>
+      <w:pPr>
+        <w:numPr>
+          <w:ilvl w:val="0"/>
+          <w:numId w:val="7"/>
+        </w:numPr>
+        <w:tabs>
+          <w:tab w:val="clear" w:pos="720"/>
+        </w:tabs>
+        <w:ind w:left="142" w:hanging="578"/>
+        <w:jc w:val="both"/>
+        <w:rPr>
+          <w:rFonts w:ascii="Times New Roman" w:hAnsi="Times New Roman" w:cs="Times New Roman"/>
+        </w:rPr>
+      </w:pPr>
+      <w:r>
+        <w:rPr>
+          <w:rFonts w:ascii="Times New Roman" w:hAnsi="Times New Roman" w:cs="Times New Roman"/>
+          <w:b/>
+          <w:bCs/>
+        </w:rPr>
+        <w:t>2. hét: Nyelvi modellek lokális tesztelése.</w:t>
+      </w:r>
+      <w:r>
+        <w:rPr>
+          <w:rFonts w:ascii="Times New Roman" w:hAnsi="Times New Roman" w:cs="Times New Roman"/>
+        </w:rPr>
+        <w:t xml:space="preserve"> Kísérletek futtatása nyílt forráskódú modellekkel (</w:t>
+      </w:r>
+      <w:r>
+        <w:rPr>
+          <w:rFonts w:ascii="Times New Roman" w:hAnsi="Times New Roman" w:cs="Times New Roman"/>
+        </w:rPr>
+        <w:t xml:space="preserve">Először: </w:t>
+      </w:r>
+      <w:r>
+        <w:rPr>
+          <w:rFonts w:ascii="Times New Roman" w:hAnsi="Times New Roman" w:cs="Times New Roman"/>
+        </w:rPr>
+        <w:t>Gemma29B) lokális hardveren, Docker és Ollama környezetben. A hardveres és válaszidő-beli korlátok azonosítása.</w:t>
+      </w:r>
+    </w:p>
+    <w:p>
+      <w:pPr>
+        <w:numPr>
+          <w:ilvl w:val="0"/>
+          <w:numId w:val="7"/>
+        </w:numPr>
+        <w:tabs>
+          <w:tab w:val="clear" w:pos="720"/>
+        </w:tabs>
+        <w:ind w:left="142" w:hanging="578"/>
+        <w:jc w:val="both"/>
+        <w:rPr>
+          <w:rFonts w:ascii="Times New Roman" w:hAnsi="Times New Roman" w:cs="Times New Roman"/>
+        </w:rPr>
+      </w:pPr>
+      <w:r>
+        <w:rPr>
+          <w:rFonts w:ascii="Times New Roman" w:hAnsi="Times New Roman" w:cs="Times New Roman"/>
+          <w:b/>
+          <w:bCs/>
+        </w:rPr>
+        <w:lastRenderedPageBreak/>
+        <w:t>3. hét: Technológiaváltás és API integráció.</w:t>
+      </w:r>
+      <w:r>
+        <w:rPr>
+          <w:rFonts w:ascii="Times New Roman" w:hAnsi="Times New Roman" w:cs="Times New Roman"/>
+        </w:rPr>
+        <w:t xml:space="preserve"> Döntés a felhőalapú megoldások mellett a teljesítménybeli akadályok (TTFT - Time To First Token) kiküszöbölése érdekében. A Google Gemini SDK (google-genai) integrációjának előkészítése.</w:t>
+      </w:r>
+    </w:p>
+    <w:p>
+      <w:pPr>
+        <w:numPr>
+          <w:ilvl w:val="0"/>
+          <w:numId w:val="7"/>
+        </w:numPr>
+        <w:tabs>
+          <w:tab w:val="clear" w:pos="720"/>
+        </w:tabs>
+        <w:ind w:left="142" w:hanging="578"/>
+        <w:jc w:val="both"/>
+        <w:rPr>
+          <w:rFonts w:ascii="Times New Roman" w:hAnsi="Times New Roman" w:cs="Times New Roman"/>
+        </w:rPr>
+      </w:pPr>
+      <w:r>
+        <w:rPr>
+          <w:rFonts w:ascii="Times New Roman" w:hAnsi="Times New Roman" w:cs="Times New Roman"/>
+          <w:b/>
+          <w:bCs/>
+        </w:rPr>
+        <w:t>4. hét: RAG koncepció kidolgozása.</w:t>
+      </w:r>
+      <w:r>
+        <w:rPr>
+          <w:rFonts w:ascii="Times New Roman" w:hAnsi="Times New Roman" w:cs="Times New Roman"/>
+        </w:rPr>
+        <w:t xml:space="preserve"> A Retrieval-Augmented Generation logikai pipeline-jának megtervezése, az embedding modellek</w:t>
+      </w:r>
+      <w:r>
+        <w:rPr>
+          <w:rFonts w:ascii="Times New Roman" w:hAnsi="Times New Roman" w:cs="Times New Roman"/>
+        </w:rPr>
+        <w:t xml:space="preserve"> vagyis a </w:t>
+      </w:r>
+      <w:r>
+        <w:rPr>
+          <w:rFonts w:ascii="Times New Roman" w:hAnsi="Times New Roman" w:cs="Times New Roman"/>
+        </w:rPr>
+        <w:t>3072 dimenziós vektorok működésének vizsgálata.</w:t>
+      </w:r>
+    </w:p>
+    <w:p>
+      <w:pPr>
+        <w:numPr>
+          <w:ilvl w:val="0"/>
+          <w:numId w:val="7"/>
+        </w:numPr>
+        <w:tabs>
+          <w:tab w:val="clear" w:pos="720"/>
+        </w:tabs>
+        <w:ind w:left="142" w:hanging="578"/>
+        <w:jc w:val="both"/>
+        <w:rPr>
+          <w:rFonts w:ascii="Times New Roman" w:hAnsi="Times New Roman" w:cs="Times New Roman"/>
+        </w:rPr>
+      </w:pPr>
+      <w:r>
+        <w:rPr>
+          <w:rFonts w:ascii="Times New Roman" w:hAnsi="Times New Roman" w:cs="Times New Roman"/>
+          <w:b/>
+          <w:bCs/>
+        </w:rPr>
+        <w:t>5. hét: Vektoradatbázis (Qdrant) integrálása.</w:t>
+      </w:r>
+      <w:r>
+        <w:rPr>
+          <w:rFonts w:ascii="Times New Roman" w:hAnsi="Times New Roman" w:cs="Times New Roman"/>
+        </w:rPr>
+        <w:t xml:space="preserve"> A Qdrant Cloud beállítása, a Multi-tenant adatszeparáció megtervezése payload alapú szűrések (Filter/FieldCondition) segítségével.</w:t>
+      </w:r>
+    </w:p>
+    <w:p>
+      <w:pPr>
+        <w:numPr>
+          <w:ilvl w:val="0"/>
+          <w:numId w:val="7"/>
+        </w:numPr>
+        <w:tabs>
+          <w:tab w:val="clear" w:pos="720"/>
+        </w:tabs>
+        <w:ind w:left="142" w:hanging="578"/>
+        <w:jc w:val="both"/>
+        <w:rPr>
+          <w:rFonts w:ascii="Times New Roman" w:hAnsi="Times New Roman" w:cs="Times New Roman"/>
+        </w:rPr>
+      </w:pPr>
+      <w:r>
+        <w:rPr>
+          <w:rFonts w:ascii="Times New Roman" w:hAnsi="Times New Roman" w:cs="Times New Roman"/>
+          <w:b/>
+          <w:bCs/>
+        </w:rPr>
+        <w:t>6. hét: Backend infrastruktúra.</w:t>
+      </w:r>
+      <w:r>
+        <w:rPr>
+          <w:rFonts w:ascii="Times New Roman" w:hAnsi="Times New Roman" w:cs="Times New Roman"/>
+        </w:rPr>
+        <w:t xml:space="preserve"> A Python FastAPI szerver alapjainak lerakása, a relációs adatbázis (SQLAlchemy) és a modellek implementálása.</w:t>
+      </w:r>
+    </w:p>
+    <w:p>
+      <w:pPr>
+        <w:numPr>
+          <w:ilvl w:val="0"/>
+          <w:numId w:val="7"/>
+        </w:numPr>
+        <w:tabs>
+          <w:tab w:val="clear" w:pos="720"/>
+        </w:tabs>
+        <w:ind w:left="142" w:hanging="578"/>
+        <w:jc w:val="both"/>
+        <w:rPr>
+          <w:rFonts w:ascii="Times New Roman" w:hAnsi="Times New Roman" w:cs="Times New Roman"/>
+        </w:rPr>
+      </w:pPr>
+      <w:r>
+        <w:rPr>
+          <w:rFonts w:ascii="Times New Roman" w:hAnsi="Times New Roman" w:cs="Times New Roman"/>
+          <w:b/>
+          <w:bCs/>
+        </w:rPr>
+        <w:t>7. hét: Autentikáció és biztonság.</w:t>
+      </w:r>
+      <w:r>
+        <w:rPr>
+          <w:rFonts w:ascii="Times New Roman" w:hAnsi="Times New Roman" w:cs="Times New Roman"/>
+        </w:rPr>
+        <w:t xml:space="preserve"> A JWT (JSON Web Token) token-generálás és az OAuth2.0 Google bejelentkezés integrálása a biztonságos session-kezelés érdekében.</w:t>
+      </w:r>
+    </w:p>
+    <w:p>
+      <w:pPr>
+        <w:numPr>
+          <w:ilvl w:val="0"/>
+          <w:numId w:val="7"/>
+        </w:numPr>
+        <w:tabs>
+          <w:tab w:val="clear" w:pos="720"/>
+        </w:tabs>
+        <w:ind w:left="142" w:hanging="578"/>
+        <w:jc w:val="both"/>
+        <w:rPr>
+          <w:rFonts w:ascii="Times New Roman" w:hAnsi="Times New Roman" w:cs="Times New Roman"/>
+        </w:rPr>
+      </w:pPr>
+      <w:r>
+        <w:rPr>
+          <w:rFonts w:ascii="Times New Roman" w:hAnsi="Times New Roman" w:cs="Times New Roman"/>
+          <w:b/>
+          <w:bCs/>
+        </w:rPr>
+        <w:t>8. hét: Rendszerintegráció.</w:t>
+      </w:r>
+      <w:r>
+        <w:rPr>
+          <w:rFonts w:ascii="Times New Roman" w:hAnsi="Times New Roman" w:cs="Times New Roman"/>
+        </w:rPr>
+        <w:t xml:space="preserve"> A beérkező vélemények vektorizálását és Qdrant feltöltését végző adatfeldolgozó (ETL) pipeline megírása, a kontextus keresés és az LLM összekötése.</w:t>
+      </w:r>
+    </w:p>
+    <w:p>
+      <w:pPr>
+        <w:numPr>
+          <w:ilvl w:val="0"/>
+          <w:numId w:val="7"/>
+        </w:numPr>
+        <w:tabs>
+          <w:tab w:val="clear" w:pos="720"/>
+        </w:tabs>
+        <w:ind w:left="142" w:hanging="578"/>
+        <w:jc w:val="both"/>
+        <w:rPr>
+          <w:rFonts w:ascii="Times New Roman" w:hAnsi="Times New Roman" w:cs="Times New Roman"/>
+        </w:rPr>
+      </w:pPr>
+      <w:r>
+        <w:rPr>
+          <w:rFonts w:ascii="Times New Roman" w:hAnsi="Times New Roman" w:cs="Times New Roman"/>
+          <w:b/>
+          <w:bCs/>
+        </w:rPr>
+        <w:t>9. hét: Frontend fejlesztés (UI/UX).</w:t>
+      </w:r>
+      <w:r>
+        <w:rPr>
+          <w:rFonts w:ascii="Times New Roman" w:hAnsi="Times New Roman" w:cs="Times New Roman"/>
+        </w:rPr>
+        <w:t xml:space="preserve"> A felhasználói felület kialakítása HTML, Tailwind CSS és Vanilla JavaScript technológiákkal.</w:t>
+      </w:r>
+    </w:p>
+    <w:p>
+      <w:pPr>
+        <w:numPr>
+          <w:ilvl w:val="0"/>
+          <w:numId w:val="7"/>
+        </w:numPr>
+        <w:tabs>
+          <w:tab w:val="clear" w:pos="720"/>
+        </w:tabs>
+        <w:ind w:left="142" w:hanging="578"/>
+        <w:jc w:val="both"/>
+        <w:rPr>
+          <w:rFonts w:ascii="Times New Roman" w:hAnsi="Times New Roman" w:cs="Times New Roman"/>
+        </w:rPr>
+      </w:pPr>
+      <w:r>
+        <w:rPr>
+          <w:rFonts w:ascii="Times New Roman" w:hAnsi="Times New Roman" w:cs="Times New Roman"/>
+          <w:b/>
+          <w:bCs/>
+        </w:rPr>
+        <w:t>10. hét: API és Kliens összekötése.</w:t>
+      </w:r>
+      <w:r>
+        <w:rPr>
+          <w:rFonts w:ascii="Times New Roman" w:hAnsi="Times New Roman" w:cs="Times New Roman"/>
+        </w:rPr>
+        <w:t xml:space="preserve"> A frontend aszinkron fetch hívásainak összekötése a FastAPI végpontokkal, a hibakezelések (Error Handling) és a CORS (Cross-Origin Resource Sharing) szabályok finomhangolása.</w:t>
+      </w:r>
+    </w:p>
+    <w:p>
+      <w:pPr>
+        <w:numPr>
+          <w:ilvl w:val="0"/>
+          <w:numId w:val="7"/>
+        </w:numPr>
+        <w:tabs>
+          <w:tab w:val="clear" w:pos="720"/>
+        </w:tabs>
+        <w:ind w:left="142" w:hanging="578"/>
+        <w:jc w:val="both"/>
+        <w:rPr>
+          <w:rFonts w:ascii="Times New Roman" w:hAnsi="Times New Roman" w:cs="Times New Roman"/>
+        </w:rPr>
+      </w:pPr>
+      <w:r>
+        <w:rPr>
+          <w:rFonts w:ascii="Times New Roman" w:hAnsi="Times New Roman" w:cs="Times New Roman"/>
+          <w:b/>
+          <w:bCs/>
+        </w:rPr>
+        <w:t>11. hét: Cloud Deployment és tesztelés.</w:t>
+      </w:r>
+      <w:r>
+        <w:rPr>
+          <w:rFonts w:ascii="Times New Roman" w:hAnsi="Times New Roman" w:cs="Times New Roman"/>
+        </w:rPr>
+        <w:t xml:space="preserve"> A rendszer élesítése a Render.com felhőszolgáltatón. A felmerülő port-konfigurációs és konfiguráció-betöltési hibák diagnosztizálása és javítása.</w:t>
+      </w:r>
+    </w:p>
+    <w:p>
+      <w:pPr>
+        <w:numPr>
+          <w:ilvl w:val="0"/>
+          <w:numId w:val="7"/>
+        </w:numPr>
+        <w:tabs>
+          <w:tab w:val="clear" w:pos="720"/>
+        </w:tabs>
+        <w:ind w:left="142" w:hanging="578"/>
+        <w:jc w:val="both"/>
+        <w:rPr>
+          <w:rFonts w:ascii="Times New Roman" w:hAnsi="Times New Roman" w:cs="Times New Roman"/>
+        </w:rPr>
+      </w:pPr>
+      <w:r>
+        <w:rPr>
+          <w:rFonts w:ascii="Times New Roman" w:hAnsi="Times New Roman" w:cs="Times New Roman"/>
+          <w:b/>
+          <w:bCs/>
+        </w:rPr>
+        <w:t>12. hét: Dokumentáció és prezentáció.</w:t>
+      </w:r>
+      <w:r>
+        <w:rPr>
+          <w:rFonts w:ascii="Times New Roman" w:hAnsi="Times New Roman" w:cs="Times New Roman"/>
+        </w:rPr>
+        <w:t xml:space="preserve"> A projekt technikai és elméleti eredményeinek összefoglalása, a hivatalos beszámoló és a védéshez szükséges prezentációs anyagok elkészítése</w:t>
+      </w:r>
+      <w:r>
+        <w:rPr>
+          <w:rFonts w:ascii="Times New Roman" w:hAnsi="Times New Roman" w:cs="Times New Roman"/>
+        </w:rPr>
+        <w:t>.</w:t>
+      </w:r>
+    </w:p>
+    <w:p>
+      <w:pPr>
+        <w:spacing w:line="360" w:lineRule="auto"/>
+        <w:jc w:val="both"/>
+        <w:rPr>
+          <w:rFonts w:ascii="Times New Roman" w:hAnsi="Times New Roman" w:cs="Times New Roman"/>
+        </w:rPr>
+      </w:pPr>
+      <w:r>
+        <w:rPr>
+          <w:rFonts w:ascii="Times New Roman" w:hAnsi="Times New Roman" w:cs="Times New Roman"/>
+        </w:rPr>
+        <w:br w:type="page"/>
+      </w:r>
+    </w:p>
+    <w:p>
+      <w:pPr>
+        <w:pStyle w:val="Cmsor1"/>
+        <w:numPr>
+          <w:ilvl w:val="0"/>
+          <w:numId w:val="1"/>
+        </w:numPr>
+        <w:rPr>
+          <w:rFonts w:ascii="Times New Roman" w:hAnsi="Times New Roman" w:cs="Times New Roman"/>
+        </w:rPr>
+      </w:pPr>
+      <w:r>
+        <w:rPr>
+          <w:rFonts w:ascii="Times New Roman" w:hAnsi="Times New Roman" w:cs="Times New Roman"/>
+        </w:rPr>
+        <w:lastRenderedPageBreak/>
+        <w:t>Rendszerarchitektúra és tervezés</w:t>
+      </w:r>
+    </w:p>
+    <w:p>
+      <w:pPr>
+        <w:pStyle w:val="Cmsor2"/>
+        <w:rPr>
+          <w:rFonts w:ascii="Times New Roman" w:hAnsi="Times New Roman" w:cs="Times New Roman"/>
+        </w:rPr>
+      </w:pPr>
+      <w:r>
+        <w:rPr>
+          <w:rFonts w:ascii="Times New Roman" w:hAnsi="Times New Roman" w:cs="Times New Roman"/>
+        </w:rPr>
+        <w:t xml:space="preserve">4.1 </w:t>
+      </w:r>
+      <w:r>
+        <w:rPr>
+          <w:rFonts w:ascii="Times New Roman" w:hAnsi="Times New Roman" w:cs="Times New Roman"/>
+        </w:rPr>
+        <w:t>Magas szintű rendszerfelépítés (Kliens-Szerver modell)</w:t>
+      </w:r>
+    </w:p>
+    <w:p>
+      <w:pPr>
+        <w:jc w:val="both"/>
+        <w:rPr>
+          <w:rFonts w:ascii="Times New Roman" w:hAnsi="Times New Roman" w:cs="Times New Roman"/>
+        </w:rPr>
+      </w:pPr>
+      <w:r>
+        <w:rPr>
+          <w:rFonts w:ascii="Times New Roman" w:hAnsi="Times New Roman" w:cs="Times New Roman"/>
+        </w:rPr>
+        <w:t>A ReviewAgent szoftverarchitektúrája a klasszikus, többrétegű (N-tier) elosztott rendszerek mintáját követi, kiegészítve a modern felhőalapú mikroszolgáltatások (API-k) integrációjával. A rendszer fizikailag és logikailag is két fő komponensre válik szét: a böngészőben futó kliensoldalra és a felhőben futó kiszolgálóra</w:t>
+      </w:r>
+      <w:r>
+        <w:rPr>
+          <w:rFonts w:ascii="Times New Roman" w:hAnsi="Times New Roman" w:cs="Times New Roman"/>
+        </w:rPr>
+        <w:t>.</w:t>
+      </w:r>
+    </w:p>
+    <w:p>
+      <w:pPr>
+        <w:jc w:val="both"/>
+        <w:rPr>
+          <w:rFonts w:ascii="Times New Roman" w:hAnsi="Times New Roman" w:cs="Times New Roman"/>
+        </w:rPr>
+      </w:pPr>
+      <w:r>
+        <w:rPr>
+          <w:rFonts w:ascii="Times New Roman" w:hAnsi="Times New Roman" w:cs="Times New Roman"/>
+        </w:rPr>
+        <w:t>A két réteg közötti kommunikáció kizárólag szabványosított, állapotmentes REST API végpontokon keresztül történik, JSON adatformátumban. Ez a szeparáció biztosítja a rendszer robusztusságát: a frontend mentesül a nehéz számítási feladatoktól, a backend pedig dedikáltan az üzleti logika végrehajtására, az adatbázis-kezelésre és a mesterséges intelligencia modellek felé történő hálózati kommunikációra fókuszálhat.</w:t>
+      </w:r>
+    </w:p>
+    <w:p>
+      <w:pPr>
+        <w:pStyle w:val="Cmsor2"/>
+        <w:rPr>
+          <w:rFonts w:ascii="Times New Roman" w:hAnsi="Times New Roman" w:cs="Times New Roman"/>
+        </w:rPr>
+      </w:pPr>
+      <w:r>
+        <w:rPr>
+          <w:rFonts w:ascii="Times New Roman" w:hAnsi="Times New Roman" w:cs="Times New Roman"/>
+        </w:rPr>
+        <w:t xml:space="preserve">4.2 </w:t>
+      </w:r>
+      <w:r>
+        <w:rPr>
+          <w:rFonts w:ascii="Times New Roman" w:hAnsi="Times New Roman" w:cs="Times New Roman"/>
+        </w:rPr>
+        <w:t>Adatmodellek és perzisztencia-réteg</w:t>
+      </w:r>
+    </w:p>
+    <w:p>
+      <w:pPr>
+        <w:jc w:val="both"/>
+        <w:rPr>
+          <w:rFonts w:ascii="Times New Roman" w:hAnsi="Times New Roman" w:cs="Times New Roman"/>
+        </w:rPr>
+      </w:pPr>
+      <w:r>
+        <w:rPr>
+          <w:rFonts w:ascii="Times New Roman" w:hAnsi="Times New Roman" w:cs="Times New Roman"/>
+        </w:rPr>
+        <w:t>A rendszer adattárolási stratégiája hibrid megközelítést alkalmaz. Az adatok természetétől függően két, egymástól független adatbázist használunk, amelyeket az üzleti logika szinkronizál:</w:t>
+      </w:r>
+    </w:p>
+    <w:p>
+      <w:pPr>
+        <w:numPr>
+          <w:ilvl w:val="0"/>
+          <w:numId w:val="8"/>
+        </w:numPr>
+        <w:jc w:val="both"/>
+        <w:rPr>
+          <w:rFonts w:ascii="Times New Roman" w:hAnsi="Times New Roman" w:cs="Times New Roman"/>
+        </w:rPr>
+      </w:pPr>
+      <w:r>
+        <w:rPr>
+          <w:rFonts w:ascii="Times New Roman" w:hAnsi="Times New Roman" w:cs="Times New Roman"/>
+          <w:b/>
+          <w:bCs/>
+        </w:rPr>
+        <w:t>Relációs struktúra (PostgreSQL):</w:t>
+      </w:r>
+      <w:r>
+        <w:rPr>
+          <w:rFonts w:ascii="Times New Roman" w:hAnsi="Times New Roman" w:cs="Times New Roman"/>
+        </w:rPr>
+        <w:t xml:space="preserve"> Itt tároljuk a szigorúan strukturált, tranzakcionális adatokat. Az adatbázis sémáját SQLAlchemy ORM segítségével definiáltam. A főbb entitások:</w:t>
+      </w:r>
+    </w:p>
+    <w:p>
+      <w:pPr>
+        <w:numPr>
+          <w:ilvl w:val="1"/>
+          <w:numId w:val="8"/>
+        </w:numPr>
+        <w:jc w:val="both"/>
+        <w:rPr>
+          <w:rFonts w:ascii="Times New Roman" w:hAnsi="Times New Roman" w:cs="Times New Roman"/>
+        </w:rPr>
+      </w:pPr>
+      <w:r>
+        <w:rPr>
+          <w:rFonts w:ascii="Times New Roman" w:hAnsi="Times New Roman" w:cs="Times New Roman"/>
+        </w:rPr>
+        <w:t>User: A regisztrált felhasználók adatai (email, titkosított jelszó, Google OAuth metaadatok).</w:t>
+      </w:r>
+    </w:p>
+    <w:p>
+      <w:pPr>
+        <w:numPr>
+          <w:ilvl w:val="1"/>
+          <w:numId w:val="8"/>
+        </w:numPr>
+        <w:jc w:val="both"/>
+        <w:rPr>
+          <w:rFonts w:ascii="Times New Roman" w:hAnsi="Times New Roman" w:cs="Times New Roman"/>
+        </w:rPr>
+      </w:pPr>
+      <w:r>
+        <w:rPr>
+          <w:rFonts w:ascii="Times New Roman" w:hAnsi="Times New Roman" w:cs="Times New Roman"/>
+        </w:rPr>
+        <w:t>Business: A felhasználóhoz tartozó KKV profilok, amelyek tartalmazzák az egyedi stílusirányelveket (Style Guideline) és a cég specifikus adatait.</w:t>
+      </w:r>
+    </w:p>
+    <w:p>
+      <w:pPr>
+        <w:numPr>
+          <w:ilvl w:val="1"/>
+          <w:numId w:val="8"/>
+        </w:numPr>
+        <w:jc w:val="both"/>
+        <w:rPr>
+          <w:rFonts w:ascii="Times New Roman" w:hAnsi="Times New Roman" w:cs="Times New Roman"/>
+        </w:rPr>
+      </w:pPr>
+      <w:r>
+        <w:rPr>
+          <w:rFonts w:ascii="Times New Roman" w:hAnsi="Times New Roman" w:cs="Times New Roman"/>
+        </w:rPr>
+        <w:t>Review: A beérkezett Google-értékelések strukturált másolata (szerző, dátum, csillagok, generált válasz állapota).</w:t>
+      </w:r>
+    </w:p>
+    <w:p>
+      <w:pPr>
+        <w:numPr>
+          <w:ilvl w:val="0"/>
+          <w:numId w:val="8"/>
+        </w:numPr>
+        <w:jc w:val="both"/>
+        <w:rPr>
+          <w:rFonts w:ascii="Times New Roman" w:hAnsi="Times New Roman" w:cs="Times New Roman"/>
+        </w:rPr>
+      </w:pPr>
+      <w:r>
+        <w:rPr>
+          <w:rFonts w:ascii="Times New Roman" w:hAnsi="Times New Roman" w:cs="Times New Roman"/>
+          <w:b/>
+          <w:bCs/>
+        </w:rPr>
+        <w:t>Vektortér struktúra (Qdrant):</w:t>
+      </w:r>
+      <w:r>
+        <w:rPr>
+          <w:rFonts w:ascii="Times New Roman" w:hAnsi="Times New Roman" w:cs="Times New Roman"/>
+        </w:rPr>
+        <w:t xml:space="preserve"> Itt tároljuk a véleményekből és a jóváhagyott válaszokból képzett matematikai vektorokat. Minden beszúrt vektorhoz csatolunk egy Payload (metaadat) objektumot, amely tartalmazza az eredeti szöveget és a relációs adatbázisból származó business_id azonosítót.</w:t>
+      </w:r>
+    </w:p>
+    <w:p>
+      <w:pPr>
+        <w:pStyle w:val="Cmsor2"/>
+        <w:numPr>
+          <w:ilvl w:val="1"/>
+          <w:numId w:val="1"/>
+        </w:numPr>
+        <w:ind w:left="426"/>
+        <w:rPr>
+          <w:rFonts w:ascii="Times New Roman" w:hAnsi="Times New Roman" w:cs="Times New Roman"/>
+        </w:rPr>
+      </w:pPr>
+      <w:r>
+        <w:rPr>
+          <w:rFonts w:ascii="Times New Roman" w:hAnsi="Times New Roman" w:cs="Times New Roman"/>
+        </w:rPr>
+        <w:t>A RAG és Agentic AI Pipeline logikai folyamata</w:t>
+      </w:r>
+    </w:p>
+    <w:p>
+      <w:pPr>
+        <w:jc w:val="both"/>
+        <w:rPr>
+          <w:rFonts w:ascii="Times New Roman" w:hAnsi="Times New Roman" w:cs="Times New Roman"/>
+        </w:rPr>
+      </w:pPr>
+      <w:r>
+        <w:rPr>
+          <w:rFonts w:ascii="Times New Roman" w:hAnsi="Times New Roman" w:cs="Times New Roman"/>
+        </w:rPr>
+        <w:t>A szoftver legkomplexebb modulja a válaszgeneráló AI ágens. Amikor a rendszerbe egy új, megválaszolatlan ügyfélértékelés érkezik, az alábbi szigorúan szekvenciális, autonóm döntéshozatali (Agentic) folyamat indul el:</w:t>
+      </w:r>
+    </w:p>
+    <w:p>
+      <w:pPr>
+        <w:numPr>
+          <w:ilvl w:val="0"/>
+          <w:numId w:val="9"/>
+        </w:numPr>
+        <w:jc w:val="both"/>
+        <w:rPr>
+          <w:rFonts w:ascii="Times New Roman" w:hAnsi="Times New Roman" w:cs="Times New Roman"/>
+        </w:rPr>
+      </w:pPr>
+      <w:r>
+        <w:rPr>
+          <w:rFonts w:ascii="Times New Roman" w:hAnsi="Times New Roman" w:cs="Times New Roman"/>
+          <w:b/>
+          <w:bCs/>
+        </w:rPr>
+        <w:t>Vektorizálás (Embedding):</w:t>
+      </w:r>
+      <w:r>
+        <w:rPr>
+          <w:rFonts w:ascii="Times New Roman" w:hAnsi="Times New Roman" w:cs="Times New Roman"/>
+        </w:rPr>
+        <w:t xml:space="preserve"> A backend az új értékelés szövegét elküldi a gemini-embedding-001 API-nak, amely visszaad egy 3072 dimenziós lebegőpontos vektort.</w:t>
+      </w:r>
+    </w:p>
+    <w:p>
+      <w:pPr>
+        <w:numPr>
+          <w:ilvl w:val="0"/>
+          <w:numId w:val="9"/>
+        </w:numPr>
+        <w:jc w:val="both"/>
+        <w:rPr>
+          <w:rFonts w:ascii="Times New Roman" w:hAnsi="Times New Roman" w:cs="Times New Roman"/>
+        </w:rPr>
+      </w:pPr>
+      <w:r>
+        <w:rPr>
+          <w:rFonts w:ascii="Times New Roman" w:hAnsi="Times New Roman" w:cs="Times New Roman"/>
+          <w:b/>
+          <w:bCs/>
+        </w:rPr>
+        <w:lastRenderedPageBreak/>
+        <w:t>Kontextus-keresés (Retrieval):</w:t>
+      </w:r>
+      <w:r>
+        <w:rPr>
+          <w:rFonts w:ascii="Times New Roman" w:hAnsi="Times New Roman" w:cs="Times New Roman"/>
+        </w:rPr>
+        <w:t xml:space="preserve"> A rendszer a generált vektorral egy koszinusz-hasonlósági keresést indít a Qdrant adatbázis felé. A keresés során a szoftver a Qdrant új, query_points API-ját használja. Kritikus lépés a szűrés:</w:t>
+      </w:r>
+      <w:r>
+        <w:rPr>
+          <w:rFonts w:ascii="Times New Roman" w:hAnsi="Times New Roman" w:cs="Times New Roman"/>
+        </w:rPr>
+        <w:t xml:space="preserve"> </w:t>
+      </w:r>
+      <w:r>
+        <w:rPr>
+          <w:rFonts w:ascii="Times New Roman" w:hAnsi="Times New Roman" w:cs="Times New Roman"/>
+        </w:rPr>
+        <w:t>a keresést egy FieldCondition segítségével kizárólag a lekérdező cég business_id-jára korlátozzuk, így a rendszer csak a cég saját korábbi, releváns válaszait kapja vissza (Top-K találat).</w:t>
+      </w:r>
+    </w:p>
+    <w:p>
+      <w:pPr>
+        <w:numPr>
+          <w:ilvl w:val="0"/>
+          <w:numId w:val="9"/>
+        </w:numPr>
+        <w:jc w:val="both"/>
+        <w:rPr>
+          <w:rFonts w:ascii="Times New Roman" w:hAnsi="Times New Roman" w:cs="Times New Roman"/>
+        </w:rPr>
+      </w:pPr>
+      <w:r>
+        <w:rPr>
+          <w:rFonts w:ascii="Times New Roman" w:hAnsi="Times New Roman" w:cs="Times New Roman"/>
+          <w:b/>
+          <w:bCs/>
+        </w:rPr>
+        <w:t>Prompt injekció (Augmentation):</w:t>
+      </w:r>
+      <w:r>
+        <w:rPr>
+          <w:rFonts w:ascii="Times New Roman" w:hAnsi="Times New Roman" w:cs="Times New Roman"/>
+        </w:rPr>
+        <w:t xml:space="preserve"> Az ágens összeállít egy dinamikus rendszer-utasítást (System Prompt). Ebbe beágyazza a cég Style Guideline-ját, valamint az előző lépésben visszakapott korábbi, sikeres válaszokat mint kontextust.</w:t>
+      </w:r>
+    </w:p>
+    <w:p>
+      <w:pPr>
+        <w:numPr>
+          <w:ilvl w:val="0"/>
+          <w:numId w:val="9"/>
+        </w:numPr>
+        <w:jc w:val="both"/>
+        <w:rPr>
+          <w:rFonts w:ascii="Times New Roman" w:hAnsi="Times New Roman" w:cs="Times New Roman"/>
+        </w:rPr>
+      </w:pPr>
+      <w:r>
+        <w:rPr>
+          <w:rFonts w:ascii="Times New Roman" w:hAnsi="Times New Roman" w:cs="Times New Roman"/>
+          <w:b/>
+          <w:bCs/>
+        </w:rPr>
+        <w:t>Generálás (Generation):</w:t>
+      </w:r>
+      <w:r>
+        <w:rPr>
+          <w:rFonts w:ascii="Times New Roman" w:hAnsi="Times New Roman" w:cs="Times New Roman"/>
+        </w:rPr>
+        <w:t xml:space="preserve"> A gazdagított promptot a rendszer továbbítja a gemini-2.5-flash modellnek. A modell a kapott tényadatok és stílusminták alapján egy egyedi, hallucinációmentes választervezetet állít elő, amelyet a backend JSON formátumban visszaküld a kliensnek jóváhagyásra.</w:t>
+      </w:r>
+    </w:p>
+    <w:p>
+      <w:pPr>
+        <w:jc w:val="both"/>
+        <w:rPr>
+          <w:rFonts w:ascii="Times New Roman" w:hAnsi="Times New Roman" w:cs="Times New Roman"/>
+        </w:rPr>
+      </w:pPr>
+    </w:p>
+    <w:p>
+      <w:pPr>
+        <w:pStyle w:val="Cmsor2"/>
+        <w:numPr>
+          <w:ilvl w:val="1"/>
+          <w:numId w:val="1"/>
+        </w:numPr>
+        <w:ind w:left="426"/>
+        <w:rPr>
+          <w:rFonts w:ascii="Times New Roman" w:hAnsi="Times New Roman" w:cs="Times New Roman"/>
+        </w:rPr>
+      </w:pPr>
+      <w:r>
+        <w:rPr>
+          <w:rFonts w:ascii="Times New Roman" w:hAnsi="Times New Roman" w:cs="Times New Roman"/>
+        </w:rPr>
+        <w:t>Biztonsági architektúra (Autentikáció és Autorizáció)</w:t>
+      </w:r>
+    </w:p>
+    <w:p>
+      <w:pPr>
+        <w:pStyle w:val="NormlWeb"/>
+      </w:pPr>
+      <w:r>
+        <w:t>Mivel az alkalmazás szenzitív üzleti adatokat kezel, a biztonság a tervezés nulladik lépése volt. A bejelentkezési folyamat szabványosított Google OAuth2.0 protokollal, vagy saját hitelesítési végponton keresztül történik.</w:t>
+      </w:r>
+    </w:p>
+    <w:p>
+      <w:pPr>
+        <w:pStyle w:val="NormlWeb"/>
+      </w:pPr>
+      <w:r>
+        <w:t xml:space="preserve">A sikeres hitelesítést követően a backend egy kriptográfiailag aláírt </w:t>
+      </w:r>
+      <w:r>
+        <w:rPr>
+          <w:b/>
+          <w:bCs/>
+        </w:rPr>
+        <w:t>JWT (JSON Web Token)</w:t>
+      </w:r>
+      <w:r>
+        <w:t xml:space="preserve"> azonosítót állít elő. A tokenek kezelése során a legmagasabb biztonsági elveket követtem: a JWT tokent nem a sebezhető kliensoldali </w:t>
+      </w:r>
+      <w:r>
+        <w:rPr>
+          <w:rStyle w:val="HTML-kd"/>
+          <w:rFonts w:ascii="Times New Roman" w:hAnsi="Times New Roman" w:cs="Times New Roman"/>
+        </w:rPr>
+        <w:t>localStorage</w:t>
+      </w:r>
+      <w:r>
+        <w:t xml:space="preserve">-ban tárolom, hanem egy </w:t>
+      </w:r>
+      <w:r>
+        <w:rPr>
+          <w:rStyle w:val="HTML-kd"/>
+          <w:rFonts w:ascii="Times New Roman" w:hAnsi="Times New Roman" w:cs="Times New Roman"/>
+        </w:rPr>
+        <w:t>HttpOnly</w:t>
+      </w:r>
+      <w:r>
+        <w:t xml:space="preserve"> és </w:t>
+      </w:r>
+      <w:r>
+        <w:rPr>
+          <w:rStyle w:val="HTML-kd"/>
+          <w:rFonts w:ascii="Times New Roman" w:hAnsi="Times New Roman" w:cs="Times New Roman"/>
+        </w:rPr>
+        <w:t>Secure</w:t>
+      </w:r>
+      <w:r>
+        <w:t xml:space="preserve"> flaggel ellátott sütibe (Cookie) csomagolva küldöm vissza. Ez a mechanizmus a böngésző szintjén teszi lehetetlenné, hogy kártékony JavaScript kódok (XSS támadás) hozzáférjenek a tokenhez.</w:t>
+      </w:r>
+    </w:p>
+    <w:p>
+      <w:pPr>
+        <w:pStyle w:val="NormlWeb"/>
+      </w:pPr>
+      <w:r>
+        <w:t>Minden egyes API hívás (vélemények lekérése, generálás) során a backend middleware-je ellenőrzi a tokent, kibontja belőle a felhasználó azonosítóját, és a relációs adatbázis lekérdezéseihez ezt használja. Ezzel a megoldással a rendszer teljesen védett az Insecure Direct Object Reference (IDOR) sebezhetőségek ellen, garantálva a multi-tenant adatbiztonságot.</w:t>
+      </w:r>
+    </w:p>
+    <w:p>
+      <w:pPr>
+        <w:rPr>
+          <w:rFonts w:ascii="Times New Roman" w:eastAsiaTheme="majorEastAsia" w:hAnsi="Times New Roman" w:cs="Times New Roman"/>
+          <w:color w:val="0F4761" w:themeColor="accent1" w:themeShade="BF"/>
+          <w:sz w:val="40"/>
+          <w:szCs w:val="40"/>
+        </w:rPr>
+      </w:pPr>
+      <w:r>
+        <w:rPr>
+          <w:rFonts w:ascii="Times New Roman" w:hAnsi="Times New Roman" w:cs="Times New Roman"/>
+        </w:rPr>
+        <w:br w:type="page"/>
+      </w:r>
+    </w:p>
+    <w:p>
+      <w:pPr>
+        <w:pStyle w:val="Cmsor1"/>
+        <w:numPr>
+          <w:ilvl w:val="0"/>
+          <w:numId w:val="1"/>
+        </w:numPr>
+        <w:spacing w:line="360" w:lineRule="auto"/>
+        <w:rPr>
+          <w:rFonts w:ascii="Times New Roman" w:hAnsi="Times New Roman" w:cs="Times New Roman"/>
+        </w:rPr>
+      </w:pPr>
+      <w:r>
+        <w:rPr>
+          <w:rFonts w:ascii="Times New Roman" w:hAnsi="Times New Roman" w:cs="Times New Roman"/>
+        </w:rPr>
+        <w:lastRenderedPageBreak/>
+        <w:t>Félév során megvalósított rendszer, architektúra</w:t>
+      </w:r>
+    </w:p>
+    <w:p>
+      <w:pPr>
+        <w:pStyle w:val="Cmsor2"/>
+        <w:rPr>
+          <w:rFonts w:ascii="Times New Roman" w:hAnsi="Times New Roman" w:cs="Times New Roman"/>
+        </w:rPr>
+      </w:pPr>
+      <w:r>
+        <w:rPr>
+          <w:rFonts w:ascii="Times New Roman" w:hAnsi="Times New Roman" w:cs="Times New Roman"/>
+        </w:rPr>
+        <w:t>5.1. Komponens-alapú architektúra és moduláris felépítés</w:t>
+      </w:r>
+    </w:p>
+    <w:p>
+      <w:pPr>
+        <w:spacing w:line="360" w:lineRule="auto"/>
+        <w:jc w:val="both"/>
+        <w:rPr>
+          <w:rFonts w:ascii="Times New Roman" w:hAnsi="Times New Roman" w:cs="Times New Roman"/>
+        </w:rPr>
+      </w:pPr>
+      <w:r>
+        <w:rPr>
+          <w:rFonts w:ascii="Times New Roman" w:hAnsi="Times New Roman" w:cs="Times New Roman"/>
+        </w:rPr>
+        <w:t>A ReviewAgent backend rétege szigorúan követi a tiszta architektúra és a felelősség szétválasztásának (Separation of Concerns) elveit. A forráskód logikailag és strukturálisan jól elkülöníthető modulokra bomlik, amelyek dedikált feladatokért felelnek:</w:t>
+      </w:r>
+    </w:p>
+    <w:p>
+      <w:pPr>
+        <w:numPr>
+          <w:ilvl w:val="0"/>
+          <w:numId w:val="10"/>
+        </w:numPr>
+        <w:tabs>
+          <w:tab w:val="clear" w:pos="720"/>
+        </w:tabs>
+        <w:spacing w:line="360" w:lineRule="auto"/>
+        <w:ind w:left="142"/>
+        <w:jc w:val="both"/>
+        <w:rPr>
+          <w:rFonts w:ascii="Times New Roman" w:hAnsi="Times New Roman" w:cs="Times New Roman"/>
+        </w:rPr>
+      </w:pPr>
+      <w:r>
+        <w:rPr>
+          <w:rFonts w:ascii="Times New Roman" w:hAnsi="Times New Roman" w:cs="Times New Roman"/>
+          <w:b/>
+          <w:bCs/>
+        </w:rPr>
+        <w:t>main.py (Alkalmazás belépési pont</w:t>
+      </w:r>
+      <w:r>
+        <w:rPr>
+          <w:rFonts w:ascii="Times New Roman" w:hAnsi="Times New Roman" w:cs="Times New Roman"/>
+          <w:b/>
+          <w:bCs/>
+        </w:rPr>
+        <w:t>ja</w:t>
+      </w:r>
+      <w:r>
+        <w:rPr>
+          <w:rFonts w:ascii="Times New Roman" w:hAnsi="Times New Roman" w:cs="Times New Roman"/>
+          <w:b/>
+          <w:bCs/>
+        </w:rPr>
+        <w:t xml:space="preserve"> és API réteg):</w:t>
+      </w:r>
+      <w:r>
+        <w:rPr>
+          <w:rFonts w:ascii="Times New Roman" w:hAnsi="Times New Roman" w:cs="Times New Roman"/>
+        </w:rPr>
+        <w:t xml:space="preserve"> Ez a modul inicializálja a FastAPI alkalmazást, konfigurálja a CORS (Cross-Origin Resource Sharing) szabályzatot, beolvassa a környezeti változókat, és definiálja a HTTP végpontokat</w:t>
+      </w:r>
+      <w:r>
+        <w:rPr>
+          <w:rFonts w:ascii="Times New Roman" w:hAnsi="Times New Roman" w:cs="Times New Roman"/>
+        </w:rPr>
+        <w:t xml:space="preserve">, amik a következőek: </w:t>
+      </w:r>
+      <w:r>
+        <w:rPr>
+          <w:rFonts w:ascii="Times New Roman" w:hAnsi="Times New Roman" w:cs="Times New Roman"/>
+        </w:rPr>
+        <w:t>/auth/register, /auth/login, /generate, /reviews, /analytics. Itt történik a beérkező HTTP kérések fogadása és a strukturált JSON válaszok kiküldése.</w:t>
+      </w:r>
+    </w:p>
+    <w:p>
+      <w:pPr>
+        <w:numPr>
+          <w:ilvl w:val="0"/>
+          <w:numId w:val="10"/>
+        </w:numPr>
+        <w:tabs>
+          <w:tab w:val="clear" w:pos="720"/>
+        </w:tabs>
+        <w:spacing w:line="360" w:lineRule="auto"/>
+        <w:ind w:left="142"/>
+        <w:jc w:val="both"/>
+        <w:rPr>
+          <w:rFonts w:ascii="Times New Roman" w:hAnsi="Times New Roman" w:cs="Times New Roman"/>
+        </w:rPr>
+      </w:pPr>
+      <w:r>
+        <w:rPr>
+          <w:rFonts w:ascii="Times New Roman" w:hAnsi="Times New Roman" w:cs="Times New Roman"/>
+          <w:b/>
+          <w:bCs/>
+        </w:rPr>
+        <w:t>models.py (Adatperzisztencia és ORM réteg):</w:t>
+      </w:r>
+      <w:r>
+        <w:rPr>
+          <w:rFonts w:ascii="Times New Roman" w:hAnsi="Times New Roman" w:cs="Times New Roman"/>
+        </w:rPr>
+        <w:t xml:space="preserve"> Ez a fájl tartalmazza a relációs adatbázis sémáját leíró SQLAlchemy osztályokat. Ebben a modulban definiáltam az entitások közötti kapcsolatokat </w:t>
+      </w:r>
+      <w:r>
+        <w:rPr>
+          <w:rFonts w:ascii="Times New Roman" w:hAnsi="Times New Roman" w:cs="Times New Roman"/>
+        </w:rPr>
+        <w:t xml:space="preserve">vagyis </w:t>
+      </w:r>
+      <w:r>
+        <w:rPr>
+          <w:rFonts w:ascii="Times New Roman" w:hAnsi="Times New Roman" w:cs="Times New Roman"/>
+        </w:rPr>
+        <w:t>egy felhasználóhoz több vállalkozás, egy vállalkozáshoz több vélemény tartozhat.</w:t>
+      </w:r>
+    </w:p>
+    <w:p>
+      <w:pPr>
+        <w:numPr>
+          <w:ilvl w:val="0"/>
+          <w:numId w:val="10"/>
+        </w:numPr>
+        <w:tabs>
+          <w:tab w:val="clear" w:pos="720"/>
+        </w:tabs>
+        <w:spacing w:line="360" w:lineRule="auto"/>
+        <w:ind w:left="142"/>
+        <w:jc w:val="both"/>
+        <w:rPr>
+          <w:rFonts w:ascii="Times New Roman" w:hAnsi="Times New Roman" w:cs="Times New Roman"/>
+        </w:rPr>
+      </w:pPr>
+      <w:r>
+        <w:rPr>
+          <w:rFonts w:ascii="Times New Roman" w:hAnsi="Times New Roman" w:cs="Times New Roman"/>
+          <w:b/>
+          <w:bCs/>
+        </w:rPr>
+        <w:t>schemas.py / schemas (Adatvalidációs réteg):</w:t>
+      </w:r>
+      <w:r>
+        <w:rPr>
+          <w:rFonts w:ascii="Times New Roman" w:hAnsi="Times New Roman" w:cs="Times New Roman"/>
+        </w:rPr>
+        <w:t xml:space="preserve"> A Pydantic könyvtárra épülő adatmodellek, amelyek a bejövő és kimenő adatok szigorú típusellenőrzéséért és validációjáért felelnek</w:t>
+      </w:r>
+      <w:r>
+        <w:rPr>
+          <w:rFonts w:ascii="Times New Roman" w:hAnsi="Times New Roman" w:cs="Times New Roman"/>
+        </w:rPr>
+        <w:t xml:space="preserve">.  Az objektumok </w:t>
+      </w:r>
+      <w:r>
+        <w:rPr>
+          <w:rFonts w:ascii="Times New Roman" w:hAnsi="Times New Roman" w:cs="Times New Roman"/>
+        </w:rPr>
+        <w:t>adatbázis-független adatátvitel</w:t>
+      </w:r>
+      <w:r>
+        <w:rPr>
+          <w:rFonts w:ascii="Times New Roman" w:hAnsi="Times New Roman" w:cs="Times New Roman"/>
+        </w:rPr>
+        <w:t>re képesek</w:t>
+      </w:r>
+      <w:r>
+        <w:rPr>
+          <w:rFonts w:ascii="Times New Roman" w:hAnsi="Times New Roman" w:cs="Times New Roman"/>
+        </w:rPr>
+        <w:t xml:space="preserve"> – DTO.</w:t>
+      </w:r>
+    </w:p>
+    <w:p>
+      <w:pPr>
+        <w:numPr>
+          <w:ilvl w:val="0"/>
+          <w:numId w:val="10"/>
+        </w:numPr>
+        <w:tabs>
+          <w:tab w:val="clear" w:pos="720"/>
+        </w:tabs>
+        <w:spacing w:line="360" w:lineRule="auto"/>
+        <w:ind w:left="142"/>
+        <w:jc w:val="both"/>
+        <w:rPr>
+          <w:rFonts w:ascii="Times New Roman" w:hAnsi="Times New Roman" w:cs="Times New Roman"/>
+        </w:rPr>
+      </w:pPr>
+      <w:r>
+        <w:rPr>
+          <w:rFonts w:ascii="Times New Roman" w:hAnsi="Times New Roman" w:cs="Times New Roman"/>
+          <w:b/>
+          <w:bCs/>
+        </w:rPr>
+        <w:t>db_feltoltes.py (ETL és adatbetöltő pipeline):</w:t>
+      </w:r>
+      <w:r>
+        <w:rPr>
+          <w:rFonts w:ascii="Times New Roman" w:hAnsi="Times New Roman" w:cs="Times New Roman"/>
+        </w:rPr>
+        <w:t xml:space="preserve"> Egy önállóan is futtatható vagy a háttérfolyamatok által meghívható modul, amely a strukturálatlan Google véleményeket (CSV/API forrásból) képes beolvasni, a Gemini-embedding modellen keresztül vektorizálni, és strukturált metaadatokkal payload</w:t>
+      </w:r>
+      <w:r>
+        <w:rPr>
+          <w:rFonts w:ascii="Times New Roman" w:hAnsi="Times New Roman" w:cs="Times New Roman"/>
+        </w:rPr>
+        <w:t>-dal</w:t>
+      </w:r>
+      <w:r>
+        <w:rPr>
+          <w:rFonts w:ascii="Times New Roman" w:hAnsi="Times New Roman" w:cs="Times New Roman"/>
+        </w:rPr>
+        <w:t xml:space="preserve"> kiegészítve feltölteni a Qdrant vektoradatbázisba.</w:t>
+      </w:r>
+    </w:p>
+    <w:p>
+      <w:pPr>
+        <w:spacing w:line="360" w:lineRule="auto"/>
+        <w:ind w:left="142"/>
+        <w:rPr>
+          <w:rFonts w:ascii="Times New Roman" w:hAnsi="Times New Roman" w:cs="Times New Roman"/>
+        </w:rPr>
+      </w:pPr>
+    </w:p>
+    <w:p>
+      <w:pPr>
+        <w:pStyle w:val="Cmsor2"/>
+      </w:pPr>
+      <w:r>
+        <w:t>5.2. Osztálydiagram és relációs adatstruktúra</w:t>
+      </w:r>
+    </w:p>
+    <w:p>
+      <w:pPr>
+        <w:spacing w:line="360" w:lineRule="auto"/>
+        <w:jc w:val="both"/>
+        <w:rPr>
+          <w:rFonts w:ascii="Times New Roman" w:hAnsi="Times New Roman" w:cs="Times New Roman"/>
+        </w:rPr>
+      </w:pPr>
+      <w:r>
+        <w:rPr>
+          <w:rFonts w:ascii="Times New Roman" w:hAnsi="Times New Roman" w:cs="Times New Roman"/>
+        </w:rPr>
+        <w:t>A rendszer statikus felépítését, az adatbázis-modellek és az API kéréseket validáló Pydantic sémák közötti strukturális kapcsolatot az alábbi statikus osztálydiagram szemlélteti.</w:t>
+      </w:r>
+      <w:r>
+        <w:rPr>
+          <w:rFonts w:ascii="Times New Roman" w:hAnsi="Times New Roman" w:cs="Times New Roman"/>
+        </w:rPr>
+        <w:t xml:space="preserve"> Az entitások között logikahierarchia és függőségek lének fel.</w:t>
+      </w:r>
+    </w:p>
+    <w:p>
+      <w:pPr>
+        <w:numPr>
+          <w:ilvl w:val="0"/>
+          <w:numId w:val="11"/>
+        </w:numPr>
+        <w:tabs>
+          <w:tab w:val="clear" w:pos="720"/>
+        </w:tabs>
+        <w:spacing w:line="360" w:lineRule="auto"/>
+        <w:ind w:left="0"/>
+        <w:jc w:val="both"/>
+        <w:rPr>
+          <w:rFonts w:ascii="Times New Roman" w:hAnsi="Times New Roman" w:cs="Times New Roman"/>
+        </w:rPr>
+      </w:pPr>
+      <w:r>
+        <w:rPr>
+          <w:rFonts w:ascii="Times New Roman" w:hAnsi="Times New Roman" w:cs="Times New Roman"/>
+          <w:b/>
+          <w:bCs/>
+        </w:rPr>
+        <w:t>User entitás:</w:t>
+      </w:r>
+      <w:r>
+        <w:rPr>
+          <w:rFonts w:ascii="Times New Roman" w:hAnsi="Times New Roman" w:cs="Times New Roman"/>
+        </w:rPr>
+        <w:t xml:space="preserve"> A rendszer belépési pontja. Egyedi azonosítóval (id), egyedi e-mail címmel és hashelt jelszóval rendelkezik. Egy-a-többhöz (1:N) kapcsolatban áll a Business entitással, ami </w:t>
+      </w:r>
+      <w:r>
+        <w:rPr>
+          <w:rFonts w:ascii="Times New Roman" w:hAnsi="Times New Roman" w:cs="Times New Roman"/>
+        </w:rPr>
+        <w:lastRenderedPageBreak/>
+        <w:t>azt jelenti, hogy egy felhasználó több cég vagy telephely profilját is kezelheti a SaaS rendszeren belül.</w:t>
+      </w:r>
+    </w:p>
+    <w:p>
+      <w:pPr>
+        <w:numPr>
+          <w:ilvl w:val="0"/>
+          <w:numId w:val="11"/>
+        </w:numPr>
+        <w:tabs>
+          <w:tab w:val="clear" w:pos="720"/>
+        </w:tabs>
+        <w:spacing w:line="360" w:lineRule="auto"/>
+        <w:ind w:left="0"/>
+        <w:jc w:val="both"/>
+        <w:rPr>
+          <w:rFonts w:ascii="Times New Roman" w:hAnsi="Times New Roman" w:cs="Times New Roman"/>
+        </w:rPr>
+      </w:pPr>
+      <w:r>
+        <w:rPr>
+          <w:rFonts w:ascii="Times New Roman" w:hAnsi="Times New Roman" w:cs="Times New Roman"/>
+          <w:b/>
+          <w:bCs/>
+        </w:rPr>
+        <w:t>Business entitás:</w:t>
+      </w:r>
+      <w:r>
+        <w:rPr>
+          <w:rFonts w:ascii="Times New Roman" w:hAnsi="Times New Roman" w:cs="Times New Roman"/>
+        </w:rPr>
+        <w:t xml:space="preserve"> Tárolja a KKV specifikus adatait (név, kategória, leírás). Itt kapott helyet a style_guideline szöveges mező is, amely az ágens működését szabályozza. Egy-a-többhöz (1:N) kapcsolatot tart fenn a Review entitással.</w:t>
+      </w:r>
+    </w:p>
+    <w:p>
+      <w:pPr>
+        <w:numPr>
+          <w:ilvl w:val="0"/>
+          <w:numId w:val="11"/>
+        </w:numPr>
+        <w:tabs>
+          <w:tab w:val="clear" w:pos="720"/>
+        </w:tabs>
+        <w:spacing w:line="360" w:lineRule="auto"/>
+        <w:ind w:left="0"/>
+        <w:jc w:val="both"/>
+        <w:rPr>
+          <w:rFonts w:ascii="Times New Roman" w:hAnsi="Times New Roman" w:cs="Times New Roman"/>
+        </w:rPr>
+      </w:pPr>
+      <w:r>
+        <w:rPr>
+          <w:rFonts w:ascii="Times New Roman" w:hAnsi="Times New Roman" w:cs="Times New Roman"/>
+          <w:b/>
+          <w:bCs/>
+        </w:rPr>
+        <w:t>Review entitás:</w:t>
+      </w:r>
+      <w:r>
+        <w:rPr>
+          <w:rFonts w:ascii="Times New Roman" w:hAnsi="Times New Roman" w:cs="Times New Roman"/>
+        </w:rPr>
+        <w:t xml:space="preserve"> A Google Business Profile-ból származó értékelések leképezése. Tartalmazza a szerző nevét, a csillagok számát, a szöveges értékelést, a beérkezés dátumát, valamint a rendszer által generált, vagy a felhasználó által módosított és jóváhagyott válasz szövegét.</w:t>
+      </w:r>
+    </w:p>
+    <w:p>
+      <w:pPr>
+        <w:spacing w:line="360" w:lineRule="auto"/>
+        <w:jc w:val="both"/>
+        <w:rPr>
+          <w:rFonts w:ascii="Times New Roman" w:hAnsi="Times New Roman" w:cs="Times New Roman"/>
+        </w:rPr>
+      </w:pPr>
+      <w:r>
+        <w:rPr>
+          <w:rFonts w:ascii="Times New Roman" w:hAnsi="Times New Roman" w:cs="Times New Roman"/>
+        </w:rPr>
+        <w:t>A szoftverfejlesztés során kiemelt figyelmet fordítottam arra, hogy az adatbázis-modellek attribútumai szigorú típusossággal rendelkezzenek, minimalizálva a futásidejű típuskonverziós hibákat.</w:t>
+      </w:r>
+      <w:r>
+        <w:rPr>
+          <w:rFonts w:ascii="Times New Roman" w:hAnsi="Times New Roman" w:cs="Times New Roman"/>
+        </w:rPr>
+        <w:br/>
+      </w:r>
+    </w:p>
+    <w:p>
+      <w:pPr>
+        <w:pStyle w:val="Cmsor2"/>
+        <w:rPr>
+          <w:rFonts w:ascii="Times New Roman" w:hAnsi="Times New Roman" w:cs="Times New Roman"/>
+        </w:rPr>
+      </w:pPr>
+      <w:r>
+        <w:rPr>
+          <w:rFonts w:ascii="Times New Roman" w:hAnsi="Times New Roman" w:cs="Times New Roman"/>
+        </w:rPr>
+        <w:t>5.3. Dinamikus működés és szekvenciadiagram</w:t>
+      </w:r>
+    </w:p>
+    <w:p>
+      <w:pPr>
+        <w:spacing w:line="360" w:lineRule="auto"/>
+        <w:jc w:val="both"/>
+        <w:rPr>
+          <w:rFonts w:ascii="Times New Roman" w:hAnsi="Times New Roman" w:cs="Times New Roman"/>
+        </w:rPr>
+      </w:pPr>
+      <w:r>
+        <w:rPr>
+          <w:rFonts w:ascii="Times New Roman" w:hAnsi="Times New Roman" w:cs="Times New Roman"/>
+        </w:rPr>
+        <w:t>A rendszer dinamikus működését, az aszinkron kliensoldali kérések és a külső MI (Gemini, Qdrant) felhőszolgáltatások közötti adatáramlást a válaszgenerálási folyamat során az alábbi szekvenciadiagram mutatja be.</w:t>
+      </w:r>
+    </w:p>
+    <w:p>
+      <w:pPr>
+        <w:numPr>
+          <w:ilvl w:val="0"/>
+          <w:numId w:val="12"/>
+        </w:numPr>
+        <w:tabs>
+          <w:tab w:val="clear" w:pos="720"/>
+        </w:tabs>
+        <w:spacing w:line="360" w:lineRule="auto"/>
+        <w:ind w:left="0"/>
+        <w:jc w:val="both"/>
+        <w:rPr>
+          <w:rFonts w:ascii="Times New Roman" w:hAnsi="Times New Roman" w:cs="Times New Roman"/>
+        </w:rPr>
+      </w:pPr>
+      <w:r>
+        <w:rPr>
+          <w:rFonts w:ascii="Times New Roman" w:hAnsi="Times New Roman" w:cs="Times New Roman"/>
+          <w:b/>
+          <w:bCs/>
+        </w:rPr>
+        <w:t>Kliensoldali kérés:</w:t>
+      </w:r>
+      <w:r>
+        <w:rPr>
+          <w:rFonts w:ascii="Times New Roman" w:hAnsi="Times New Roman" w:cs="Times New Roman"/>
+        </w:rPr>
+        <w:t xml:space="preserve"> A felhasználó a Tailwind alapú dashboardon rákattint a </w:t>
+      </w:r>
+      <w:r>
+        <w:rPr>
+          <w:rFonts w:ascii="Times New Roman" w:hAnsi="Times New Roman" w:cs="Times New Roman"/>
+          <w:i/>
+          <w:iCs/>
+        </w:rPr>
+        <w:t>"Válasz generálása"</w:t>
+      </w:r>
+      <w:r>
+        <w:rPr>
+          <w:rFonts w:ascii="Times New Roman" w:hAnsi="Times New Roman" w:cs="Times New Roman"/>
+        </w:rPr>
+        <w:t xml:space="preserve"> gombra. A frontend egy aszinkron POST kérést indít a backend /generate végpontjára, elküldve a vélemény azonosítóját és a cég egyedi azonosítóját.</w:t>
+      </w:r>
+    </w:p>
+    <w:p>
+      <w:pPr>
+        <w:numPr>
+          <w:ilvl w:val="0"/>
+          <w:numId w:val="12"/>
+        </w:numPr>
+        <w:tabs>
+          <w:tab w:val="clear" w:pos="720"/>
+        </w:tabs>
+        <w:spacing w:line="360" w:lineRule="auto"/>
+        <w:ind w:left="0"/>
+        <w:jc w:val="both"/>
+        <w:rPr>
+          <w:rFonts w:ascii="Times New Roman" w:hAnsi="Times New Roman" w:cs="Times New Roman"/>
+        </w:rPr>
+      </w:pPr>
+      <w:r>
+        <w:rPr>
+          <w:rFonts w:ascii="Times New Roman" w:hAnsi="Times New Roman" w:cs="Times New Roman"/>
+          <w:b/>
+          <w:bCs/>
+        </w:rPr>
+        <w:t>Hitelesítés és autorizáció:</w:t>
+      </w:r>
+      <w:r>
+        <w:rPr>
+          <w:rFonts w:ascii="Times New Roman" w:hAnsi="Times New Roman" w:cs="Times New Roman"/>
+        </w:rPr>
+        <w:t xml:space="preserve"> A FastAPI middleware-je ellenőrzi a HTTP-only sütiből kiolvasott JWT tokent. Amennyiben a token valid, ellenőrzi, hogy a bejelentkezett felhasználónak van-e jogosultsága az adott business_id adataihoz</w:t>
+      </w:r>
+      <w:r>
+        <w:rPr>
+          <w:rFonts w:ascii="Times New Roman" w:hAnsi="Times New Roman" w:cs="Times New Roman"/>
+        </w:rPr>
+        <w:t>.</w:t>
+      </w:r>
+    </w:p>
+    <w:p>
+      <w:pPr>
+        <w:numPr>
+          <w:ilvl w:val="0"/>
+          <w:numId w:val="12"/>
+        </w:numPr>
+        <w:tabs>
+          <w:tab w:val="clear" w:pos="720"/>
+        </w:tabs>
+        <w:spacing w:line="360" w:lineRule="auto"/>
+        <w:ind w:left="0"/>
+        <w:jc w:val="both"/>
+        <w:rPr>
+          <w:rFonts w:ascii="Times New Roman" w:hAnsi="Times New Roman" w:cs="Times New Roman"/>
+        </w:rPr>
+      </w:pPr>
+      <w:r>
+        <w:rPr>
+          <w:rFonts w:ascii="Times New Roman" w:hAnsi="Times New Roman" w:cs="Times New Roman"/>
+          <w:b/>
+          <w:bCs/>
+        </w:rPr>
+        <w:t>Vektorizálás (Embedding):</w:t>
+      </w:r>
+      <w:r>
+        <w:rPr>
+          <w:rFonts w:ascii="Times New Roman" w:hAnsi="Times New Roman" w:cs="Times New Roman"/>
+        </w:rPr>
+        <w:t xml:space="preserve"> A backend lekéri az adatbázisból az új vélemény szövegét, majd meghívja a google-genai SDK segítségével a gemini-embedding-001 modellt. Az API visszaküldi a szöveg matematikai reprezentációját képező vektort.</w:t>
+      </w:r>
+    </w:p>
+    <w:p>
+      <w:pPr>
+        <w:numPr>
+          <w:ilvl w:val="0"/>
+          <w:numId w:val="12"/>
+        </w:numPr>
+        <w:tabs>
+          <w:tab w:val="clear" w:pos="720"/>
+        </w:tabs>
+        <w:spacing w:line="360" w:lineRule="auto"/>
+        <w:ind w:left="0"/>
+        <w:jc w:val="both"/>
+        <w:rPr>
+          <w:rFonts w:ascii="Times New Roman" w:hAnsi="Times New Roman" w:cs="Times New Roman"/>
+        </w:rPr>
+      </w:pPr>
+      <w:r>
+        <w:rPr>
+          <w:rFonts w:ascii="Times New Roman" w:hAnsi="Times New Roman" w:cs="Times New Roman"/>
+          <w:b/>
+          <w:bCs/>
+        </w:rPr>
+        <w:t>Kontextus-visszakeresés (Retrieval):</w:t>
+      </w:r>
+      <w:r>
+        <w:rPr>
+          <w:rFonts w:ascii="Times New Roman" w:hAnsi="Times New Roman" w:cs="Times New Roman"/>
+        </w:rPr>
+        <w:t xml:space="preserve"> A backend a kapott vektorral lekérdezést intéz a Qdrant Cloud felé a q_client.query_points() metóduson keresztül. A kérés tartalmaz egy szigorú szűrőfeltételt (payload["business_id"] == request.business_id), így a Qdrant kizárólag az adott vállalkozás múltbéli, sikeres válaszait adja vissza</w:t>
+      </w:r>
+      <w:r>
+        <w:rPr>
+          <w:rFonts w:ascii="Times New Roman" w:hAnsi="Times New Roman" w:cs="Times New Roman"/>
+        </w:rPr>
+        <w:t>.</w:t>
+      </w:r>
+    </w:p>
+    <w:p>
+      <w:pPr>
+        <w:numPr>
+          <w:ilvl w:val="0"/>
+          <w:numId w:val="12"/>
+        </w:numPr>
+        <w:tabs>
+          <w:tab w:val="clear" w:pos="720"/>
+        </w:tabs>
+        <w:spacing w:line="360" w:lineRule="auto"/>
+        <w:ind w:left="0"/>
+        <w:jc w:val="both"/>
+        <w:rPr>
+          <w:rFonts w:ascii="Times New Roman" w:hAnsi="Times New Roman" w:cs="Times New Roman"/>
+        </w:rPr>
+      </w:pPr>
+      <w:r>
+        <w:rPr>
+          <w:rFonts w:ascii="Times New Roman" w:hAnsi="Times New Roman" w:cs="Times New Roman"/>
+          <w:b/>
+          <w:bCs/>
+        </w:rPr>
+        <w:lastRenderedPageBreak/>
+        <w:t>Dinamikus kontextus-bővítés (Augmentation):</w:t>
+      </w:r>
+      <w:r>
+        <w:rPr>
+          <w:rFonts w:ascii="Times New Roman" w:hAnsi="Times New Roman" w:cs="Times New Roman"/>
+        </w:rPr>
+        <w:t xml:space="preserve"> A backend összefűzi a cég alapadatait, a Qdrantból visszakapott legrelevánsabb korábbi válaszokat, valamint a cég stílusirányelvét egy összetett Prompt-tá.</w:t>
+      </w:r>
+    </w:p>
+    <w:p>
+      <w:pPr>
+        <w:numPr>
+          <w:ilvl w:val="0"/>
+          <w:numId w:val="12"/>
+        </w:numPr>
+        <w:tabs>
+          <w:tab w:val="clear" w:pos="720"/>
+        </w:tabs>
+        <w:spacing w:line="360" w:lineRule="auto"/>
+        <w:ind w:left="0"/>
+        <w:jc w:val="both"/>
+        <w:rPr>
+          <w:rFonts w:ascii="Times New Roman" w:hAnsi="Times New Roman" w:cs="Times New Roman"/>
+        </w:rPr>
+      </w:pPr>
+      <w:r>
+        <w:rPr>
+          <w:rFonts w:ascii="Times New Roman" w:hAnsi="Times New Roman" w:cs="Times New Roman"/>
+          <w:b/>
+          <w:bCs/>
+        </w:rPr>
+        <w:t>Szöveggenerálás (Generation):</w:t>
+      </w:r>
+      <w:r>
+        <w:rPr>
+          <w:rFonts w:ascii="Times New Roman" w:hAnsi="Times New Roman" w:cs="Times New Roman"/>
+        </w:rPr>
+        <w:t xml:space="preserve"> Az így előkészített, tényadatokkal alátámasztott promptot a rendszer elküldi a gemini-2.5-flash modellnek. A modell másodperceken belül legenerálja a hallucinációmentes, nyelvtanilag tökéletes választ.</w:t>
+      </w:r>
+    </w:p>
+    <w:p>
+      <w:pPr>
+        <w:numPr>
+          <w:ilvl w:val="0"/>
+          <w:numId w:val="12"/>
+        </w:numPr>
+        <w:tabs>
+          <w:tab w:val="clear" w:pos="720"/>
+        </w:tabs>
+        <w:spacing w:line="360" w:lineRule="auto"/>
+        <w:ind w:left="0"/>
+        <w:jc w:val="both"/>
+        <w:rPr>
+          <w:rFonts w:ascii="Times New Roman" w:hAnsi="Times New Roman" w:cs="Times New Roman"/>
+        </w:rPr>
+      </w:pPr>
+      <w:r>
+        <w:rPr>
+          <w:rFonts w:ascii="Times New Roman" w:hAnsi="Times New Roman" w:cs="Times New Roman"/>
+          <w:b/>
+          <w:bCs/>
+        </w:rPr>
+        <w:t>Válasz és perzisztencia:</w:t>
+      </w:r>
+      <w:r>
+        <w:rPr>
+          <w:rFonts w:ascii="Times New Roman" w:hAnsi="Times New Roman" w:cs="Times New Roman"/>
+        </w:rPr>
+        <w:t xml:space="preserve"> A backend a generált választervezetet elmenti a PostgreSQL adatbázisba ideiglenes állapotúként, majd JSON formátumban visszaküldi a kliensoldalnak, ahol az interaktív módon megjelenik a felhasználó előtt.</w:t>
+      </w:r>
+    </w:p>
+    <w:p>
+      <w:pPr>
+        <w:spacing w:line="360" w:lineRule="auto"/>
+        <w:rPr>
+          <w:rFonts w:ascii="Times New Roman" w:hAnsi="Times New Roman" w:cs="Times New Roman"/>
+        </w:rPr>
+      </w:pPr>
+    </w:p>
+    <w:p>
+      <w:pPr>
+        <w:pStyle w:val="Cmsor2"/>
+        <w:rPr>
+          <w:rFonts w:ascii="Times New Roman" w:hAnsi="Times New Roman" w:cs="Times New Roman"/>
+        </w:rPr>
+      </w:pPr>
+      <w:r>
+        <w:rPr>
+          <w:rFonts w:ascii="Times New Roman" w:hAnsi="Times New Roman" w:cs="Times New Roman"/>
+        </w:rPr>
+        <w:t>5.4. Adatszeparáció és gyűjtemény-struktúra a vektoradatbázisban</w:t>
+      </w:r>
+    </w:p>
+    <w:p>
+      <w:pPr>
+        <w:spacing w:line="360" w:lineRule="auto"/>
+        <w:jc w:val="both"/>
+        <w:rPr>
+          <w:rFonts w:ascii="Times New Roman" w:hAnsi="Times New Roman" w:cs="Times New Roman"/>
+        </w:rPr>
+      </w:pPr>
+      <w:r>
+        <w:rPr>
+          <w:rFonts w:ascii="Times New Roman" w:hAnsi="Times New Roman" w:cs="Times New Roman"/>
+        </w:rPr>
+        <w:t>Mivel a rendszer több cég adatait kezeli egyetlen közös felhőalapú Qdrant klaszterben, az adatszeparációt logikai szinten, a pontokhoz csatolt Payload struktúrával valósítottam meg. Egy Qdrant-pont az alábbi mérnöki struktúrával kerül tárolásra:</w:t>
+      </w:r>
+    </w:p>
+    <w:p>
+      <w:pPr>
+        <w:spacing w:line="360" w:lineRule="auto"/>
+        <w:rPr>
+          <w:rFonts w:ascii="Times New Roman" w:hAnsi="Times New Roman" w:cs="Times New Roman"/>
+        </w:rPr>
+      </w:pPr>
+      <w:r>
+        <w:rPr>
+          <w:rFonts w:ascii="Times New Roman" w:hAnsi="Times New Roman" w:cs="Times New Roman"/>
+        </w:rPr>
+        <w:t>JSON</w:t>
+      </w:r>
+    </w:p>
+    <w:p>
+      <w:pPr>
+        <w:spacing w:after="0" w:line="240" w:lineRule="auto"/>
+        <w:rPr>
+          <w:rFonts w:ascii="Times New Roman" w:hAnsi="Times New Roman" w:cs="Times New Roman"/>
+        </w:rPr>
+      </w:pPr>
+      <w:r>
+        <w:rPr>
+          <w:rFonts w:ascii="Times New Roman" w:hAnsi="Times New Roman" w:cs="Times New Roman"/>
+        </w:rPr>
+        <w:t>{</w:t>
+      </w:r>
+    </w:p>
+    <w:p>
+      <w:pPr>
+        <w:spacing w:after="0" w:line="240" w:lineRule="auto"/>
+        <w:rPr>
+          <w:rFonts w:ascii="Times New Roman" w:hAnsi="Times New Roman" w:cs="Times New Roman"/>
+        </w:rPr>
+      </w:pPr>
+      <w:r>
+        <w:rPr>
+          <w:rFonts w:ascii="Times New Roman" w:hAnsi="Times New Roman" w:cs="Times New Roman"/>
+        </w:rPr>
+        <w:t xml:space="preserve">  </w:t>
+      </w:r>
+      <w:r>
+        <w:rPr>
+          <w:rFonts w:ascii="Times New Roman" w:hAnsi="Times New Roman" w:cs="Times New Roman"/>
+        </w:rPr>
+        <w:tab/>
+      </w:r>
+      <w:r>
+        <w:rPr>
+          <w:rFonts w:ascii="Times New Roman" w:hAnsi="Times New Roman" w:cs="Times New Roman"/>
+        </w:rPr>
+        <w:t>"id": "uuid-v4-azonosito",</w:t>
+      </w:r>
+    </w:p>
+    <w:p>
+      <w:pPr>
+        <w:spacing w:after="0" w:line="240" w:lineRule="auto"/>
+        <w:rPr>
+          <w:rFonts w:ascii="Times New Roman" w:hAnsi="Times New Roman" w:cs="Times New Roman"/>
+        </w:rPr>
+      </w:pPr>
+      <w:r>
+        <w:rPr>
+          <w:rFonts w:ascii="Times New Roman" w:hAnsi="Times New Roman" w:cs="Times New Roman"/>
+        </w:rPr>
+        <w:t xml:space="preserve">  </w:t>
+      </w:r>
+      <w:r>
+        <w:rPr>
+          <w:rFonts w:ascii="Times New Roman" w:hAnsi="Times New Roman" w:cs="Times New Roman"/>
+        </w:rPr>
+        <w:tab/>
+      </w:r>
+      <w:r>
+        <w:rPr>
+          <w:rFonts w:ascii="Times New Roman" w:hAnsi="Times New Roman" w:cs="Times New Roman"/>
+        </w:rPr>
+        <w:t xml:space="preserve">"vector": [0.0125, -0.0432, ..., 0.0091], </w:t>
+      </w:r>
+    </w:p>
+    <w:p>
+      <w:pPr>
+        <w:spacing w:after="0" w:line="240" w:lineRule="auto"/>
+        <w:rPr>
+          <w:rFonts w:ascii="Times New Roman" w:hAnsi="Times New Roman" w:cs="Times New Roman"/>
+        </w:rPr>
+      </w:pPr>
+      <w:r>
+        <w:rPr>
+          <w:rFonts w:ascii="Times New Roman" w:hAnsi="Times New Roman" w:cs="Times New Roman"/>
+        </w:rPr>
+        <w:t xml:space="preserve">  </w:t>
+      </w:r>
+      <w:r>
+        <w:rPr>
+          <w:rFonts w:ascii="Times New Roman" w:hAnsi="Times New Roman" w:cs="Times New Roman"/>
+        </w:rPr>
+        <w:tab/>
+      </w:r>
+      <w:r>
+        <w:rPr>
+          <w:rFonts w:ascii="Times New Roman" w:hAnsi="Times New Roman" w:cs="Times New Roman"/>
+        </w:rPr>
+        <w:t xml:space="preserve">"payload": </w:t>
+      </w:r>
+    </w:p>
+    <w:p>
+      <w:pPr>
+        <w:spacing w:after="0" w:line="240" w:lineRule="auto"/>
+        <w:ind w:firstLine="708"/>
+        <w:rPr>
+          <w:rFonts w:ascii="Times New Roman" w:hAnsi="Times New Roman" w:cs="Times New Roman"/>
+        </w:rPr>
+      </w:pPr>
+      <w:r>
+        <w:rPr>
+          <w:rFonts w:ascii="Times New Roman" w:hAnsi="Times New Roman" w:cs="Times New Roman"/>
+        </w:rPr>
+        <w:t>{</w:t>
+      </w:r>
+    </w:p>
+    <w:p>
+      <w:pPr>
+        <w:spacing w:after="0" w:line="240" w:lineRule="auto"/>
+        <w:rPr>
+          <w:rFonts w:ascii="Times New Roman" w:hAnsi="Times New Roman" w:cs="Times New Roman"/>
+        </w:rPr>
+      </w:pPr>
+      <w:r>
+        <w:rPr>
+          <w:rFonts w:ascii="Times New Roman" w:hAnsi="Times New Roman" w:cs="Times New Roman"/>
+        </w:rPr>
+        <w:t xml:space="preserve">    </w:t>
+      </w:r>
+      <w:r>
+        <w:rPr>
+          <w:rFonts w:ascii="Times New Roman" w:hAnsi="Times New Roman" w:cs="Times New Roman"/>
+        </w:rPr>
+        <w:tab/>
+      </w:r>
+      <w:r>
+        <w:rPr>
+          <w:rFonts w:ascii="Times New Roman" w:hAnsi="Times New Roman" w:cs="Times New Roman"/>
+        </w:rPr>
+        <w:tab/>
+      </w:r>
+      <w:r>
+        <w:rPr>
+          <w:rFonts w:ascii="Times New Roman" w:hAnsi="Times New Roman" w:cs="Times New Roman"/>
+        </w:rPr>
+        <w:t>"business_id": 1,</w:t>
+      </w:r>
+    </w:p>
+    <w:p>
+      <w:pPr>
+        <w:spacing w:after="0" w:line="240" w:lineRule="auto"/>
+        <w:rPr>
+          <w:rFonts w:ascii="Times New Roman" w:hAnsi="Times New Roman" w:cs="Times New Roman"/>
+        </w:rPr>
+      </w:pPr>
+      <w:r>
+        <w:rPr>
+          <w:rFonts w:ascii="Times New Roman" w:hAnsi="Times New Roman" w:cs="Times New Roman"/>
+        </w:rPr>
+        <w:t xml:space="preserve">    </w:t>
+      </w:r>
+      <w:r>
+        <w:rPr>
+          <w:rFonts w:ascii="Times New Roman" w:hAnsi="Times New Roman" w:cs="Times New Roman"/>
+        </w:rPr>
+        <w:tab/>
+      </w:r>
+      <w:r>
+        <w:rPr>
+          <w:rFonts w:ascii="Times New Roman" w:hAnsi="Times New Roman" w:cs="Times New Roman"/>
+        </w:rPr>
+        <w:tab/>
+      </w:r>
+      <w:r>
+        <w:rPr>
+          <w:rFonts w:ascii="Times New Roman" w:hAnsi="Times New Roman" w:cs="Times New Roman"/>
+        </w:rPr>
+        <w:t>"review_text": "Kiváló kiszolgálás, csak a parkolás nehéz.",</w:t>
+      </w:r>
+    </w:p>
+    <w:p>
+      <w:pPr>
+        <w:spacing w:after="0" w:line="240" w:lineRule="auto"/>
+        <w:ind w:left="1416"/>
+        <w:rPr>
+          <w:rFonts w:ascii="Times New Roman" w:hAnsi="Times New Roman" w:cs="Times New Roman"/>
+        </w:rPr>
+      </w:pPr>
+      <w:r>
+        <w:rPr>
+          <w:rFonts w:ascii="Times New Roman" w:hAnsi="Times New Roman" w:cs="Times New Roman"/>
+        </w:rPr>
+        <w:t>"approved_reply": "Köszönjük a visszajelzést! Örömmel halljuk, hogy elégedett volt a kiszolgálással. A parkolási lehetőségek bővítésén folyamatosan dolgozunk."</w:t>
+      </w:r>
+    </w:p>
+    <w:p>
+      <w:pPr>
+        <w:spacing w:after="0" w:line="240" w:lineRule="auto"/>
+        <w:rPr>
+          <w:rFonts w:ascii="Times New Roman" w:hAnsi="Times New Roman" w:cs="Times New Roman"/>
+        </w:rPr>
+      </w:pPr>
+      <w:r>
+        <w:rPr>
+          <w:rFonts w:ascii="Times New Roman" w:hAnsi="Times New Roman" w:cs="Times New Roman"/>
+        </w:rPr>
+        <w:t xml:space="preserve">  </w:t>
+      </w:r>
+      <w:r>
+        <w:rPr>
+          <w:rFonts w:ascii="Times New Roman" w:hAnsi="Times New Roman" w:cs="Times New Roman"/>
+        </w:rPr>
+        <w:tab/>
+      </w:r>
+      <w:r>
+        <w:rPr>
+          <w:rFonts w:ascii="Times New Roman" w:hAnsi="Times New Roman" w:cs="Times New Roman"/>
+        </w:rPr>
+        <w:t>}</w:t>
+      </w:r>
+    </w:p>
+    <w:p>
+      <w:pPr>
+        <w:spacing w:after="0" w:line="240" w:lineRule="auto"/>
+        <w:rPr>
+          <w:rFonts w:ascii="Times New Roman" w:hAnsi="Times New Roman" w:cs="Times New Roman"/>
+        </w:rPr>
+      </w:pPr>
+      <w:r>
+        <w:rPr>
+          <w:rFonts w:ascii="Times New Roman" w:hAnsi="Times New Roman" w:cs="Times New Roman"/>
+        </w:rPr>
+        <w:t>}</w:t>
+      </w:r>
+    </w:p>
+    <w:p>
+      <w:pPr>
+        <w:spacing w:after="0" w:line="240" w:lineRule="auto"/>
+        <w:rPr>
+          <w:rFonts w:ascii="Times New Roman" w:hAnsi="Times New Roman" w:cs="Times New Roman"/>
+        </w:rPr>
+      </w:pPr>
+    </w:p>
+    <w:p>
+      <w:pPr>
+        <w:spacing w:line="360" w:lineRule="auto"/>
+        <w:jc w:val="both"/>
+        <w:rPr>
+          <w:rFonts w:ascii="Times New Roman" w:hAnsi="Times New Roman" w:cs="Times New Roman"/>
+        </w:rPr>
+      </w:pPr>
+      <w:r>
+        <w:rPr>
+          <w:rFonts w:ascii="Times New Roman" w:hAnsi="Times New Roman" w:cs="Times New Roman"/>
+        </w:rPr>
+        <w:t>A keresés indításakor a Qdrant belső indexelő motorja először végrehajtja a payload-alapú szűrést</w:t>
+      </w:r>
+      <w:r>
+        <w:rPr>
+          <w:rFonts w:ascii="Times New Roman" w:hAnsi="Times New Roman" w:cs="Times New Roman"/>
+        </w:rPr>
+        <w:t xml:space="preserve">, </w:t>
+      </w:r>
+      <w:r>
+        <w:rPr>
+          <w:rFonts w:ascii="Times New Roman" w:hAnsi="Times New Roman" w:cs="Times New Roman"/>
+        </w:rPr>
+        <w:t>ami egy rendkívül gyors, O(1) komplexitású hash-alapú szűrés a relációs kulcson, és a matematikai koszinusz-hasonlósági számítást már csak ezen a szűrt részhalmazon futtatja le. Ez a megközelítés nemcsak a legmagasabb szintű adatbiztonságot garantálja, de radikálisan csökkenti a keresés számítási igényét is, biztosítva a rendszer horizontális skálázhatóságát.</w:t>
+      </w:r>
+    </w:p>
+    <w:p>
+      <w:pPr>
+        <w:spacing w:line="360" w:lineRule="auto"/>
+        <w:rPr>
+          <w:rFonts w:ascii="Times New Roman" w:hAnsi="Times New Roman" w:cs="Times New Roman"/>
+        </w:rPr>
+      </w:pPr>
+      <w:r>
+        <w:rPr>
+          <w:rFonts w:ascii="Times New Roman" w:hAnsi="Times New Roman" w:cs="Times New Roman"/>
+        </w:rPr>
+        <w:br w:type="page"/>
+      </w:r>
+    </w:p>
+    <w:p>
+      <w:pPr>
+        <w:pStyle w:val="Cmsor1"/>
+        <w:numPr>
+          <w:ilvl w:val="0"/>
+          <w:numId w:val="1"/>
+        </w:numPr>
+        <w:spacing w:line="360" w:lineRule="auto"/>
+        <w:rPr>
+          <w:rFonts w:ascii="Times New Roman" w:hAnsi="Times New Roman" w:cs="Times New Roman"/>
+        </w:rPr>
+      </w:pPr>
+      <w:r>
+        <w:rPr>
+          <w:rFonts w:ascii="Times New Roman" w:hAnsi="Times New Roman" w:cs="Times New Roman"/>
+        </w:rPr>
+        <w:lastRenderedPageBreak/>
+        <w:t>Megvalósítás részletei, tapasztalatok</w:t>
+      </w:r>
+    </w:p>
+    <w:p>
+      <w:pPr>
+        <w:pStyle w:val="Cmsor2"/>
+        <w:rPr>
+          <w:rFonts w:ascii="Times New Roman" w:hAnsi="Times New Roman" w:cs="Times New Roman"/>
+        </w:rPr>
+      </w:pPr>
+      <w:r>
+        <w:rPr>
+          <w:rFonts w:ascii="Times New Roman" w:hAnsi="Times New Roman" w:cs="Times New Roman"/>
+        </w:rPr>
+        <w:t>6.1. Az adatbázis feltöltése és a RAG pipeline előkészítése (ETL folyamat)</w:t>
+      </w:r>
+    </w:p>
+    <w:p>
+      <w:pPr>
+        <w:spacing w:line="360" w:lineRule="auto"/>
+        <w:jc w:val="both"/>
+        <w:rPr>
+          <w:rFonts w:ascii="Times New Roman" w:hAnsi="Times New Roman" w:cs="Times New Roman"/>
+        </w:rPr>
+      </w:pPr>
+      <w:r>
+        <w:rPr>
+          <w:rFonts w:ascii="Times New Roman" w:hAnsi="Times New Roman" w:cs="Times New Roman"/>
+        </w:rPr>
+        <w:t>A rendszer működésének alapfeltétele a korábbi ügyfélértékelések strukturált betöltése a Qdrant vektoradatbázisba. Ezt az Extract, Transform, Load (ETL) folyamatot a db_feltoltes.py szkript végzi el. A megvalósítás során aszinkron adatfeldolgozást alkalmaztam. A szkript beolvassa a nyers adatokat, a Google Gemini gemini-embedding-001 modelljével legenerálja a 3072 dimenziós vektorokat, majd egy szigorúan típusos Payload objektum kíséretében feltölti azokat a felhőbe.</w:t>
+      </w:r>
+    </w:p>
+    <w:p>
+      <w:pPr>
+        <w:spacing w:line="360" w:lineRule="auto"/>
+        <w:rPr>
+          <w:rFonts w:ascii="Times New Roman" w:hAnsi="Times New Roman" w:cs="Times New Roman"/>
+        </w:rPr>
+      </w:pPr>
+      <w:r>
+        <w:rPr>
+          <w:rFonts w:ascii="Times New Roman" w:hAnsi="Times New Roman" w:cs="Times New Roman"/>
+        </w:rPr>
+        <w:t>Kiemelt figyelmet igényelt a feltöltési struktúra kialakítása, hogy a későbbi szűrések (Multi-tenancy) hibátlanul lefuthessenek:</w:t>
+      </w:r>
+    </w:p>
+    <w:p>
+      <w:pPr>
+        <w:spacing w:line="360" w:lineRule="auto"/>
+        <w:jc w:val="center"/>
+        <w:rPr>
+          <w:rFonts w:ascii="Times New Roman" w:hAnsi="Times New Roman" w:cs="Times New Roman"/>
+        </w:rPr>
+      </w:pPr>
+      <w:r>
+        <w:rPr>
+          <w:rFonts w:ascii="Times New Roman" w:hAnsi="Times New Roman" w:cs="Times New Roman"/>
+        </w:rPr>
+        <w:drawing>
+          <wp:inline distT="0" distB="0" distL="0" distR="0" wp14:anchorId="6ACB65C2" wp14:editId="1D5FA6C9">
+            <wp:extent cx="4818744" cy="4695986"/>
+            <wp:effectExtent l="0" t="0" r="1270" b="0"/>
+            <wp:docPr id="1174390836" name="Kép 1"/>
+            <wp:cNvGraphicFramePr>
+              <a:graphicFrameLocks xmlns:a="http://schemas.openxmlformats.org/drawingml/2006/main" noChangeAspect="1"/>
+            </wp:cNvGraphicFramePr>
+            <a:graphic xmlns:a="http://schemas.openxmlformats.org/drawingml/2006/main">
+              <a:graphicData uri="http://schemas.openxmlformats.org/drawingml/2006/picture">
+                <pic:pic xmlns:pic="http://schemas.openxmlformats.org/drawingml/2006/picture">
+                  <pic:nvPicPr>
+                    <pic:cNvPr id="1174390836" name=""/>
+                    <pic:cNvPicPr/>
+                  </pic:nvPicPr>
+                  <pic:blipFill rotWithShape="1">
+                    <a:blip r:embed="rId7"/>
+                    <a:srcRect t="4769"/>
+                    <a:stretch>
+                      <a:fillRect/>
+                    </a:stretch>
+                  </pic:blipFill>
+                  <pic:spPr bwMode="auto">
+                    <a:xfrm>
+                      <a:off x="0" y="0"/>
+                      <a:ext cx="4828847" cy="4705831"/>
+                    </a:xfrm>
+                    <a:prstGeom prst="rect">
+                      <a:avLst/>
+                    </a:prstGeom>
+                    <a:ln>
+                      <a:noFill/>
+                    </a:ln>
+                    <a:extLst>
+                      <a:ext uri="{53640926-AAD7-44D8-BBD7-CCE9431645EC}">
+                        <a14:shadowObscured xmlns:a14="http://schemas.microsoft.com/office/drawing/2010/main"/>
+                      </a:ext>
+                    </a:extLst>
+                  </pic:spPr>
+                </pic:pic>
+              </a:graphicData>
+            </a:graphic>
+          </wp:inline>
+        </w:drawing>
+      </w:r>
+    </w:p>
+    <w:p>
+      <w:pPr>
+        <w:jc w:val="center"/>
+        <w:rPr>
+          <w:rFonts w:ascii="Times New Roman" w:hAnsi="Times New Roman" w:cs="Times New Roman"/>
+        </w:rPr>
+      </w:pPr>
+      <w:r>
+        <w:rPr>
+          <w:rFonts w:ascii="Times New Roman" w:hAnsi="Times New Roman" w:cs="Times New Roman"/>
+        </w:rPr>
+        <w:t>6.1. Ábra: Vektorizálás és feltöltés</w:t>
+      </w:r>
+    </w:p>
+    <w:p>
+      <w:pPr>
+        <w:pStyle w:val="Cmsor2"/>
+        <w:rPr>
+          <w:rFonts w:ascii="Times New Roman" w:hAnsi="Times New Roman" w:cs="Times New Roman"/>
+        </w:rPr>
+      </w:pPr>
+      <w:r>
+        <w:rPr>
+          <w:rFonts w:ascii="Times New Roman" w:hAnsi="Times New Roman" w:cs="Times New Roman"/>
+        </w:rPr>
+        <w:lastRenderedPageBreak/>
+        <w:t>6.2. A Qdrant API verzióváltása és a keresési logika implementációja</w:t>
+      </w:r>
+    </w:p>
+    <w:p>
+      <w:pPr>
+        <w:jc w:val="both"/>
+        <w:rPr>
+          <w:rFonts w:ascii="Times New Roman" w:hAnsi="Times New Roman" w:cs="Times New Roman"/>
+        </w:rPr>
+      </w:pPr>
+      <w:r>
+        <w:rPr>
+          <w:rFonts w:ascii="Times New Roman" w:hAnsi="Times New Roman" w:cs="Times New Roman"/>
+        </w:rPr>
+        <w:t>A fejlesztés során egy váratlan technológiai kihívást jelentett a Qdrant Python SDK v1.16+ verzióváltása. Míg a lokális, régebbi fejlesztői környezetben a q_client.search() metódus felelt a koszinusz-hasonlósági lekérdezésekért, a felhőalapú Render telepítés során a legfrissebb könyvtár már megszüntette ezt a funkciót.</w:t>
+      </w:r>
+    </w:p>
+    <w:p>
+      <w:pPr>
+        <w:jc w:val="both"/>
+        <w:rPr>
+          <w:rFonts w:ascii="Times New Roman" w:hAnsi="Times New Roman" w:cs="Times New Roman"/>
+        </w:rPr>
+      </w:pPr>
+      <w:r>
+        <w:rPr>
+          <w:rFonts w:ascii="Times New Roman" w:hAnsi="Times New Roman" w:cs="Times New Roman"/>
+        </w:rPr>
+        <w:t>A problémát a szoftver kódbázisának azonnali refaktorálásával oldottam meg a main.py fájlban. Átálltam a modernebb query_points() API használatára, amely robusztusabb szűrési paraméterezést tesz lehetővé. Ez a kódrészlet felel a RAG architektúra legfontosabb lépéséért, a releváns múltbéli esetek ügyfél-specifikus (business_id) visszakereséséért:</w:t>
+      </w:r>
+      <w:r>
+        <w:rPr>
+          <w:rFonts w:ascii="Times New Roman" w:hAnsi="Times New Roman" w:cs="Times New Roman"/>
+          <w:noProof/>
+        </w:rPr>
+        <w:t xml:space="preserve"> </w:t>
+      </w:r>
+    </w:p>
+    <w:p>
+      <w:pPr>
+        <w:jc w:val="center"/>
+        <w:rPr>
+          <w:rFonts w:ascii="Times New Roman" w:hAnsi="Times New Roman" w:cs="Times New Roman"/>
+        </w:rPr>
+      </w:pPr>
+      <w:r>
+        <w:rPr>
+          <w:rFonts w:ascii="Times New Roman" w:hAnsi="Times New Roman" w:cs="Times New Roman"/>
+        </w:rPr>
+        <w:drawing>
+          <wp:anchor distT="0" distB="0" distL="114300" distR="114300" simplePos="0" relativeHeight="251658240" behindDoc="1" locked="0" layoutInCell="1" allowOverlap="1" wp14:anchorId="0161F158" wp14:editId="1615F3C1">
+            <wp:simplePos x="0" y="0"/>
+            <wp:positionH relativeFrom="margin">
+              <wp:align>right</wp:align>
+            </wp:positionH>
+            <wp:positionV relativeFrom="paragraph">
+              <wp:posOffset>149279</wp:posOffset>
+            </wp:positionV>
+            <wp:extent cx="5759450" cy="2603500"/>
+            <wp:effectExtent l="0" t="0" r="0" b="6350"/>
+            <wp:wrapTight wrapText="bothSides">
+              <wp:wrapPolygon edited="0">
+                <wp:start x="0" y="0"/>
+                <wp:lineTo x="0" y="21495"/>
+                <wp:lineTo x="21505" y="21495"/>
+                <wp:lineTo x="21505" y="0"/>
+                <wp:lineTo x="0" y="0"/>
+              </wp:wrapPolygon>
+            </wp:wrapTight>
+            <wp:docPr id="849360250" name="Kép 1"/>
+            <wp:cNvGraphicFramePr>
+              <a:graphicFrameLocks xmlns:a="http://schemas.openxmlformats.org/drawingml/2006/main" noChangeAspect="1"/>
+            </wp:cNvGraphicFramePr>
+            <a:graphic xmlns:a="http://schemas.openxmlformats.org/drawingml/2006/main">
+              <a:graphicData uri="http://schemas.openxmlformats.org/drawingml/2006/picture">
+                <pic:pic xmlns:pic="http://schemas.openxmlformats.org/drawingml/2006/picture">
+                  <pic:nvPicPr>
+                    <pic:cNvPr id="849360250" name=""/>
+                    <pic:cNvPicPr/>
+                  </pic:nvPicPr>
+                  <pic:blipFill rotWithShape="1">
+                    <a:blip r:embed="rId8">
+                      <a:extLst>
+                        <a:ext uri="{28A0092B-C50C-407E-A947-70E740481C1C}">
+                          <a14:useLocalDpi xmlns:a14="http://schemas.microsoft.com/office/drawing/2010/main" val="0"/>
+                        </a:ext>
+                      </a:extLst>
+                    </a:blip>
+                    <a:srcRect t="9188"/>
+                    <a:stretch>
+                      <a:fillRect/>
+                    </a:stretch>
+                  </pic:blipFill>
+                  <pic:spPr bwMode="auto">
+                    <a:xfrm>
+                      <a:off x="0" y="0"/>
+                      <a:ext cx="5759450" cy="2603500"/>
+                    </a:xfrm>
+                    <a:prstGeom prst="rect">
+                      <a:avLst/>
+                    </a:prstGeom>
+                    <a:ln>
+                      <a:noFill/>
+                    </a:ln>
+                    <a:extLst>
+                      <a:ext uri="{53640926-AAD7-44D8-BBD7-CCE9431645EC}">
+                        <a14:shadowObscured xmlns:a14="http://schemas.microsoft.com/office/drawing/2010/main"/>
+                      </a:ext>
+                    </a:extLst>
+                  </pic:spPr>
+                </pic:pic>
+              </a:graphicData>
+            </a:graphic>
+            <wp14:sizeRelV relativeFrom="margin">
+              <wp14:pctHeight>0</wp14:pctHeight>
+            </wp14:sizeRelV>
+          </wp:anchor>
+        </w:drawing>
+      </w:r>
+      <w:r>
+        <w:rPr>
+          <w:rFonts w:ascii="Times New Roman" w:hAnsi="Times New Roman" w:cs="Times New Roman"/>
+        </w:rPr>
+        <w:t>6.2. Ábra: biztonságos keresés</w:t>
+      </w:r>
+    </w:p>
+    <w:p>
+      <w:pPr>
+        <w:jc w:val="center"/>
+        <w:rPr>
+          <w:rFonts w:ascii="Times New Roman" w:hAnsi="Times New Roman" w:cs="Times New Roman"/>
+        </w:rPr>
+      </w:pPr>
+    </w:p>
+    <w:p>
+      <w:pPr>
+        <w:pStyle w:val="Cmsor2"/>
+        <w:rPr>
+          <w:rFonts w:ascii="Times New Roman" w:hAnsi="Times New Roman" w:cs="Times New Roman"/>
+        </w:rPr>
+      </w:pPr>
+      <w:r>
+        <w:rPr>
+          <w:rFonts w:ascii="Times New Roman" w:hAnsi="Times New Roman" w:cs="Times New Roman"/>
+        </w:rPr>
+        <w:t>6.3. Kísérlet</w:t>
+      </w:r>
+      <w:r>
+        <w:rPr>
+          <w:rFonts w:ascii="Times New Roman" w:hAnsi="Times New Roman" w:cs="Times New Roman"/>
+        </w:rPr>
+        <w:t>ek</w:t>
+      </w:r>
+      <w:r>
+        <w:rPr>
+          <w:rFonts w:ascii="Times New Roman" w:hAnsi="Times New Roman" w:cs="Times New Roman"/>
+        </w:rPr>
+        <w:t>: Lokális (Ollama) vs. Felhőalapú (Gemini) LLM</w:t>
+      </w:r>
+    </w:p>
+    <w:p>
+      <w:pPr>
+        <w:jc w:val="both"/>
+        <w:rPr>
+          <w:rFonts w:ascii="Times New Roman" w:hAnsi="Times New Roman" w:cs="Times New Roman"/>
+        </w:rPr>
+      </w:pPr>
+      <w:r>
+        <w:rPr>
+          <w:rFonts w:ascii="Times New Roman" w:hAnsi="Times New Roman" w:cs="Times New Roman"/>
+        </w:rPr>
+        <w:t>A félév első harmadában a mesterséges intelligencia modellek lokális (On-Premise) futtatásával kísérleteztem. A cél egy nyílt forráskódú modell</w:t>
+      </w:r>
+      <w:r>
+        <w:rPr>
+          <w:rFonts w:ascii="Times New Roman" w:hAnsi="Times New Roman" w:cs="Times New Roman"/>
+        </w:rPr>
+        <w:t xml:space="preserve">: </w:t>
+      </w:r>
+      <w:r>
+        <w:rPr>
+          <w:rFonts w:ascii="Times New Roman" w:hAnsi="Times New Roman" w:cs="Times New Roman"/>
+        </w:rPr>
+        <w:t>Gemma29B futtatása volt Ollama környezetben. A méréseket egy standard fejlesztői munkaállomáson</w:t>
+      </w:r>
+      <w:r>
+        <w:rPr>
+          <w:rFonts w:ascii="Times New Roman" w:hAnsi="Times New Roman" w:cs="Times New Roman"/>
+        </w:rPr>
+        <w:t xml:space="preserve">, </w:t>
+      </w:r>
+      <w:r>
+        <w:rPr>
+          <w:rFonts w:ascii="Times New Roman" w:hAnsi="Times New Roman" w:cs="Times New Roman"/>
+        </w:rPr>
+        <w:t>16GB RAM</w:t>
+      </w:r>
+      <w:r>
+        <w:rPr>
+          <w:rFonts w:ascii="Times New Roman" w:hAnsi="Times New Roman" w:cs="Times New Roman"/>
+        </w:rPr>
+        <w:t>-on</w:t>
+      </w:r>
+      <w:r>
+        <w:rPr>
+          <w:rFonts w:ascii="Times New Roman" w:hAnsi="Times New Roman" w:cs="Times New Roman"/>
+        </w:rPr>
+        <w:t xml:space="preserve"> végeztem, 100 darab, átlagosan 50-80 szavas magyar nyelvű prompt generálásával. Az eredményeket a felhőalapú Gemini 1.5 Flash modell API-n keresztül mért eredményeivel vetettem össze.</w:t>
+      </w:r>
+    </w:p>
+    <w:p>
+      <w:pPr>
+        <w:jc w:val="both"/>
+        <w:rPr>
+          <w:rFonts w:ascii="Times New Roman" w:hAnsi="Times New Roman" w:cs="Times New Roman"/>
+        </w:rPr>
+      </w:pPr>
+    </w:p>
+    <w:tbl>
+      <w:tblPr>
+        <w:tblStyle w:val="Rcsostblzat"/>
+        <w:tblW w:w="10774" w:type="dxa"/>
+        <w:tblInd w:w="-856" w:type="dxa"/>
+        <w:tblLook w:val="04A0" w:firstRow="1" w:lastRow="0" w:firstColumn="1" w:lastColumn="0" w:noHBand="0" w:noVBand="1"/>
+      </w:tblPr>
+      <w:tblGrid>
+        <w:gridCol w:w="3403"/>
+        <w:gridCol w:w="3685"/>
+        <w:gridCol w:w="3686"/>
+      </w:tblGrid>
+      <w:tr>
+        <w:tc>
+          <w:tcPr>
+            <w:tcW w:w="3403" w:type="dxa"/>
+            <w:vAlign w:val="center"/>
+          </w:tcPr>
+          <w:p>
+            <w:pPr>
+              <w:jc w:val="center"/>
+              <w:rPr>
+                <w:rFonts w:ascii="Times New Roman" w:hAnsi="Times New Roman" w:cs="Times New Roman"/>
+                <w:b/>
+                <w:bCs/>
+              </w:rPr>
+            </w:pPr>
+            <w:r>
+              <w:rPr>
+                <w:rFonts w:ascii="Times New Roman" w:hAnsi="Times New Roman" w:cs="Times New Roman"/>
+                <w:b/>
+                <w:bCs/>
+              </w:rPr>
+              <w:t>Metrika / Paraméter</w:t>
+            </w:r>
+          </w:p>
+        </w:tc>
+        <w:tc>
+          <w:tcPr>
+            <w:tcW w:w="3685" w:type="dxa"/>
+            <w:vAlign w:val="center"/>
+          </w:tcPr>
+          <w:p>
+            <w:pPr>
+              <w:jc w:val="center"/>
+              <w:rPr>
+                <w:rFonts w:ascii="Times New Roman" w:hAnsi="Times New Roman" w:cs="Times New Roman"/>
+                <w:b/>
+                <w:bCs/>
+              </w:rPr>
+            </w:pPr>
+            <w:r>
+              <w:rPr>
+                <w:rFonts w:ascii="Times New Roman" w:hAnsi="Times New Roman" w:cs="Times New Roman"/>
+                <w:b/>
+                <w:bCs/>
+              </w:rPr>
+              <w:t>Lokális (Ollama - Gemma29B)</w:t>
+            </w:r>
+          </w:p>
+        </w:tc>
+        <w:tc>
+          <w:tcPr>
+            <w:tcW w:w="3686" w:type="dxa"/>
+            <w:vAlign w:val="center"/>
+          </w:tcPr>
+          <w:p>
+            <w:pPr>
+              <w:jc w:val="center"/>
+              <w:rPr>
+                <w:rFonts w:ascii="Times New Roman" w:hAnsi="Times New Roman" w:cs="Times New Roman"/>
+                <w:b/>
+                <w:bCs/>
+              </w:rPr>
+            </w:pPr>
+            <w:r>
+              <w:rPr>
+                <w:rFonts w:ascii="Times New Roman" w:hAnsi="Times New Roman" w:cs="Times New Roman"/>
+                <w:b/>
+                <w:bCs/>
+              </w:rPr>
+              <w:t>Felhő (Gemini 1.5 Flash API)</w:t>
+            </w:r>
+          </w:p>
+        </w:tc>
+      </w:tr>
+      <w:tr>
+        <w:trPr>
+          <w:trHeight w:val="545"/>
+        </w:trPr>
+        <w:tc>
+          <w:tcPr>
+            <w:tcW w:w="3403" w:type="dxa"/>
+            <w:vAlign w:val="center"/>
+          </w:tcPr>
+          <w:p>
+            <w:pPr>
+              <w:tabs>
+                <w:tab w:val="left" w:pos="903"/>
+              </w:tabs>
+              <w:jc w:val="center"/>
+              <w:rPr>
+                <w:rFonts w:ascii="Times New Roman" w:hAnsi="Times New Roman" w:cs="Times New Roman"/>
+                <w:b/>
+                <w:bCs/>
+              </w:rPr>
+            </w:pPr>
+            <w:r>
+              <w:rPr>
+                <w:rFonts w:ascii="Times New Roman" w:hAnsi="Times New Roman" w:cs="Times New Roman"/>
+                <w:b/>
+                <w:bCs/>
+              </w:rPr>
+              <w:t>Átlagos Válaszidő (TTFT)</w:t>
+            </w:r>
+          </w:p>
+        </w:tc>
+        <w:tc>
+          <w:tcPr>
+            <w:tcW w:w="3685" w:type="dxa"/>
+            <w:vAlign w:val="center"/>
+          </w:tcPr>
+          <w:p>
+            <w:pPr>
+              <w:jc w:val="center"/>
+              <w:rPr>
+                <w:rFonts w:ascii="Times New Roman" w:hAnsi="Times New Roman" w:cs="Times New Roman"/>
+              </w:rPr>
+            </w:pPr>
+            <w:r>
+              <w:rPr>
+                <w:rFonts w:ascii="Times New Roman" w:hAnsi="Times New Roman" w:cs="Times New Roman"/>
+              </w:rPr>
+              <w:t>~42,7 másodperc</w:t>
+            </w:r>
+          </w:p>
+        </w:tc>
+        <w:tc>
+          <w:tcPr>
+            <w:tcW w:w="3686" w:type="dxa"/>
+            <w:vAlign w:val="center"/>
+          </w:tcPr>
+          <w:p>
+            <w:pPr>
+              <w:jc w:val="center"/>
+              <w:rPr>
+                <w:rFonts w:ascii="Times New Roman" w:hAnsi="Times New Roman" w:cs="Times New Roman"/>
+              </w:rPr>
+            </w:pPr>
+            <w:r>
+              <w:rPr>
+                <w:rFonts w:ascii="Times New Roman" w:hAnsi="Times New Roman" w:cs="Times New Roman"/>
+              </w:rPr>
+              <w:t>&lt; 2,5 másodperc</w:t>
+            </w:r>
+          </w:p>
+        </w:tc>
+      </w:tr>
+      <w:tr>
+        <w:trPr>
+          <w:trHeight w:val="680"/>
+        </w:trPr>
+        <w:tc>
+          <w:tcPr>
+            <w:tcW w:w="3403" w:type="dxa"/>
+            <w:vAlign w:val="center"/>
+          </w:tcPr>
+          <w:p>
+            <w:pPr>
+              <w:jc w:val="center"/>
+              <w:rPr>
+                <w:rFonts w:ascii="Times New Roman" w:hAnsi="Times New Roman" w:cs="Times New Roman"/>
+                <w:b/>
+                <w:bCs/>
+              </w:rPr>
+            </w:pPr>
+            <w:r>
+              <w:rPr>
+                <w:rFonts w:ascii="Times New Roman" w:hAnsi="Times New Roman" w:cs="Times New Roman"/>
+                <w:b/>
+                <w:bCs/>
+              </w:rPr>
+              <w:t>Magyar nyelvhelyesség</w:t>
+            </w:r>
+          </w:p>
+        </w:tc>
+        <w:tc>
+          <w:tcPr>
+            <w:tcW w:w="3685" w:type="dxa"/>
+            <w:vAlign w:val="center"/>
+          </w:tcPr>
+          <w:p>
+            <w:pPr>
+              <w:jc w:val="center"/>
+              <w:rPr>
+                <w:rFonts w:ascii="Times New Roman" w:hAnsi="Times New Roman" w:cs="Times New Roman"/>
+              </w:rPr>
+            </w:pPr>
+            <w:r>
+              <w:rPr>
+                <w:rFonts w:ascii="Times New Roman" w:hAnsi="Times New Roman" w:cs="Times New Roman"/>
+              </w:rPr>
+              <w:t>S</w:t>
+            </w:r>
+            <w:r>
+              <w:rPr>
+                <w:rFonts w:ascii="Times New Roman" w:hAnsi="Times New Roman" w:cs="Times New Roman"/>
+              </w:rPr>
+              <w:t xml:space="preserve">zintaktikai hibák, </w:t>
+            </w:r>
+            <w:r>
+              <w:rPr>
+                <w:rFonts w:ascii="Times New Roman" w:hAnsi="Times New Roman" w:cs="Times New Roman"/>
+              </w:rPr>
+              <w:t>nem magyaros</w:t>
+            </w:r>
+            <w:r>
+              <w:rPr>
+                <w:rFonts w:ascii="Times New Roman" w:hAnsi="Times New Roman" w:cs="Times New Roman"/>
+              </w:rPr>
+              <w:t xml:space="preserve"> szófordulatok</w:t>
+            </w:r>
+          </w:p>
+        </w:tc>
+        <w:tc>
+          <w:tcPr>
+            <w:tcW w:w="3686" w:type="dxa"/>
+            <w:vAlign w:val="center"/>
+          </w:tcPr>
+          <w:p>
+            <w:pPr>
+              <w:jc w:val="center"/>
+              <w:rPr>
+                <w:rFonts w:ascii="Times New Roman" w:hAnsi="Times New Roman" w:cs="Times New Roman"/>
+              </w:rPr>
+            </w:pPr>
+            <w:r>
+              <w:rPr>
+                <w:rFonts w:ascii="Times New Roman" w:hAnsi="Times New Roman" w:cs="Times New Roman"/>
+              </w:rPr>
+              <w:t>Kiváló natív nyelvi szint</w:t>
+            </w:r>
+          </w:p>
+        </w:tc>
+      </w:tr>
+      <w:tr>
+        <w:tc>
+          <w:tcPr>
+            <w:tcW w:w="3403" w:type="dxa"/>
+            <w:vAlign w:val="center"/>
+          </w:tcPr>
+          <w:p>
+            <w:pPr>
+              <w:jc w:val="center"/>
+              <w:rPr>
+                <w:rFonts w:ascii="Times New Roman" w:hAnsi="Times New Roman" w:cs="Times New Roman"/>
+                <w:b/>
+                <w:bCs/>
+              </w:rPr>
+            </w:pPr>
+            <w:r>
+              <w:rPr>
+                <w:rFonts w:ascii="Times New Roman" w:hAnsi="Times New Roman" w:cs="Times New Roman"/>
+                <w:b/>
+                <w:bCs/>
+              </w:rPr>
+              <w:t>Hardverigény (RAM / VRAM)</w:t>
+            </w:r>
+          </w:p>
+        </w:tc>
+        <w:tc>
+          <w:tcPr>
+            <w:tcW w:w="3685" w:type="dxa"/>
+            <w:vAlign w:val="center"/>
+          </w:tcPr>
+          <w:p>
+            <w:pPr>
+              <w:jc w:val="center"/>
+              <w:rPr>
+                <w:rFonts w:ascii="Times New Roman" w:hAnsi="Times New Roman" w:cs="Times New Roman"/>
+              </w:rPr>
+            </w:pPr>
+            <w:r>
+              <w:rPr>
+                <w:rFonts w:ascii="Times New Roman" w:hAnsi="Times New Roman" w:cs="Times New Roman"/>
+              </w:rPr>
+              <w:t xml:space="preserve">Magas </w:t>
+            </w:r>
+          </w:p>
+          <w:p>
+            <w:pPr>
+              <w:jc w:val="center"/>
+              <w:rPr>
+                <w:rFonts w:ascii="Times New Roman" w:hAnsi="Times New Roman" w:cs="Times New Roman"/>
+              </w:rPr>
+            </w:pPr>
+            <w:r>
+              <w:rPr>
+                <w:rFonts w:ascii="Times New Roman" w:hAnsi="Times New Roman" w:cs="Times New Roman"/>
+              </w:rPr>
+              <w:t>(minimum 16GB, GPU dedikáció)</w:t>
+            </w:r>
+          </w:p>
+        </w:tc>
+        <w:tc>
+          <w:tcPr>
+            <w:tcW w:w="3686" w:type="dxa"/>
+            <w:vAlign w:val="center"/>
+          </w:tcPr>
+          <w:p>
+            <w:pPr>
+              <w:jc w:val="center"/>
+              <w:rPr>
+                <w:rFonts w:ascii="Times New Roman" w:hAnsi="Times New Roman" w:cs="Times New Roman"/>
+              </w:rPr>
+            </w:pPr>
+            <w:r>
+              <w:rPr>
+                <w:rFonts w:ascii="Times New Roman" w:hAnsi="Times New Roman" w:cs="Times New Roman"/>
+              </w:rPr>
+              <w:t>Alacsony</w:t>
+            </w:r>
+          </w:p>
+        </w:tc>
+      </w:tr>
+      <w:tr>
+        <w:tc>
+          <w:tcPr>
+            <w:tcW w:w="3403" w:type="dxa"/>
+            <w:vAlign w:val="center"/>
+          </w:tcPr>
+          <w:p>
+            <w:pPr>
+              <w:jc w:val="center"/>
+              <w:rPr>
+                <w:rFonts w:ascii="Times New Roman" w:hAnsi="Times New Roman" w:cs="Times New Roman"/>
+                <w:b/>
+                <w:bCs/>
+              </w:rPr>
+            </w:pPr>
+            <w:r>
+              <w:rPr>
+                <w:rFonts w:ascii="Times New Roman" w:hAnsi="Times New Roman" w:cs="Times New Roman"/>
+                <w:b/>
+                <w:bCs/>
+              </w:rPr>
+              <w:lastRenderedPageBreak/>
+              <w:t>RAG Kontextus betartása</w:t>
+            </w:r>
+          </w:p>
+        </w:tc>
+        <w:tc>
+          <w:tcPr>
+            <w:tcW w:w="3685" w:type="dxa"/>
+            <w:vAlign w:val="center"/>
+          </w:tcPr>
+          <w:p>
+            <w:pPr>
+              <w:jc w:val="center"/>
+              <w:rPr>
+                <w:rFonts w:ascii="Times New Roman" w:hAnsi="Times New Roman" w:cs="Times New Roman"/>
+              </w:rPr>
+            </w:pPr>
+            <w:r>
+              <w:rPr>
+                <w:rFonts w:ascii="Times New Roman" w:hAnsi="Times New Roman" w:cs="Times New Roman"/>
+              </w:rPr>
+              <w:t>Gyakran hallucinált a megadott adatokon kívül</w:t>
+            </w:r>
+          </w:p>
+        </w:tc>
+        <w:tc>
+          <w:tcPr>
+            <w:tcW w:w="3686" w:type="dxa"/>
+            <w:vAlign w:val="center"/>
+          </w:tcPr>
+          <w:p>
+            <w:pPr>
+              <w:jc w:val="center"/>
+              <w:rPr>
+                <w:rFonts w:ascii="Times New Roman" w:hAnsi="Times New Roman" w:cs="Times New Roman"/>
+              </w:rPr>
+            </w:pPr>
+            <w:r>
+              <w:rPr>
+                <w:rFonts w:ascii="Times New Roman" w:hAnsi="Times New Roman" w:cs="Times New Roman"/>
+              </w:rPr>
+              <w:t>Szigorúan követte a JSON stílusirányelvet</w:t>
+            </w:r>
+          </w:p>
+        </w:tc>
+      </w:tr>
+    </w:tbl>
+    <w:p>
+      <w:pPr>
+        <w:rPr>
+          <w:rFonts w:ascii="Times New Roman" w:hAnsi="Times New Roman" w:cs="Times New Roman"/>
+        </w:rPr>
+      </w:pPr>
+    </w:p>
+    <w:p>
+      <w:pPr>
+        <w:jc w:val="both"/>
+        <w:rPr>
+          <w:rFonts w:ascii="Times New Roman" w:hAnsi="Times New Roman" w:cs="Times New Roman"/>
+        </w:rPr>
+      </w:pPr>
+      <w:r>
+        <w:rPr>
+          <w:rFonts w:ascii="Times New Roman" w:hAnsi="Times New Roman" w:cs="Times New Roman"/>
+        </w:rPr>
+        <w:t>A mérések egyértelműen bizonyították, hogy a KKV szektornak szánt SaaS termékek esetében a lokális modellek futtatása jelenleg nem skálázható. A közel 43 másodperces válaszidő elfogadhatatlan egy modern webes felületen, így a végleges architektúra a Gemini API mellett köteleződött el.</w:t>
+      </w:r>
+    </w:p>
+    <w:p>
+      <w:pPr>
+        <w:jc w:val="both"/>
+        <w:rPr>
+          <w:rFonts w:ascii="Times New Roman" w:hAnsi="Times New Roman" w:cs="Times New Roman"/>
+        </w:rPr>
+      </w:pPr>
+    </w:p>
+    <w:p>
+      <w:pPr>
+        <w:pStyle w:val="Cmsor2"/>
+      </w:pPr>
+      <w:r>
+        <w:t>6.4. Fejlesztési tapasztalatok és megoldott mérnöki kihívások</w:t>
+      </w:r>
+    </w:p>
+    <w:p>
+      <w:pPr>
+        <w:jc w:val="both"/>
+        <w:rPr>
+          <w:rFonts w:ascii="Times New Roman" w:hAnsi="Times New Roman" w:cs="Times New Roman"/>
+        </w:rPr>
+      </w:pPr>
+      <w:r>
+        <w:rPr>
+          <w:rFonts w:ascii="Times New Roman" w:hAnsi="Times New Roman" w:cs="Times New Roman"/>
+        </w:rPr>
+        <w:t>A projekt implementációja során több olyan rendszer- és hálózatszintű problémával szembesültem, amelyek megoldása jelentős mérnöki tapasztalatot igényelt</w:t>
+      </w:r>
+      <w:r>
+        <w:rPr>
+          <w:rFonts w:ascii="Times New Roman" w:hAnsi="Times New Roman" w:cs="Times New Roman"/>
+        </w:rPr>
+        <w:t>, alább látható a 3 legfejfájósabb kihívás.</w:t>
+      </w:r>
+    </w:p>
+    <w:p>
+      <w:pPr>
+        <w:jc w:val="both"/>
+        <w:rPr>
+          <w:rFonts w:ascii="Times New Roman" w:hAnsi="Times New Roman" w:cs="Times New Roman"/>
+        </w:rPr>
+      </w:pPr>
+      <w:r>
+        <w:rPr>
+          <w:rFonts w:ascii="Times New Roman" w:hAnsi="Times New Roman" w:cs="Times New Roman"/>
+          <w:b/>
+          <w:bCs/>
+        </w:rPr>
+        <w:t>1. Hardveres és driver szintű konfliktusok (WSL2 és Docker):</w:t>
+      </w:r>
+      <w:r>
+        <w:rPr>
+          <w:rFonts w:ascii="Times New Roman" w:hAnsi="Times New Roman" w:cs="Times New Roman"/>
+        </w:rPr>
+        <w:t xml:space="preserve"> A lokális LLM kísérletek során a Docker és a Windows Subsystem for Linux (WSL2) réteg között PCI/Chipset driver ütközések léptek fel a dedikált memóriakezelés során. Ez rendszeres fagyásokhoz vezetett a modell betöltésekor. A tapasztalat azt mutatta, hogy az AI fejlesztések esetében a natív Unix-alapú környezetek, vagy a teljes egészében menedzselt felhőszolgáltatások alkalmazása elkerülhetetlen.</w:t>
+      </w:r>
+    </w:p>
+    <w:p>
+      <w:pPr>
+        <w:jc w:val="both"/>
+        <w:rPr>
+          <w:rFonts w:ascii="Times New Roman" w:hAnsi="Times New Roman" w:cs="Times New Roman"/>
+        </w:rPr>
+      </w:pPr>
+      <w:r>
+        <w:rPr>
+          <w:rFonts w:ascii="Times New Roman" w:hAnsi="Times New Roman" w:cs="Times New Roman"/>
+          <w:b/>
+          <w:bCs/>
+        </w:rPr>
+        <w:t>2. Külső API korlátozások (Google Quota 0 probléma):</w:t>
+      </w:r>
+      <w:r>
+        <w:rPr>
+          <w:rFonts w:ascii="Times New Roman" w:hAnsi="Times New Roman" w:cs="Times New Roman"/>
+        </w:rPr>
+        <w:t xml:space="preserve"> A Google Business Profile (Cégem) valós idejű vélemény-szinkronizációjának integrálása során az API hitelesítés sikeres volt, azonban a Google belső kvótaszabályozása</w:t>
+      </w:r>
+      <w:r>
+        <w:rPr>
+          <w:rFonts w:ascii="Times New Roman" w:hAnsi="Times New Roman" w:cs="Times New Roman"/>
+        </w:rPr>
+        <w:t xml:space="preserve"> </w:t>
+      </w:r>
+      <w:r>
+        <w:rPr>
+          <w:rFonts w:ascii="Times New Roman" w:hAnsi="Times New Roman" w:cs="Times New Roman"/>
+        </w:rPr>
+        <w:t xml:space="preserve"> miatt a hivatalos vállalati regisztráció lezárultáig a végpontok éles adatokkal nem voltak lekérdezhetőek. Ezt a blokkoló tényezőt egy robusztus Workaround implementálásával hidaltam át: a valós API hívásokat egy saját fejlesztésű ETL szimulációs pipeline-nal helyettesítettem, amely CSV alapú, lekapart adatbázisból tölti fel a rendszert</w:t>
+      </w:r>
+      <w:r>
+        <w:rPr>
+          <w:rFonts w:ascii="Times New Roman" w:hAnsi="Times New Roman" w:cs="Times New Roman"/>
+        </w:rPr>
+        <w:t>.</w:t>
+      </w:r>
+    </w:p>
+    <w:p>
+      <w:pPr>
+        <w:jc w:val="both"/>
+        <w:rPr>
+          <w:rFonts w:ascii="Times New Roman" w:hAnsi="Times New Roman" w:cs="Times New Roman"/>
+        </w:rPr>
+      </w:pPr>
+      <w:r>
+        <w:rPr>
+          <w:rFonts w:ascii="Times New Roman" w:hAnsi="Times New Roman" w:cs="Times New Roman"/>
+          <w:b/>
+          <w:bCs/>
+        </w:rPr>
+        <w:t>3. Felhő-telepítési (Deployment) anomáliák a Render platformon:</w:t>
+      </w:r>
+      <w:r>
+        <w:rPr>
+          <w:rFonts w:ascii="Times New Roman" w:hAnsi="Times New Roman" w:cs="Times New Roman"/>
+        </w:rPr>
+        <w:t xml:space="preserve"> A rendszer élesítése során a Render port-scannere "Port scan timeout reached" hibát dobott. Ennek oka a Python környezet függőségeinek</w:t>
+      </w:r>
+      <w:r>
+        <w:rPr>
+          <w:rFonts w:ascii="Times New Roman" w:hAnsi="Times New Roman" w:cs="Times New Roman"/>
+        </w:rPr>
+        <w:t xml:space="preserve"> </w:t>
+      </w:r>
+      <w:r>
+        <w:rPr>
+          <w:rFonts w:ascii="Times New Roman" w:hAnsi="Times New Roman" w:cs="Times New Roman"/>
+        </w:rPr>
+        <w:t>forrásból történő, időigényes újrafordítása volt az ingyenes szervereken. A megoldást az automatikus környezetfelismerés felülbírálata (a PYTHON_VERSION környezeti változó fix 3.11/3.12 verzióra állítása), az explicit port-binding (10000-es port megadása), valamint a Build Cache teljes törlése jelentette, amely drasztikusan lerövidítette a telepítési időt</w:t>
+      </w:r>
+      <w:r>
+        <w:rPr>
+          <w:rFonts w:ascii="Times New Roman" w:hAnsi="Times New Roman" w:cs="Times New Roman"/>
+        </w:rPr>
+        <w:t xml:space="preserve">. </w:t>
+      </w:r>
+    </w:p>
+    <w:p>
+      <w:pPr>
+        <w:spacing w:line="360" w:lineRule="auto"/>
+        <w:jc w:val="both"/>
+        <w:rPr>
+          <w:rFonts w:ascii="Times New Roman" w:hAnsi="Times New Roman" w:cs="Times New Roman"/>
+        </w:rPr>
+      </w:pPr>
+      <w:r>
+        <w:rPr>
+          <w:rFonts w:ascii="Times New Roman" w:hAnsi="Times New Roman" w:cs="Times New Roman"/>
+        </w:rPr>
+        <w:br w:type="page"/>
+      </w:r>
+    </w:p>
+    <w:p>
+      <w:pPr>
+        <w:pStyle w:val="Cmsor1"/>
+        <w:numPr>
+          <w:ilvl w:val="0"/>
+          <w:numId w:val="1"/>
+        </w:numPr>
+        <w:spacing w:line="360" w:lineRule="auto"/>
+        <w:jc w:val="both"/>
+        <w:rPr>
+          <w:rFonts w:ascii="Times New Roman" w:hAnsi="Times New Roman" w:cs="Times New Roman"/>
+        </w:rPr>
+      </w:pPr>
+      <w:r>
+        <w:rPr>
+          <w:rFonts w:ascii="Times New Roman" w:hAnsi="Times New Roman" w:cs="Times New Roman"/>
+        </w:rPr>
+        <w:lastRenderedPageBreak/>
+        <w:t>Képernyőképek, fotók az elkészült megoldásról</w:t>
+      </w:r>
+    </w:p>
+    <w:p>
+      <w:pPr>
+        <w:spacing w:line="360" w:lineRule="auto"/>
+        <w:jc w:val="both"/>
+        <w:rPr>
+          <w:rFonts w:ascii="Times New Roman" w:hAnsi="Times New Roman" w:cs="Times New Roman"/>
+        </w:rPr>
+      </w:pPr>
+      <w:r>
+        <w:rPr>
+          <w:rFonts w:ascii="Times New Roman" w:hAnsi="Times New Roman" w:cs="Times New Roman"/>
+        </w:rPr>
+        <w:t>A szoftver fejlesztése során a robusztus backend architektúra mellett kiemelt szerepet kapott a felhasználói élmény (UX) és az ergonómia. A kliensoldali felület Tailwind CSS keretrendszerrel készült, amely modern, reszponzív, és a SaaS iparági sztenderdeknek megfelelő sötét/világos tónusú megjelenést biztosít.</w:t>
+      </w:r>
+    </w:p>
+    <w:p>
+      <w:pPr>
+        <w:pStyle w:val="Cmsor2"/>
+        <w:rPr>
+          <w:rFonts w:ascii="Times New Roman" w:hAnsi="Times New Roman" w:cs="Times New Roman"/>
+        </w:rPr>
+      </w:pPr>
+      <w:r>
+        <w:rPr>
+          <w:rFonts w:ascii="Times New Roman" w:hAnsi="Times New Roman" w:cs="Times New Roman"/>
+        </w:rPr>
+        <w:t>7.1. A felhasználói felület</w:t>
+      </w:r>
+      <w:r>
+        <w:rPr>
+          <w:rFonts w:ascii="Times New Roman" w:hAnsi="Times New Roman" w:cs="Times New Roman"/>
+        </w:rPr>
+        <w:t xml:space="preserve">: </w:t>
+      </w:r>
+      <w:r>
+        <w:rPr>
+          <w:rFonts w:ascii="Times New Roman" w:hAnsi="Times New Roman" w:cs="Times New Roman"/>
+        </w:rPr>
+        <w:t>Frontend</w:t>
+      </w:r>
+      <w:r>
+        <w:rPr>
+          <w:rFonts w:ascii="Times New Roman" w:hAnsi="Times New Roman" w:cs="Times New Roman"/>
+        </w:rPr>
+        <w:t xml:space="preserve"> </w:t>
+      </w:r>
+      <w:r>
+        <w:rPr>
+          <w:rFonts w:ascii="Times New Roman" w:hAnsi="Times New Roman" w:cs="Times New Roman"/>
+        </w:rPr>
+        <w:t>nézetei</w:t>
+      </w:r>
+    </w:p>
+    <w:p>
+      <w:pPr>
+        <w:jc w:val="both"/>
+        <w:rPr>
+          <w:rFonts w:ascii="Times New Roman" w:hAnsi="Times New Roman" w:cs="Times New Roman"/>
+        </w:rPr>
+      </w:pPr>
+      <w:r>
+        <w:rPr>
+          <w:rFonts w:ascii="Times New Roman" w:hAnsi="Times New Roman" w:cs="Times New Roman"/>
+        </w:rPr>
+        <w:t>A végfelhasználók</w:t>
+      </w:r>
+      <w:r>
+        <w:rPr>
+          <w:rFonts w:ascii="Times New Roman" w:hAnsi="Times New Roman" w:cs="Times New Roman"/>
+        </w:rPr>
+        <w:t xml:space="preserve"> </w:t>
+      </w:r>
+      <w:r>
+        <w:rPr>
+          <w:rFonts w:ascii="Times New Roman" w:hAnsi="Times New Roman" w:cs="Times New Roman"/>
+        </w:rPr>
+        <w:t>az alábbi interaktív felületeken keresztül kommunikálnak a mesterséges intelligenciával és tekintik át az üzleti statisztikákat.</w:t>
+      </w:r>
+    </w:p>
+    <w:p>
+      <w:pPr>
+        <w:rPr>
+          <w:rFonts w:ascii="Times New Roman" w:hAnsi="Times New Roman" w:cs="Times New Roman"/>
+        </w:rPr>
+      </w:pPr>
+      <w:r>
+        <w:rPr>
+          <w:rFonts w:ascii="Times New Roman" w:hAnsi="Times New Roman" w:cs="Times New Roman"/>
+          <w:b/>
+          <w:bCs/>
+        </w:rPr>
+        <w:t>[IDE SZÚRD BE A 1. KÉPET: Az interaktív Irányítópult (Dashboard)]</w:t>
+      </w:r>
+    </w:p>
+    <w:p>
+      <w:pPr>
+        <w:numPr>
+          <w:ilvl w:val="0"/>
+          <w:numId w:val="13"/>
+        </w:numPr>
+        <w:rPr>
+          <w:rFonts w:ascii="Times New Roman" w:hAnsi="Times New Roman" w:cs="Times New Roman"/>
+        </w:rPr>
+      </w:pPr>
+      <w:r>
+        <w:rPr>
+          <w:rFonts w:ascii="Times New Roman" w:hAnsi="Times New Roman" w:cs="Times New Roman"/>
+          <w:b/>
+          <w:bCs/>
+        </w:rPr>
+        <w:t>Mit fotózz ki:</w:t>
+      </w:r>
+      <w:r>
+        <w:rPr>
+          <w:rFonts w:ascii="Times New Roman" w:hAnsi="Times New Roman" w:cs="Times New Roman"/>
+        </w:rPr>
+        <w:t xml:space="preserve"> Azt a képernyőt (dashboard.html vagy reviews.html), ahol látszik egy beérkezett Google értékelés (csillagok, szöveg), és alatta/mellette ott van a rendszer által felkínált </w:t>
+      </w:r>
+      <w:r>
+        <w:rPr>
+          <w:rFonts w:ascii="Times New Roman" w:hAnsi="Times New Roman" w:cs="Times New Roman"/>
+          <w:b/>
+          <w:bCs/>
+        </w:rPr>
+        <w:t>Generált válasz</w:t>
+      </w:r>
+      <w:r>
+        <w:rPr>
+          <w:rFonts w:ascii="Times New Roman" w:hAnsi="Times New Roman" w:cs="Times New Roman"/>
+        </w:rPr>
+        <w:t xml:space="preserve"> mező a gombokkal (Mentés, Újragenerálás).</w:t>
+      </w:r>
+    </w:p>
+    <w:p>
+      <w:pPr>
+        <w:numPr>
+          <w:ilvl w:val="0"/>
+          <w:numId w:val="13"/>
+        </w:numPr>
+        <w:rPr>
+          <w:rFonts w:ascii="Times New Roman" w:hAnsi="Times New Roman" w:cs="Times New Roman"/>
+        </w:rPr>
+      </w:pPr>
+      <w:r>
+        <w:rPr>
+          <w:rFonts w:ascii="Times New Roman" w:hAnsi="Times New Roman" w:cs="Times New Roman"/>
+          <w:b/>
+          <w:bCs/>
+        </w:rPr>
+        <w:t>Képaláírás a Wordben:</w:t>
+      </w:r>
+      <w:r>
+        <w:rPr>
+          <w:rFonts w:ascii="Times New Roman" w:hAnsi="Times New Roman" w:cs="Times New Roman"/>
+        </w:rPr>
+        <w:t xml:space="preserve"> </w:t>
+      </w:r>
+      <w:r>
+        <w:rPr>
+          <w:rFonts w:ascii="Times New Roman" w:hAnsi="Times New Roman" w:cs="Times New Roman"/>
+          <w:i/>
+          <w:iCs/>
+        </w:rPr>
+        <w:t>7.1</w:t>
+      </w:r>
+      <w:r>
+        <w:rPr>
+          <w:rFonts w:ascii="Times New Roman" w:hAnsi="Times New Roman" w:cs="Times New Roman"/>
+          <w:i/>
+          <w:iCs/>
+        </w:rPr>
+        <w:t>. ábra: A ReviewAgent központi irányítópultja az automatikusan generált, kontextus-vezérelt választervezettel.</w:t>
+      </w:r>
+    </w:p>
+    <w:p>
+      <w:pPr>
+        <w:rPr>
+          <w:rFonts w:ascii="Times New Roman" w:hAnsi="Times New Roman" w:cs="Times New Roman"/>
+        </w:rPr>
+      </w:pPr>
+      <w:r>
+        <w:rPr>
+          <w:rFonts w:ascii="Times New Roman" w:hAnsi="Times New Roman" w:cs="Times New Roman"/>
+          <w:b/>
+          <w:bCs/>
+        </w:rPr>
+        <w:t>[IDE SZÚRD BE A 2. KÉPET: Az Üzleti Analitika (Analytics) modul]</w:t>
+      </w:r>
+    </w:p>
+    <w:p>
+      <w:pPr>
+        <w:numPr>
+          <w:ilvl w:val="0"/>
+          <w:numId w:val="14"/>
+        </w:numPr>
+        <w:rPr>
+          <w:rFonts w:ascii="Times New Roman" w:hAnsi="Times New Roman" w:cs="Times New Roman"/>
+        </w:rPr>
+      </w:pPr>
+      <w:r>
+        <w:rPr>
+          <w:rFonts w:ascii="Times New Roman" w:hAnsi="Times New Roman" w:cs="Times New Roman"/>
+          <w:b/>
+          <w:bCs/>
+        </w:rPr>
+        <w:t>Mit fotózz ki:</w:t>
+      </w:r>
+      <w:r>
+        <w:rPr>
+          <w:rFonts w:ascii="Times New Roman" w:hAnsi="Times New Roman" w:cs="Times New Roman"/>
+        </w:rPr>
+        <w:t xml:space="preserve"> Az analytics.html felületet, ahol a Chart.js által kirajzolt grafikonok látszanak (pl. az értékelések eloszlása, kördiagram vagy vonaldiagram). Ez mutatja meg, hogy a rendszer nem csak szöveget generál, hanem adatot is vizualizál.</w:t>
+      </w:r>
+    </w:p>
+    <w:p>
+      <w:pPr>
+        <w:numPr>
+          <w:ilvl w:val="0"/>
+          <w:numId w:val="14"/>
+        </w:numPr>
+        <w:rPr>
+          <w:rFonts w:ascii="Times New Roman" w:hAnsi="Times New Roman" w:cs="Times New Roman"/>
+        </w:rPr>
+      </w:pPr>
+      <w:r>
+        <w:rPr>
+          <w:rFonts w:ascii="Times New Roman" w:hAnsi="Times New Roman" w:cs="Times New Roman"/>
+          <w:b/>
+          <w:bCs/>
+        </w:rPr>
+        <w:t>Képaláírás a Wordben:</w:t>
+      </w:r>
+      <w:r>
+        <w:rPr>
+          <w:rFonts w:ascii="Times New Roman" w:hAnsi="Times New Roman" w:cs="Times New Roman"/>
+        </w:rPr>
+        <w:t xml:space="preserve"> </w:t>
+      </w:r>
+      <w:r>
+        <w:rPr>
+          <w:rFonts w:ascii="Times New Roman" w:hAnsi="Times New Roman" w:cs="Times New Roman"/>
+        </w:rPr>
+        <w:t>7.</w:t>
+      </w:r>
+      <w:r>
+        <w:rPr>
+          <w:rFonts w:ascii="Times New Roman" w:hAnsi="Times New Roman" w:cs="Times New Roman"/>
+          <w:i/>
+          <w:iCs/>
+        </w:rPr>
+        <w:t>2</w:t>
+      </w:r>
+      <w:r>
+        <w:rPr>
+          <w:rFonts w:ascii="Times New Roman" w:hAnsi="Times New Roman" w:cs="Times New Roman"/>
+          <w:i/>
+          <w:iCs/>
+        </w:rPr>
+        <w:t>. ábra: Vizuális adatmegjelenítés a Chart.js könyvtár segítségével az analitikai nézeten.</w:t>
+      </w:r>
+    </w:p>
+    <w:p>
+      <w:pPr>
+        <w:rPr>
+          <w:rFonts w:ascii="Times New Roman" w:hAnsi="Times New Roman" w:cs="Times New Roman"/>
+        </w:rPr>
+      </w:pPr>
+      <w:r>
+        <w:rPr>
+          <w:rFonts w:ascii="Times New Roman" w:hAnsi="Times New Roman" w:cs="Times New Roman"/>
+          <w:b/>
+          <w:bCs/>
+        </w:rPr>
+        <w:t>[IDE SZÚRD BE A 3. KÉPET: A biztonságos bejelentkezési képernyő]</w:t>
+      </w:r>
+    </w:p>
+    <w:p>
+      <w:pPr>
+        <w:numPr>
+          <w:ilvl w:val="0"/>
+          <w:numId w:val="15"/>
+        </w:numPr>
+        <w:rPr>
+          <w:rFonts w:ascii="Times New Roman" w:hAnsi="Times New Roman" w:cs="Times New Roman"/>
+        </w:rPr>
+      </w:pPr>
+      <w:r>
+        <w:rPr>
+          <w:rFonts w:ascii="Times New Roman" w:hAnsi="Times New Roman" w:cs="Times New Roman"/>
+          <w:b/>
+          <w:bCs/>
+        </w:rPr>
+        <w:t>Mit fotózz ki:</w:t>
+      </w:r>
+      <w:r>
+        <w:rPr>
+          <w:rFonts w:ascii="Times New Roman" w:hAnsi="Times New Roman" w:cs="Times New Roman"/>
+        </w:rPr>
+        <w:t xml:space="preserve"> A letisztult login.html felületet, ahol látszik a Google OAuth bejelentkezési gomb és a hagyományos hitelesítési űrlap. Ez vizuálisan bizonyítja a biztonsági modul meglétét.</w:t>
+      </w:r>
+    </w:p>
+    <w:p>
+      <w:pPr>
+        <w:numPr>
+          <w:ilvl w:val="0"/>
+          <w:numId w:val="15"/>
+        </w:numPr>
+        <w:rPr>
+          <w:rFonts w:ascii="Times New Roman" w:hAnsi="Times New Roman" w:cs="Times New Roman"/>
+        </w:rPr>
+      </w:pPr>
+      <w:r>
+        <w:rPr>
+          <w:rFonts w:ascii="Times New Roman" w:hAnsi="Times New Roman" w:cs="Times New Roman"/>
+          <w:b/>
+          <w:bCs/>
+        </w:rPr>
+        <w:t>Képaláírás a Wordben:</w:t>
+      </w:r>
+      <w:r>
+        <w:rPr>
+          <w:rFonts w:ascii="Times New Roman" w:hAnsi="Times New Roman" w:cs="Times New Roman"/>
+        </w:rPr>
+        <w:t xml:space="preserve"> </w:t>
+      </w:r>
+      <w:r>
+        <w:rPr>
+          <w:rFonts w:ascii="Times New Roman" w:hAnsi="Times New Roman" w:cs="Times New Roman"/>
+        </w:rPr>
+        <w:t>7.</w:t>
+      </w:r>
+      <w:r>
+        <w:rPr>
+          <w:rFonts w:ascii="Times New Roman" w:hAnsi="Times New Roman" w:cs="Times New Roman"/>
+          <w:i/>
+          <w:iCs/>
+        </w:rPr>
+        <w:t>3</w:t>
+      </w:r>
+      <w:r>
+        <w:rPr>
+          <w:rFonts w:ascii="Times New Roman" w:hAnsi="Times New Roman" w:cs="Times New Roman"/>
+          <w:i/>
+          <w:iCs/>
+        </w:rPr>
+        <w:t>. ábra: A rendszer reszponzív, JWT-alapú hitelesítési felülete (Login).</w:t>
+      </w:r>
+    </w:p>
+    <w:p>
+      <w:pPr>
+        <w:rPr>
+          <w:rFonts w:ascii="Times New Roman" w:hAnsi="Times New Roman" w:cs="Times New Roman"/>
+        </w:rPr>
+      </w:pPr>
+    </w:p>
+    <w:p>
+      <w:pPr>
+        <w:pStyle w:val="Cmsor2"/>
+        <w:rPr>
+          <w:rFonts w:ascii="Times New Roman" w:hAnsi="Times New Roman" w:cs="Times New Roman"/>
+        </w:rPr>
+      </w:pPr>
+      <w:r>
+        <w:rPr>
+          <w:rFonts w:ascii="Times New Roman" w:hAnsi="Times New Roman" w:cs="Times New Roman"/>
+        </w:rPr>
+        <w:t xml:space="preserve">7.2. Kiemelt architekturális kódrészletek </w:t>
+      </w:r>
+      <w:r>
+        <w:rPr>
+          <w:rFonts w:ascii="Times New Roman" w:hAnsi="Times New Roman" w:cs="Times New Roman"/>
+        </w:rPr>
+        <w:t xml:space="preserve">a </w:t>
+      </w:r>
+      <w:r>
+        <w:rPr>
+          <w:rFonts w:ascii="Times New Roman" w:hAnsi="Times New Roman" w:cs="Times New Roman"/>
+        </w:rPr>
+        <w:t>Backend</w:t>
+      </w:r>
+      <w:r>
+        <w:rPr>
+          <w:rFonts w:ascii="Times New Roman" w:hAnsi="Times New Roman" w:cs="Times New Roman"/>
+        </w:rPr>
+        <w:t>-ből</w:t>
+      </w:r>
+    </w:p>
+    <w:p>
+      <w:pPr>
+        <w:rPr>
+          <w:rFonts w:ascii="Times New Roman" w:hAnsi="Times New Roman" w:cs="Times New Roman"/>
+        </w:rPr>
+      </w:pPr>
+      <w:r>
+        <w:rPr>
+          <w:rFonts w:ascii="Times New Roman" w:hAnsi="Times New Roman" w:cs="Times New Roman"/>
+        </w:rPr>
+        <w:t>A vizuális felület mögött meghúzódó üzleti logikát és a komplex RAG  folyamatot az alábbi kritikus kódszegmensek biztosítják.</w:t>
+      </w:r>
+    </w:p>
+    <w:p>
+      <w:pPr>
+        <w:rPr>
+          <w:rFonts w:ascii="Times New Roman" w:hAnsi="Times New Roman" w:cs="Times New Roman"/>
+        </w:rPr>
+      </w:pPr>
+      <w:r>
+        <w:rPr>
+          <w:rFonts w:ascii="Times New Roman" w:hAnsi="Times New Roman" w:cs="Times New Roman"/>
+          <w:b/>
+          <w:bCs/>
+        </w:rPr>
+        <w:t>[IDE SZÚRD BE A 4. KÉPET: A Qdrant Multi-tenant vektorkeresés (main.py)]</w:t>
+      </w:r>
+    </w:p>
+    <w:p>
+      <w:pPr>
+        <w:numPr>
+          <w:ilvl w:val="0"/>
+          <w:numId w:val="16"/>
+        </w:numPr>
+        <w:rPr>
+          <w:rFonts w:ascii="Times New Roman" w:hAnsi="Times New Roman" w:cs="Times New Roman"/>
+        </w:rPr>
+      </w:pPr>
+      <w:r>
+        <w:rPr>
+          <w:rFonts w:ascii="Times New Roman" w:hAnsi="Times New Roman" w:cs="Times New Roman"/>
+          <w:b/>
+          <w:bCs/>
+        </w:rPr>
+        <w:lastRenderedPageBreak/>
+        <w:t>Mit fotózz ki (Kódszerkesztőből pl. VS Code):</w:t>
+      </w:r>
+      <w:r>
+        <w:rPr>
+          <w:rFonts w:ascii="Times New Roman" w:hAnsi="Times New Roman" w:cs="Times New Roman"/>
+        </w:rPr>
+        <w:t xml:space="preserve"> A main.py-ból azt a részt, ahol a q_client.query_points(...) hívás történik, különösen kiemelve a query_filter és a FieldCondition(key="business_id"...) sorokat. Ezt érdemes szürke hátterű kódblokk formátumban vagy egy szép sötét témájú VS Code screenshotként betenni.</w:t>
+      </w:r>
+    </w:p>
+    <w:p>
+      <w:pPr>
+        <w:numPr>
+          <w:ilvl w:val="0"/>
+          <w:numId w:val="16"/>
+        </w:numPr>
+        <w:rPr>
+          <w:rFonts w:ascii="Times New Roman" w:hAnsi="Times New Roman" w:cs="Times New Roman"/>
+        </w:rPr>
+      </w:pPr>
+      <w:r>
+        <w:rPr>
+          <w:rFonts w:ascii="Times New Roman" w:hAnsi="Times New Roman" w:cs="Times New Roman"/>
+          <w:b/>
+          <w:bCs/>
+        </w:rPr>
+        <w:t>Képaláírás a Wordben:</w:t>
+      </w:r>
+      <w:r>
+        <w:rPr>
+          <w:rFonts w:ascii="Times New Roman" w:hAnsi="Times New Roman" w:cs="Times New Roman"/>
+        </w:rPr>
+        <w:t xml:space="preserve"> </w:t>
+      </w:r>
+      <w:r>
+        <w:rPr>
+          <w:rFonts w:ascii="Times New Roman" w:hAnsi="Times New Roman" w:cs="Times New Roman"/>
+          <w:i/>
+          <w:iCs/>
+        </w:rPr>
+        <w:t>7.4</w:t>
+      </w:r>
+      <w:r>
+        <w:rPr>
+          <w:rFonts w:ascii="Times New Roman" w:hAnsi="Times New Roman" w:cs="Times New Roman"/>
+          <w:i/>
+          <w:iCs/>
+        </w:rPr>
+        <w:t>. ábra: A RAG pipeline legfontosabb lépése: a Qdrant vektoradatbázis payload-alapú, multi-tenant szűrése a koszinusz-hasonlósági keresés során.</w:t>
+      </w:r>
+    </w:p>
+    <w:p>
+      <w:pPr>
+        <w:rPr>
+          <w:rFonts w:ascii="Times New Roman" w:hAnsi="Times New Roman" w:cs="Times New Roman"/>
+        </w:rPr>
+      </w:pPr>
+      <w:r>
+        <w:rPr>
+          <w:rFonts w:ascii="Times New Roman" w:hAnsi="Times New Roman" w:cs="Times New Roman"/>
+          <w:b/>
+          <w:bCs/>
+        </w:rPr>
+        <w:t>[IDE SZÚRD BE A 5. KÉPET: A Prompt injekció és Gemini hívás (main.py)]</w:t>
+      </w:r>
+    </w:p>
+    <w:p>
+      <w:pPr>
+        <w:numPr>
+          <w:ilvl w:val="0"/>
+          <w:numId w:val="17"/>
+        </w:numPr>
+        <w:rPr>
+          <w:rFonts w:ascii="Times New Roman" w:hAnsi="Times New Roman" w:cs="Times New Roman"/>
+        </w:rPr>
+      </w:pPr>
+      <w:r>
+        <w:rPr>
+          <w:rFonts w:ascii="Times New Roman" w:hAnsi="Times New Roman" w:cs="Times New Roman"/>
+          <w:b/>
+          <w:bCs/>
+        </w:rPr>
+        <w:t>Mit fotózz ki:</w:t>
+      </w:r>
+      <w:r>
+        <w:rPr>
+          <w:rFonts w:ascii="Times New Roman" w:hAnsi="Times New Roman" w:cs="Times New Roman"/>
+        </w:rPr>
+        <w:t xml:space="preserve"> Azt a kódrészletet, ahol összerakod a prompt változót (ahol hozzáadod a kontextust és a stílusirányelvet), majd meghívod a gemini-2.5-flash modellt (model.generate_content(...)).</w:t>
+      </w:r>
+    </w:p>
+    <w:p>
+      <w:pPr>
+        <w:numPr>
+          <w:ilvl w:val="0"/>
+          <w:numId w:val="17"/>
+        </w:numPr>
+        <w:rPr>
+          <w:rFonts w:ascii="Times New Roman" w:hAnsi="Times New Roman" w:cs="Times New Roman"/>
+        </w:rPr>
+      </w:pPr>
+      <w:r>
+        <w:rPr>
+          <w:rFonts w:ascii="Times New Roman" w:hAnsi="Times New Roman" w:cs="Times New Roman"/>
+          <w:b/>
+          <w:bCs/>
+        </w:rPr>
+        <w:t>Képaláírás a Wordben:</w:t>
+      </w:r>
+      <w:r>
+        <w:rPr>
+          <w:rFonts w:ascii="Times New Roman" w:hAnsi="Times New Roman" w:cs="Times New Roman"/>
+        </w:rPr>
+        <w:t xml:space="preserve"> </w:t>
+      </w:r>
+      <w:r>
+        <w:rPr>
+          <w:rFonts w:ascii="Times New Roman" w:hAnsi="Times New Roman" w:cs="Times New Roman"/>
+          <w:i/>
+          <w:iCs/>
+        </w:rPr>
+        <w:t>7.5</w:t>
+      </w:r>
+      <w:r>
+        <w:rPr>
+          <w:rFonts w:ascii="Times New Roman" w:hAnsi="Times New Roman" w:cs="Times New Roman"/>
+          <w:i/>
+          <w:iCs/>
+        </w:rPr>
+        <w:t>. ábra: Az autonóm ágens rendszer-utasításának (System Prompt) dinamikus összeállítása és a Gemini 2.5 Flash API hívása.</w:t>
+      </w:r>
+    </w:p>
+    <w:p>
+      <w:pPr>
+        <w:rPr>
+          <w:rFonts w:ascii="Times New Roman" w:hAnsi="Times New Roman" w:cs="Times New Roman"/>
+        </w:rPr>
+      </w:pPr>
+      <w:r>
+        <w:rPr>
+          <w:rFonts w:ascii="Times New Roman" w:hAnsi="Times New Roman" w:cs="Times New Roman"/>
+          <w:b/>
+          <w:bCs/>
+        </w:rPr>
+        <w:t>[IDE SZÚRD BE A 6. KÉPET: A biztonságos JWT Cookie beállítása (main.py)]</w:t>
+      </w:r>
+    </w:p>
+    <w:p>
+      <w:pPr>
+        <w:numPr>
+          <w:ilvl w:val="0"/>
+          <w:numId w:val="18"/>
+        </w:numPr>
+        <w:rPr>
+          <w:rFonts w:ascii="Times New Roman" w:hAnsi="Times New Roman" w:cs="Times New Roman"/>
+        </w:rPr>
+      </w:pPr>
+      <w:r>
+        <w:rPr>
+          <w:rFonts w:ascii="Times New Roman" w:hAnsi="Times New Roman" w:cs="Times New Roman"/>
+          <w:b/>
+          <w:bCs/>
+        </w:rPr>
+        <w:t>Mit fotózz ki:</w:t>
+      </w:r>
+      <w:r>
+        <w:rPr>
+          <w:rFonts w:ascii="Times New Roman" w:hAnsi="Times New Roman" w:cs="Times New Roman"/>
+        </w:rPr>
+        <w:t xml:space="preserve"> A bejelentkezési végpontnál azt a részt, ahol a response.set_cookie(key="access_token", value=..., httponly=True, secure=True) szerepel. Ez az egyetemi oktatók (és a kiberbiztonsági értékelés) számára hatalmas piros pont, mert bizonyítja a professzionális XSS elleni védelmet.</w:t>
+      </w:r>
+    </w:p>
+    <w:p>
+      <w:pPr>
+        <w:numPr>
+          <w:ilvl w:val="0"/>
+          <w:numId w:val="18"/>
+        </w:numPr>
+        <w:rPr>
+          <w:rFonts w:ascii="Times New Roman" w:hAnsi="Times New Roman" w:cs="Times New Roman"/>
+        </w:rPr>
+      </w:pPr>
+      <w:r>
+        <w:rPr>
+          <w:rFonts w:ascii="Times New Roman" w:hAnsi="Times New Roman" w:cs="Times New Roman"/>
+          <w:b/>
+          <w:bCs/>
+        </w:rPr>
+        <w:t>Képaláírás a Wordben:</w:t>
+      </w:r>
+      <w:r>
+        <w:rPr>
+          <w:rFonts w:ascii="Times New Roman" w:hAnsi="Times New Roman" w:cs="Times New Roman"/>
+        </w:rPr>
+        <w:t xml:space="preserve"> </w:t>
+      </w:r>
+      <w:r>
+        <w:rPr>
+          <w:rFonts w:ascii="Times New Roman" w:hAnsi="Times New Roman" w:cs="Times New Roman"/>
+          <w:i/>
+          <w:iCs/>
+        </w:rPr>
+        <w:t>7.6</w:t>
+      </w:r>
+      <w:r>
+        <w:rPr>
+          <w:rFonts w:ascii="Times New Roman" w:hAnsi="Times New Roman" w:cs="Times New Roman"/>
+          <w:i/>
+          <w:iCs/>
+        </w:rPr>
+        <w:t>. ábra: A biztonságos, kliensoldali támadások (XSS) ellen védett HttpOnly session süti beállítása a FastAPI szerveren.</w:t>
+      </w:r>
+    </w:p>
+    <w:p>
+      <w:pPr>
+        <w:rPr>
+          <w:rFonts w:ascii="Times New Roman" w:hAnsi="Times New Roman" w:cs="Times New Roman"/>
+        </w:rPr>
+      </w:pPr>
+    </w:p>
+    <w:p>
+      <w:pPr>
+        <w:rPr>
+          <w:rFonts w:ascii="Times New Roman" w:hAnsi="Times New Roman" w:cs="Times New Roman"/>
+        </w:rPr>
+      </w:pPr>
+      <w:r>
+        <w:rPr>
+          <w:rFonts w:ascii="Times New Roman" w:hAnsi="Times New Roman" w:cs="Times New Roman"/>
+        </w:rPr>
+        <w:br w:type="page"/>
+      </w:r>
+    </w:p>
+    <w:p>
+      <w:pPr>
+        <w:pStyle w:val="Cmsor1"/>
+        <w:numPr>
+          <w:ilvl w:val="0"/>
+          <w:numId w:val="1"/>
+        </w:numPr>
+        <w:rPr>
+          <w:rFonts w:ascii="Times New Roman" w:hAnsi="Times New Roman" w:cs="Times New Roman"/>
+        </w:rPr>
+      </w:pPr>
+      <w:r>
+        <w:rPr>
+          <w:rFonts w:ascii="Times New Roman" w:hAnsi="Times New Roman" w:cs="Times New Roman"/>
+        </w:rPr>
+        <w:lastRenderedPageBreak/>
+        <w:t>Továbbfejlesztési lehetőségek</w:t>
+      </w:r>
+    </w:p>
+    <w:p>
+      <w:pPr>
+        <w:jc w:val="both"/>
+        <w:rPr>
+          <w:rFonts w:ascii="Times New Roman" w:hAnsi="Times New Roman" w:cs="Times New Roman"/>
+        </w:rPr>
+      </w:pPr>
+      <w:r>
+        <w:rPr>
+          <w:rFonts w:ascii="Times New Roman" w:hAnsi="Times New Roman" w:cs="Times New Roman"/>
+        </w:rPr>
+        <w:t>A ReviewAgent jelenlegi verziója egy stabil, felhőben futó, funkcionálisan teljes prototípus</w:t>
+      </w:r>
+      <w:r>
+        <w:rPr>
+          <w:rFonts w:ascii="Times New Roman" w:hAnsi="Times New Roman" w:cs="Times New Roman"/>
+        </w:rPr>
+        <w:t xml:space="preserve">, az ilyen fázisban lévő projekteket </w:t>
+      </w:r>
+      <w:r>
+        <w:rPr>
+          <w:rFonts w:ascii="Times New Roman" w:hAnsi="Times New Roman" w:cs="Times New Roman"/>
+        </w:rPr>
+        <w:t>MVP – Minimum Viable Product</w:t>
+      </w:r>
+      <w:r>
+        <w:rPr>
+          <w:rFonts w:ascii="Times New Roman" w:hAnsi="Times New Roman" w:cs="Times New Roman"/>
+        </w:rPr>
+        <w:t xml:space="preserve"> – nak nevezzük</w:t>
+      </w:r>
+      <w:r>
+        <w:rPr>
+          <w:rFonts w:ascii="Times New Roman" w:hAnsi="Times New Roman" w:cs="Times New Roman"/>
+        </w:rPr>
+        <w:t>, amely sikeresen bizonyítja a RAG</w:t>
+      </w:r>
+      <w:r>
+        <w:rPr>
+          <w:rFonts w:ascii="Times New Roman" w:hAnsi="Times New Roman" w:cs="Times New Roman"/>
+        </w:rPr>
+        <w:t xml:space="preserve"> </w:t>
+      </w:r>
+      <w:r>
+        <w:rPr>
+          <w:rFonts w:ascii="Times New Roman" w:hAnsi="Times New Roman" w:cs="Times New Roman"/>
+        </w:rPr>
+        <w:t xml:space="preserve">és az Agentic AI technológiák létjogosultságát a KKV szektor </w:t>
+      </w:r>
+      <w:r>
+        <w:rPr>
+          <w:rFonts w:ascii="Times New Roman" w:hAnsi="Times New Roman" w:cs="Times New Roman"/>
+        </w:rPr>
+        <w:t>ezen részén</w:t>
+      </w:r>
+      <w:r>
+        <w:rPr>
+          <w:rFonts w:ascii="Times New Roman" w:hAnsi="Times New Roman" w:cs="Times New Roman"/>
+        </w:rPr>
+        <w:t xml:space="preserve">. A projekt továbbfejlesztése – amely egy jövőbeli Diplomaterv </w:t>
+      </w:r>
+      <w:r>
+        <w:rPr>
+          <w:rFonts w:ascii="Times New Roman" w:hAnsi="Times New Roman" w:cs="Times New Roman"/>
+        </w:rPr>
+        <w:t>alapját</w:t>
+      </w:r>
+      <w:r>
+        <w:rPr>
+          <w:rFonts w:ascii="Times New Roman" w:hAnsi="Times New Roman" w:cs="Times New Roman"/>
+        </w:rPr>
+        <w:t xml:space="preserve"> is </w:t>
+      </w:r>
+      <w:r>
+        <w:rPr>
+          <w:rFonts w:ascii="Times New Roman" w:hAnsi="Times New Roman" w:cs="Times New Roman"/>
+        </w:rPr>
+        <w:t xml:space="preserve">fogja </w:t>
+      </w:r>
+      <w:r>
+        <w:rPr>
+          <w:rFonts w:ascii="Times New Roman" w:hAnsi="Times New Roman" w:cs="Times New Roman"/>
+        </w:rPr>
+        <w:t>alkot</w:t>
+      </w:r>
+      <w:r>
+        <w:rPr>
+          <w:rFonts w:ascii="Times New Roman" w:hAnsi="Times New Roman" w:cs="Times New Roman"/>
+        </w:rPr>
+        <w:t>ni</w:t>
+      </w:r>
+      <w:r>
+        <w:rPr>
+          <w:rFonts w:ascii="Times New Roman" w:hAnsi="Times New Roman" w:cs="Times New Roman"/>
+        </w:rPr>
+        <w:t xml:space="preserve"> – az alábbi kritikus mérnöki és üzleti fókuszterületekre oszlik.</w:t>
+      </w:r>
+    </w:p>
+    <w:p>
+      <w:pPr>
+        <w:pStyle w:val="Cmsor2"/>
+        <w:rPr>
+          <w:rFonts w:ascii="Times New Roman" w:hAnsi="Times New Roman" w:cs="Times New Roman"/>
+        </w:rPr>
+      </w:pPr>
+      <w:r>
+        <w:rPr>
+          <w:rFonts w:ascii="Times New Roman" w:hAnsi="Times New Roman" w:cs="Times New Roman"/>
+        </w:rPr>
+        <w:t>8.1. Hivatalos Google App Verification és valós idejű szinkronizáció</w:t>
+      </w:r>
+    </w:p>
+    <w:p>
+      <w:pPr>
+        <w:jc w:val="both"/>
+        <w:rPr>
+          <w:rFonts w:ascii="Times New Roman" w:hAnsi="Times New Roman" w:cs="Times New Roman"/>
+        </w:rPr>
+      </w:pPr>
+      <w:r>
+        <w:rPr>
+          <w:rFonts w:ascii="Times New Roman" w:hAnsi="Times New Roman" w:cs="Times New Roman"/>
+        </w:rPr>
+        <w:t xml:space="preserve">A jelenlegi félév fejlesztési szakaszában a Google Business Profile API szigorú biztonsági és </w:t>
+      </w:r>
+      <w:r>
+        <w:rPr>
+          <w:rFonts w:ascii="Times New Roman" w:hAnsi="Times New Roman" w:cs="Times New Roman"/>
+        </w:rPr>
+        <w:t xml:space="preserve">kvótaszabályozása </w:t>
+      </w:r>
+      <w:r>
+        <w:rPr>
+          <w:rFonts w:ascii="Times New Roman" w:hAnsi="Times New Roman" w:cs="Times New Roman"/>
+        </w:rPr>
+        <w:t xml:space="preserve"> miatt</w:t>
+      </w:r>
+      <w:r>
+        <w:rPr>
+          <w:rFonts w:ascii="Times New Roman" w:hAnsi="Times New Roman" w:cs="Times New Roman"/>
+        </w:rPr>
+        <w:t xml:space="preserve"> a rendszer ETL szimulációs eljárásokkal töltötte be a vektorteret. A következő időszak legfontosabb feladata a szoftver teljes körű hitelesítési folyamatának</w:t>
+      </w:r>
+      <w:r>
+        <w:rPr>
+          <w:rFonts w:ascii="Times New Roman" w:hAnsi="Times New Roman" w:cs="Times New Roman"/>
+        </w:rPr>
+        <w:t xml:space="preserve"> a </w:t>
+      </w:r>
+      <w:r>
+        <w:rPr>
+          <w:rFonts w:ascii="Times New Roman" w:hAnsi="Times New Roman" w:cs="Times New Roman"/>
+        </w:rPr>
+        <w:t>Google Cloud OAuth App Verification hivatalos lebonyolítása. Ennek sikeres lezárásával a szoftver képes lesz elhagyni az aszinkron kötegelt adatfeldolgozást, és a Google Webhookjain keresztül valós idejű, kétirányú szinkronizációt valósíthat meg, közvetlenül publikálva a jóváhagyott AI válaszokat.</w:t>
+      </w:r>
+    </w:p>
+    <w:p>
+      <w:pPr>
+        <w:pStyle w:val="Cmsor2"/>
+        <w:rPr>
+          <w:rFonts w:ascii="Times New Roman" w:hAnsi="Times New Roman" w:cs="Times New Roman"/>
+        </w:rPr>
+      </w:pPr>
+      <w:r>
+        <w:rPr>
+          <w:rFonts w:ascii="Times New Roman" w:hAnsi="Times New Roman" w:cs="Times New Roman"/>
+        </w:rPr>
+        <w:t>8.2. A felhasználói felület (UI/UX) kiterjesztése és modernizálása</w:t>
+      </w:r>
+    </w:p>
+    <w:p>
+      <w:pPr>
+        <w:jc w:val="both"/>
+        <w:rPr>
+          <w:rFonts w:ascii="Times New Roman" w:hAnsi="Times New Roman" w:cs="Times New Roman"/>
+        </w:rPr>
+      </w:pPr>
+      <w:r>
+        <w:rPr>
+          <w:rFonts w:ascii="Times New Roman" w:hAnsi="Times New Roman" w:cs="Times New Roman"/>
+        </w:rPr>
+        <w:t>Bár a jelenlegi Tailwind CSS alapú natív kliensoldal gyors és biztonságos, a funkciók bővülésével indokolttá válik a felület kiterjesztése. A tervek között szerepel a frontend migrációja egy modern, komponens-alapú keretrendszerbe (React.js). A UI továbbfejlesztése magában foglalja a WebSocket-alapú valós idejű értesítések (értesítési csengő új vélemény beérkezésekor) implementálását, a sötét/világos mód (Dark/Light mode) natív támogatását, valamint az analitikai modul (Chart.js) interaktivitásának növelését részletesebb szűrők</w:t>
+      </w:r>
+      <w:r>
+        <w:rPr>
+          <w:rFonts w:ascii="Times New Roman" w:hAnsi="Times New Roman" w:cs="Times New Roman"/>
+        </w:rPr>
+        <w:t>kel.</w:t>
+      </w:r>
+    </w:p>
+    <w:p>
+      <w:pPr>
+        <w:pStyle w:val="Cmsor2"/>
+        <w:rPr>
+          <w:rFonts w:ascii="Times New Roman" w:hAnsi="Times New Roman" w:cs="Times New Roman"/>
+        </w:rPr>
+      </w:pPr>
+      <w:r>
+        <w:rPr>
+          <w:rFonts w:ascii="Times New Roman" w:hAnsi="Times New Roman" w:cs="Times New Roman"/>
+        </w:rPr>
+        <w:t>8.3. Multi-platform integráció és az MCP bevezetése</w:t>
+      </w:r>
+    </w:p>
+    <w:p>
+      <w:pPr>
+        <w:jc w:val="both"/>
+        <w:rPr>
+          <w:rFonts w:ascii="Times New Roman" w:hAnsi="Times New Roman" w:cs="Times New Roman"/>
+        </w:rPr>
+      </w:pPr>
+      <w:r>
+        <w:rPr>
+          <w:rFonts w:ascii="Times New Roman" w:hAnsi="Times New Roman" w:cs="Times New Roman"/>
+        </w:rPr>
+        <w:t>A piaci relevanciát jelentősen növelné, ha a rendszer nem korlátozódna kizárólag a Google értékelésekre. A következő félév feladatai közé tartoz</w:t>
+      </w:r>
+      <w:r>
+        <w:rPr>
+          <w:rFonts w:ascii="Times New Roman" w:hAnsi="Times New Roman" w:cs="Times New Roman"/>
+        </w:rPr>
+        <w:t>na</w:t>
+      </w:r>
+      <w:r>
+        <w:rPr>
+          <w:rFonts w:ascii="Times New Roman" w:hAnsi="Times New Roman" w:cs="Times New Roman"/>
+        </w:rPr>
+        <w:t xml:space="preserve"> a szoftverarchitektúra olyan irányú általánosítása, amely lehetővé teszi további véleményplatformok</w:t>
+      </w:r>
+      <w:r>
+        <w:rPr>
+          <w:rFonts w:ascii="Times New Roman" w:hAnsi="Times New Roman" w:cs="Times New Roman"/>
+        </w:rPr>
+        <w:t xml:space="preserve">, mint például a </w:t>
+      </w:r>
+      <w:r>
+        <w:rPr>
+          <w:rFonts w:ascii="Times New Roman" w:hAnsi="Times New Roman" w:cs="Times New Roman"/>
+        </w:rPr>
+        <w:t xml:space="preserve"> Facebook Reviews, Trustpilot,</w:t>
+      </w:r>
+      <w:r>
+        <w:rPr>
+          <w:rFonts w:ascii="Times New Roman" w:hAnsi="Times New Roman" w:cs="Times New Roman"/>
+        </w:rPr>
+        <w:t xml:space="preserve"> vagy</w:t>
+      </w:r>
+      <w:r>
+        <w:rPr>
+          <w:rFonts w:ascii="Times New Roman" w:hAnsi="Times New Roman" w:cs="Times New Roman"/>
+        </w:rPr>
+        <w:t xml:space="preserve"> TripAdvisor</w:t>
+      </w:r>
+      <w:r>
+        <w:rPr>
+          <w:rFonts w:ascii="Times New Roman" w:hAnsi="Times New Roman" w:cs="Times New Roman"/>
+        </w:rPr>
+        <w:t xml:space="preserve"> </w:t>
+      </w:r>
+      <w:r>
+        <w:rPr>
+          <w:rFonts w:ascii="Times New Roman" w:hAnsi="Times New Roman" w:cs="Times New Roman"/>
+        </w:rPr>
+        <w:t>API szintű bekötését. Emellett technológiai innovációt jelentene a Model Context Protocol (MCP) integrációja, amely szabványosított hidat képezne a helyi AI ágens és a cégek külső rendszerei</w:t>
+      </w:r>
+      <w:r>
+        <w:rPr>
+          <w:rFonts w:ascii="Times New Roman" w:hAnsi="Times New Roman" w:cs="Times New Roman"/>
+        </w:rPr>
+        <w:t xml:space="preserve"> (</w:t>
+      </w:r>
+      <w:r>
+        <w:rPr>
+          <w:rFonts w:ascii="Times New Roman" w:hAnsi="Times New Roman" w:cs="Times New Roman"/>
+        </w:rPr>
+        <w:t>CRM szoftverek</w:t>
+      </w:r>
+      <w:r>
+        <w:rPr>
+          <w:rFonts w:ascii="Times New Roman" w:hAnsi="Times New Roman" w:cs="Times New Roman"/>
+        </w:rPr>
+        <w:t xml:space="preserve">) </w:t>
+      </w:r>
+      <w:r>
+        <w:rPr>
+          <w:rFonts w:ascii="Times New Roman" w:hAnsi="Times New Roman" w:cs="Times New Roman"/>
+        </w:rPr>
+        <w:t xml:space="preserve"> között, így a generált válaszok még specifikusabb kontextusból meríthetnének.</w:t>
+      </w:r>
+    </w:p>
+    <w:p>
+      <w:pPr>
+        <w:pStyle w:val="Cmsor2"/>
+        <w:rPr>
+          <w:rFonts w:ascii="Times New Roman" w:hAnsi="Times New Roman" w:cs="Times New Roman"/>
+        </w:rPr>
+      </w:pPr>
+      <w:r>
+        <w:rPr>
+          <w:rFonts w:ascii="Times New Roman" w:hAnsi="Times New Roman" w:cs="Times New Roman"/>
+        </w:rPr>
+        <w:t>8.4. SaaS skálázódás és autonóm publikálási szintek</w:t>
+      </w:r>
+    </w:p>
+    <w:p>
+      <w:pPr>
+        <w:jc w:val="both"/>
+        <w:rPr>
+          <w:rFonts w:ascii="Times New Roman" w:hAnsi="Times New Roman" w:cs="Times New Roman"/>
+        </w:rPr>
+      </w:pPr>
+      <w:r>
+        <w:rPr>
+          <w:rFonts w:ascii="Times New Roman" w:hAnsi="Times New Roman" w:cs="Times New Roman"/>
+        </w:rPr>
+        <w:t>Üzleti szempontból a szoftver teljes értékű SaaS termékké formálása a cél. Ez technológiai oldalról megköveteli egy automatizált előfizetéses és számlázási modul bekötését. További fejlesztési lehetőség a publikálási folyamat finomhangolása: egy olyan konfidencia-küszöbérték (Confidence Score) bevezetése, amely felett a rendszer (az üzletvezető engedélyével) emberi felülbírálat nélkül, teljesen autonóm módon is képes válaszolni a pozitív, egyszerűbb értékelésekre, ezzel maximalizálva a reakcióidőt és a SEO előnyöket.</w:t>
+      </w:r>
+    </w:p>
     <w:sectPr>
+      <w:footerReference w:type="default" r:id="rId9"/>
       <w:pgSz w:w="11906" w:h="16838"/>
-      <w:pgMar w:top="1417" w:right="1417" w:bottom="1417" w:left="1417" w:header="708" w:footer="708" w:gutter="0"/>
+      <w:pgMar w:top="1701" w:right="1418" w:bottom="1418" w:left="1418" w:header="709" w:footer="709" w:gutter="0"/>
       <w:cols w:space="708"/>
+      <w:titlePg/>
       <w:docGrid w:linePitch="360"/>
     </w:sectPr>
   </w:body>
 </w:document>
+</file>
+
+<file path=word/endnotes.xml><?xml version="1.0" encoding="utf-8"?>
+<w:endnotes xmlns:wpc="http://schemas.microsoft.com/office/word/2010/wordprocessingCanvas" xmlns:cx="http://schemas.microsoft.com/office/drawing/2014/chartex" xmlns:cx1="http://schemas.microsoft.com/office/drawing/2015/9/8/chartex" xmlns:cx2="http://schemas.microsoft.com/office/drawing/2015/10/21/chartex" xmlns:cx3="http://schemas.microsoft.com/office/drawing/2016/5/9/chartex" xmlns:cx4="http://schemas.microsoft.com/office/drawing/2016/5/10/chartex" xmlns:cx5="http://schemas.microsoft.com/office/drawing/2016/5/11/chartex" xmlns:cx6="http://schemas.microsoft.com/office/drawing/2016/5/12/chartex" xmlns:cx7="http://schemas.microsoft.com/office/drawing/2016/5/13/chartex" xmlns:cx8="http://schemas.microsoft.com/office/drawing/2016/5/14/chartex" xmlns:mc="http://schemas.openxmlformats.org/markup-compatibility/2006" xmlns:aink="http://schemas.microsoft.com/office/drawing/2016/ink" xmlns:am3d="http://schemas.microsoft.com/office/drawing/2017/model3d" xmlns:o="urn:schemas-microsoft-com:office:office" xmlns:oel="http://schemas.microsoft.com/office/2019/extlst" xmlns:r="http://schemas.openxmlformats.org/officeDocument/2006/relationships" xmlns:m="http://schemas.openxmlformats.org/officeDocument/2006/math" xmlns:v="urn:schemas-microsoft-com:vml" xmlns:wp14="http://schemas.microsoft.com/office/word/2010/wordprocessingDrawing" xmlns:wp="http://schemas.openxmlformats.org/drawingml/2006/wordprocessingDrawing" xmlns:w10="urn:schemas-microsoft-com:office:word" xmlns:w="http://schemas.openxmlformats.org/wordprocessingml/2006/main" xmlns:w14="http://schemas.microsoft.com/office/word/2010/wordml" xmlns:w15="http://schemas.microsoft.com/office/word/2012/wordml" xmlns:w16cex="http://schemas.microsoft.com/office/word/2018/wordml/cex" xmlns:w16cid="http://schemas.microsoft.com/office/word/2016/wordml/cid" xmlns:w16="http://schemas.microsoft.com/office/word/2018/wordml" xmlns:w16du="http://schemas.microsoft.com/office/word/2023/wordml/word16du" xmlns:w16sdtdh="http://schemas.microsoft.com/office/word/2020/wordml/sdtdatahash" xmlns:w16sdtfl="http://schemas.microsoft.com/office/word/2024/wordml/sdtformatlock" xmlns:w16se="http://schemas.microsoft.com/office/word/2015/wordml/symex" xmlns:wpg="http://schemas.microsoft.com/office/word/2010/wordprocessingGroup" xmlns:wpi="http://schemas.microsoft.com/office/word/2010/wordprocessingInk" xmlns:wne="http://schemas.microsoft.com/office/word/2006/wordml" xmlns:wps="http://schemas.microsoft.com/office/word/2010/wordprocessingShape" mc:Ignorable="w14 w15 w16se w16cid w16 w16cex w16sdtdh w16sdtfl w16du wp14">
+  <w:endnote w:type="separator" w:id="-1">
+    <w:p>
+      <w:pPr>
+        <w:spacing w:after="0" w:line="240" w:lineRule="auto"/>
+      </w:pPr>
+      <w:r>
+        <w:separator/>
+      </w:r>
+    </w:p>
+  </w:endnote>
+  <w:endnote w:type="continuationSeparator" w:id="0">
+    <w:p>
+      <w:pPr>
+        <w:spacing w:after="0" w:line="240" w:lineRule="auto"/>
+      </w:pPr>
+      <w:r>
+        <w:continuationSeparator/>
+      </w:r>
+    </w:p>
+  </w:endnote>
+</w:endnotes>
+</file>
+
+<file path=word/footer1.xml><?xml version="1.0" encoding="utf-8"?>
+<w:ftr xmlns:wpc="http://schemas.microsoft.com/office/word/2010/wordprocessingCanvas" xmlns:cx="http://schemas.microsoft.com/office/drawing/2014/chartex" xmlns:cx1="http://schemas.microsoft.com/office/drawing/2015/9/8/chartex" xmlns:cx2="http://schemas.microsoft.com/office/drawing/2015/10/21/chartex" xmlns:cx3="http://schemas.microsoft.com/office/drawing/2016/5/9/chartex" xmlns:cx4="http://schemas.microsoft.com/office/drawing/2016/5/10/chartex" xmlns:cx5="http://schemas.microsoft.com/office/drawing/2016/5/11/chartex" xmlns:cx6="http://schemas.microsoft.com/office/drawing/2016/5/12/chartex" xmlns:cx7="http://schemas.microsoft.com/office/drawing/2016/5/13/chartex" xmlns:cx8="http://schemas.microsoft.com/office/drawing/2016/5/14/chartex" xmlns:mc="http://schemas.openxmlformats.org/markup-compatibility/2006" xmlns:aink="http://schemas.microsoft.com/office/drawing/2016/ink" xmlns:am3d="http://schemas.microsoft.com/office/drawing/2017/model3d" xmlns:o="urn:schemas-microsoft-com:office:office" xmlns:oel="http://schemas.microsoft.com/office/2019/extlst" xmlns:r="http://schemas.openxmlformats.org/officeDocument/2006/relationships" xmlns:m="http://schemas.openxmlformats.org/officeDocument/2006/math" xmlns:v="urn:schemas-microsoft-com:vml" xmlns:wp14="http://schemas.microsoft.com/office/word/2010/wordprocessingDrawing" xmlns:wp="http://schemas.openxmlformats.org/drawingml/2006/wordprocessingDrawing" xmlns:w10="urn:schemas-microsoft-com:office:word" xmlns:w="http://schemas.openxmlformats.org/wordprocessingml/2006/main" xmlns:w14="http://schemas.microsoft.com/office/word/2010/wordml" xmlns:w15="http://schemas.microsoft.com/office/word/2012/wordml" xmlns:w16cex="http://schemas.microsoft.com/office/word/2018/wordml/cex" xmlns:w16cid="http://schemas.microsoft.com/office/word/2016/wordml/cid" xmlns:w16="http://schemas.microsoft.com/office/word/2018/wordml" xmlns:w16du="http://schemas.microsoft.com/office/word/2023/wordml/word16du" xmlns:w16sdtdh="http://schemas.microsoft.com/office/word/2020/wordml/sdtdatahash" xmlns:w16sdtfl="http://schemas.microsoft.com/office/word/2024/wordml/sdtformatlock" xmlns:w16se="http://schemas.microsoft.com/office/word/2015/wordml/symex" xmlns:wpg="http://schemas.microsoft.com/office/word/2010/wordprocessingGroup" xmlns:wpi="http://schemas.microsoft.com/office/word/2010/wordprocessingInk" xmlns:wne="http://schemas.microsoft.com/office/word/2006/wordml" xmlns:wps="http://schemas.microsoft.com/office/word/2010/wordprocessingShape" mc:Ignorable="w14 w15 w16se w16cid w16 w16cex w16sdtdh w16sdtfl w16du wp14">
+  <w:sdt>
+    <w:sdtPr>
+      <w:id w:val="-1325746066"/>
+      <w:docPartObj>
+        <w:docPartGallery w:val="Page Numbers (Bottom of Page)"/>
+        <w:docPartUnique/>
+      </w:docPartObj>
+    </w:sdtPr>
+    <w:sdtContent>
+      <w:p>
+        <w:pPr>
+          <w:pStyle w:val="llb"/>
+          <w:jc w:val="center"/>
+        </w:pPr>
+        <w:r>
+          <w:fldChar w:fldCharType="begin"/>
+        </w:r>
+        <w:r>
+          <w:instrText>PAGE   \* MERGEFORMAT</w:instrText>
+        </w:r>
+        <w:r>
+          <w:fldChar w:fldCharType="separate"/>
+        </w:r>
+        <w:r>
+          <w:t>2</w:t>
+        </w:r>
+        <w:r>
+          <w:fldChar w:fldCharType="end"/>
+        </w:r>
+      </w:p>
+    </w:sdtContent>
+  </w:sdt>
+</w:ftr>
+</file>
+
+<file path=word/footnotes.xml><?xml version="1.0" encoding="utf-8"?>
+<w:footnotes xmlns:wpc="http://schemas.microsoft.com/office/word/2010/wordprocessingCanvas" xmlns:cx="http://schemas.microsoft.com/office/drawing/2014/chartex" xmlns:cx1="http://schemas.microsoft.com/office/drawing/2015/9/8/chartex" xmlns:cx2="http://schemas.microsoft.com/office/drawing/2015/10/21/chartex" xmlns:cx3="http://schemas.microsoft.com/office/drawing/2016/5/9/chartex" xmlns:cx4="http://schemas.microsoft.com/office/drawing/2016/5/10/chartex" xmlns:cx5="http://schemas.microsoft.com/office/drawing/2016/5/11/chartex" xmlns:cx6="http://schemas.microsoft.com/office/drawing/2016/5/12/chartex" xmlns:cx7="http://schemas.microsoft.com/office/drawing/2016/5/13/chartex" xmlns:cx8="http://schemas.microsoft.com/office/drawing/2016/5/14/chartex" xmlns:mc="http://schemas.openxmlformats.org/markup-compatibility/2006" xmlns:aink="http://schemas.microsoft.com/office/drawing/2016/ink" xmlns:am3d="http://schemas.microsoft.com/office/drawing/2017/model3d" xmlns:o="urn:schemas-microsoft-com:office:office" xmlns:oel="http://schemas.microsoft.com/office/2019/extlst" xmlns:r="http://schemas.openxmlformats.org/officeDocument/2006/relationships" xmlns:m="http://schemas.openxmlformats.org/officeDocument/2006/math" xmlns:v="urn:schemas-microsoft-com:vml" xmlns:wp14="http://schemas.microsoft.com/office/word/2010/wordprocessingDrawing" xmlns:wp="http://schemas.openxmlformats.org/drawingml/2006/wordprocessingDrawing" xmlns:w10="urn:schemas-microsoft-com:office:word" xmlns:w="http://schemas.openxmlformats.org/wordprocessingml/2006/main" xmlns:w14="http://schemas.microsoft.com/office/word/2010/wordml" xmlns:w15="http://schemas.microsoft.com/office/word/2012/wordml" xmlns:w16cex="http://schemas.microsoft.com/office/word/2018/wordml/cex" xmlns:w16cid="http://schemas.microsoft.com/office/word/2016/wordml/cid" xmlns:w16="http://schemas.microsoft.com/office/word/2018/wordml" xmlns:w16du="http://schemas.microsoft.com/office/word/2023/wordml/word16du" xmlns:w16sdtdh="http://schemas.microsoft.com/office/word/2020/wordml/sdtdatahash" xmlns:w16sdtfl="http://schemas.microsoft.com/office/word/2024/wordml/sdtformatlock" xmlns:w16se="http://schemas.microsoft.com/office/word/2015/wordml/symex" xmlns:wpg="http://schemas.microsoft.com/office/word/2010/wordprocessingGroup" xmlns:wpi="http://schemas.microsoft.com/office/word/2010/wordprocessingInk" xmlns:wne="http://schemas.microsoft.com/office/word/2006/wordml" xmlns:wps="http://schemas.microsoft.com/office/word/2010/wordprocessingShape" mc:Ignorable="w14 w15 w16se w16cid w16 w16cex w16sdtdh w16sdtfl w16du wp14">
+  <w:footnote w:type="separator" w:id="-1">
+    <w:p>
+      <w:pPr>
+        <w:spacing w:after="0" w:line="240" w:lineRule="auto"/>
+      </w:pPr>
+      <w:r>
+        <w:separator/>
+      </w:r>
+    </w:p>
+  </w:footnote>
+  <w:footnote w:type="continuationSeparator" w:id="0">
+    <w:p>
+      <w:pPr>
+        <w:spacing w:after="0" w:line="240" w:lineRule="auto"/>
+      </w:pPr>
+      <w:r>
+        <w:continuationSeparator/>
+      </w:r>
+    </w:p>
+  </w:footnote>
+</w:footnotes>
+</file>
+
+<file path=word/numbering.xml><?xml version="1.0" encoding="utf-8"?>
+<w:numbering xmlns:wpc="http://schemas.microsoft.com/office/word/2010/wordprocessingCanvas" xmlns:cx="http://schemas.microsoft.com/office/drawing/2014/chartex" xmlns:cx1="http://schemas.microsoft.com/office/drawing/2015/9/8/chartex" xmlns:cx2="http://schemas.microsoft.com/office/drawing/2015/10/21/chartex" xmlns:cx3="http://schemas.microsoft.com/office/drawing/2016/5/9/chartex" xmlns:cx4="http://schemas.microsoft.com/office/drawing/2016/5/10/chartex" xmlns:cx5="http://schemas.microsoft.com/office/drawing/2016/5/11/chartex" xmlns:cx6="http://schemas.microsoft.com/office/drawing/2016/5/12/chartex" xmlns:cx7="http://schemas.microsoft.com/office/drawing/2016/5/13/chartex" xmlns:cx8="http://schemas.microsoft.com/office/drawing/2016/5/14/chartex" xmlns:mc="http://schemas.openxmlformats.org/markup-compatibility/2006" xmlns:aink="http://schemas.microsoft.com/office/drawing/2016/ink" xmlns:am3d="http://schemas.microsoft.com/office/drawing/2017/model3d" xmlns:o="urn:schemas-microsoft-com:office:office" xmlns:oel="http://schemas.microsoft.com/office/2019/extlst" xmlns:r="http://schemas.openxmlformats.org/officeDocument/2006/relationships" xmlns:m="http://schemas.openxmlformats.org/officeDocument/2006/math" xmlns:v="urn:schemas-microsoft-com:vml" xmlns:wp14="http://schemas.microsoft.com/office/word/2010/wordprocessingDrawing" xmlns:wp="http://schemas.openxmlformats.org/drawingml/2006/wordprocessingDrawing" xmlns:w10="urn:schemas-microsoft-com:office:word" xmlns:w="http://schemas.openxmlformats.org/wordprocessingml/2006/main" xmlns:w14="http://schemas.microsoft.com/office/word/2010/wordml" xmlns:w15="http://schemas.microsoft.com/office/word/2012/wordml" xmlns:w16cex="http://schemas.microsoft.com/office/word/2018/wordml/cex" xmlns:w16cid="http://schemas.microsoft.com/office/word/2016/wordml/cid" xmlns:w16="http://schemas.microsoft.com/office/word/2018/wordml" xmlns:w16du="http://schemas.microsoft.com/office/word/2023/wordml/word16du" xmlns:w16sdtdh="http://schemas.microsoft.com/office/word/2020/wordml/sdtdatahash" xmlns:w16sdtfl="http://schemas.microsoft.com/office/word/2024/wordml/sdtformatlock" xmlns:w16se="http://schemas.microsoft.com/office/word/2015/wordml/symex" xmlns:wpg="http://schemas.microsoft.com/office/word/2010/wordprocessingGroup" xmlns:wpi="http://schemas.microsoft.com/office/word/2010/wordprocessingInk" xmlns:wne="http://schemas.microsoft.com/office/word/2006/wordml" xmlns:wps="http://schemas.microsoft.com/office/word/2010/wordprocessingShape" mc:Ignorable="w14 w15 w16se w16cid w16 w16cex w16sdtdh w16sdtfl w16du wp14">
+  <w:abstractNum w:abstractNumId="0" w15:restartNumberingAfterBreak="0">
+    <w:nsid w:val="129D3475"/>
+    <w:multiLevelType w:val="multilevel"/>
+    <w:tmpl w:val="5FDCFCD6"/>
+    <w:lvl w:ilvl="0">
+      <w:start w:val="1"/>
+      <w:numFmt w:val="bullet"/>
+      <w:lvlText w:val=""/>
+      <w:lvlJc w:val="left"/>
+      <w:pPr>
+        <w:tabs>
+          <w:tab w:val="num" w:pos="720"/>
+        </w:tabs>
+        <w:ind w:left="720" w:hanging="360"/>
+      </w:pPr>
+      <w:rPr>
+        <w:rFonts w:ascii="Symbol" w:hAnsi="Symbol" w:hint="default"/>
+        <w:sz w:val="20"/>
+      </w:rPr>
+    </w:lvl>
+    <w:lvl w:ilvl="1" w:tentative="1">
+      <w:start w:val="1"/>
+      <w:numFmt w:val="bullet"/>
+      <w:lvlText w:val="o"/>
+      <w:lvlJc w:val="left"/>
+      <w:pPr>
+        <w:tabs>
+          <w:tab w:val="num" w:pos="1440"/>
+        </w:tabs>
+        <w:ind w:left="1440" w:hanging="360"/>
+      </w:pPr>
+      <w:rPr>
+        <w:rFonts w:ascii="Courier New" w:hAnsi="Courier New" w:hint="default"/>
+        <w:sz w:val="20"/>
+      </w:rPr>
+    </w:lvl>
+    <w:lvl w:ilvl="2" w:tentative="1">
+      <w:start w:val="1"/>
+      <w:numFmt w:val="bullet"/>
+      <w:lvlText w:val=""/>
+      <w:lvlJc w:val="left"/>
+      <w:pPr>
+        <w:tabs>
+          <w:tab w:val="num" w:pos="2160"/>
+        </w:tabs>
+        <w:ind w:left="2160" w:hanging="360"/>
+      </w:pPr>
+      <w:rPr>
+        <w:rFonts w:ascii="Wingdings" w:hAnsi="Wingdings" w:hint="default"/>
+        <w:sz w:val="20"/>
+      </w:rPr>
+    </w:lvl>
+    <w:lvl w:ilvl="3" w:tentative="1">
+      <w:start w:val="1"/>
+      <w:numFmt w:val="bullet"/>
+      <w:lvlText w:val=""/>
+      <w:lvlJc w:val="left"/>
+      <w:pPr>
+        <w:tabs>
+          <w:tab w:val="num" w:pos="2880"/>
+        </w:tabs>
+        <w:ind w:left="2880" w:hanging="360"/>
+      </w:pPr>
+      <w:rPr>
+        <w:rFonts w:ascii="Wingdings" w:hAnsi="Wingdings" w:hint="default"/>
+        <w:sz w:val="20"/>
+      </w:rPr>
+    </w:lvl>
+    <w:lvl w:ilvl="4" w:tentative="1">
+      <w:start w:val="1"/>
+      <w:numFmt w:val="bullet"/>
+      <w:lvlText w:val=""/>
+      <w:lvlJc w:val="left"/>
+      <w:pPr>
+        <w:tabs>
+          <w:tab w:val="num" w:pos="3600"/>
+        </w:tabs>
+        <w:ind w:left="3600" w:hanging="360"/>
+      </w:pPr>
+      <w:rPr>
+        <w:rFonts w:ascii="Wingdings" w:hAnsi="Wingdings" w:hint="default"/>
+        <w:sz w:val="20"/>
+      </w:rPr>
+    </w:lvl>
+    <w:lvl w:ilvl="5" w:tentative="1">
+      <w:start w:val="1"/>
+      <w:numFmt w:val="bullet"/>
+      <w:lvlText w:val=""/>
+      <w:lvlJc w:val="left"/>
+      <w:pPr>
+        <w:tabs>
+          <w:tab w:val="num" w:pos="4320"/>
+        </w:tabs>
+        <w:ind w:left="4320" w:hanging="360"/>
+      </w:pPr>
+      <w:rPr>
+        <w:rFonts w:ascii="Wingdings" w:hAnsi="Wingdings" w:hint="default"/>
+        <w:sz w:val="20"/>
+      </w:rPr>
+    </w:lvl>
+    <w:lvl w:ilvl="6" w:tentative="1">
+      <w:start w:val="1"/>
+      <w:numFmt w:val="bullet"/>
+      <w:lvlText w:val=""/>
+      <w:lvlJc w:val="left"/>
+      <w:pPr>
+        <w:tabs>
+          <w:tab w:val="num" w:pos="5040"/>
+        </w:tabs>
+        <w:ind w:left="5040" w:hanging="360"/>
+      </w:pPr>
+      <w:rPr>
+        <w:rFonts w:ascii="Wingdings" w:hAnsi="Wingdings" w:hint="default"/>
+        <w:sz w:val="20"/>
+      </w:rPr>
+    </w:lvl>
+    <w:lvl w:ilvl="7" w:tentative="1">
+      <w:start w:val="1"/>
+      <w:numFmt w:val="bullet"/>
+      <w:lvlText w:val=""/>
+      <w:lvlJc w:val="left"/>
+      <w:pPr>
+        <w:tabs>
+          <w:tab w:val="num" w:pos="5760"/>
+        </w:tabs>
+        <w:ind w:left="5760" w:hanging="360"/>
+      </w:pPr>
+      <w:rPr>
+        <w:rFonts w:ascii="Wingdings" w:hAnsi="Wingdings" w:hint="default"/>
+        <w:sz w:val="20"/>
+      </w:rPr>
+    </w:lvl>
+    <w:lvl w:ilvl="8" w:tentative="1">
+      <w:start w:val="1"/>
+      <w:numFmt w:val="bullet"/>
+      <w:lvlText w:val=""/>
+      <w:lvlJc w:val="left"/>
+      <w:pPr>
+        <w:tabs>
+          <w:tab w:val="num" w:pos="6480"/>
+        </w:tabs>
+        <w:ind w:left="6480" w:hanging="360"/>
+      </w:pPr>
+      <w:rPr>
+        <w:rFonts w:ascii="Wingdings" w:hAnsi="Wingdings" w:hint="default"/>
+        <w:sz w:val="20"/>
+      </w:rPr>
+    </w:lvl>
+  </w:abstractNum>
+  <w:abstractNum w:abstractNumId="1" w15:restartNumberingAfterBreak="0">
+    <w:nsid w:val="1CF52A89"/>
+    <w:multiLevelType w:val="multilevel"/>
+    <w:tmpl w:val="162E50FE"/>
+    <w:lvl w:ilvl="0">
+      <w:start w:val="1"/>
+      <w:numFmt w:val="decimal"/>
+      <w:lvlText w:val="%1."/>
+      <w:lvlJc w:val="left"/>
+      <w:pPr>
+        <w:tabs>
+          <w:tab w:val="num" w:pos="720"/>
+        </w:tabs>
+        <w:ind w:left="720" w:hanging="360"/>
+      </w:pPr>
+    </w:lvl>
+    <w:lvl w:ilvl="1" w:tentative="1">
+      <w:start w:val="1"/>
+      <w:numFmt w:val="decimal"/>
+      <w:lvlText w:val="%2."/>
+      <w:lvlJc w:val="left"/>
+      <w:pPr>
+        <w:tabs>
+          <w:tab w:val="num" w:pos="1440"/>
+        </w:tabs>
+        <w:ind w:left="1440" w:hanging="360"/>
+      </w:pPr>
+    </w:lvl>
+    <w:lvl w:ilvl="2" w:tentative="1">
+      <w:start w:val="1"/>
+      <w:numFmt w:val="decimal"/>
+      <w:lvlText w:val="%3."/>
+      <w:lvlJc w:val="left"/>
+      <w:pPr>
+        <w:tabs>
+          <w:tab w:val="num" w:pos="2160"/>
+        </w:tabs>
+        <w:ind w:left="2160" w:hanging="360"/>
+      </w:pPr>
+    </w:lvl>
+    <w:lvl w:ilvl="3" w:tentative="1">
+      <w:start w:val="1"/>
+      <w:numFmt w:val="decimal"/>
+      <w:lvlText w:val="%4."/>
+      <w:lvlJc w:val="left"/>
+      <w:pPr>
+        <w:tabs>
+          <w:tab w:val="num" w:pos="2880"/>
+        </w:tabs>
+        <w:ind w:left="2880" w:hanging="360"/>
+      </w:pPr>
+    </w:lvl>
+    <w:lvl w:ilvl="4" w:tentative="1">
+      <w:start w:val="1"/>
+      <w:numFmt w:val="decimal"/>
+      <w:lvlText w:val="%5."/>
+      <w:lvlJc w:val="left"/>
+      <w:pPr>
+        <w:tabs>
+          <w:tab w:val="num" w:pos="3600"/>
+        </w:tabs>
+        <w:ind w:left="3600" w:hanging="360"/>
+      </w:pPr>
+    </w:lvl>
+    <w:lvl w:ilvl="5" w:tentative="1">
+      <w:start w:val="1"/>
+      <w:numFmt w:val="decimal"/>
+      <w:lvlText w:val="%6."/>
+      <w:lvlJc w:val="left"/>
+      <w:pPr>
+        <w:tabs>
+          <w:tab w:val="num" w:pos="4320"/>
+        </w:tabs>
+        <w:ind w:left="4320" w:hanging="360"/>
+      </w:pPr>
+    </w:lvl>
+    <w:lvl w:ilvl="6" w:tentative="1">
+      <w:start w:val="1"/>
+      <w:numFmt w:val="decimal"/>
+      <w:lvlText w:val="%7."/>
+      <w:lvlJc w:val="left"/>
+      <w:pPr>
+        <w:tabs>
+          <w:tab w:val="num" w:pos="5040"/>
+        </w:tabs>
+        <w:ind w:left="5040" w:hanging="360"/>
+      </w:pPr>
+    </w:lvl>
+    <w:lvl w:ilvl="7" w:tentative="1">
+      <w:start w:val="1"/>
+      <w:numFmt w:val="decimal"/>
+      <w:lvlText w:val="%8."/>
+      <w:lvlJc w:val="left"/>
+      <w:pPr>
+        <w:tabs>
+          <w:tab w:val="num" w:pos="5760"/>
+        </w:tabs>
+        <w:ind w:left="5760" w:hanging="360"/>
+      </w:pPr>
+    </w:lvl>
+    <w:lvl w:ilvl="8" w:tentative="1">
+      <w:start w:val="1"/>
+      <w:numFmt w:val="decimal"/>
+      <w:lvlText w:val="%9."/>
+      <w:lvlJc w:val="left"/>
+      <w:pPr>
+        <w:tabs>
+          <w:tab w:val="num" w:pos="6480"/>
+        </w:tabs>
+        <w:ind w:left="6480" w:hanging="360"/>
+      </w:pPr>
+    </w:lvl>
+  </w:abstractNum>
+  <w:abstractNum w:abstractNumId="2" w15:restartNumberingAfterBreak="0">
+    <w:nsid w:val="23925636"/>
+    <w:multiLevelType w:val="multilevel"/>
+    <w:tmpl w:val="269C9526"/>
+    <w:lvl w:ilvl="0">
+      <w:start w:val="1"/>
+      <w:numFmt w:val="bullet"/>
+      <w:lvlText w:val=""/>
+      <w:lvlJc w:val="left"/>
+      <w:pPr>
+        <w:tabs>
+          <w:tab w:val="num" w:pos="720"/>
+        </w:tabs>
+        <w:ind w:left="720" w:hanging="360"/>
+      </w:pPr>
+      <w:rPr>
+        <w:rFonts w:ascii="Symbol" w:hAnsi="Symbol" w:hint="default"/>
+        <w:sz w:val="20"/>
+      </w:rPr>
+    </w:lvl>
+    <w:lvl w:ilvl="1" w:tentative="1">
+      <w:start w:val="1"/>
+      <w:numFmt w:val="bullet"/>
+      <w:lvlText w:val="o"/>
+      <w:lvlJc w:val="left"/>
+      <w:pPr>
+        <w:tabs>
+          <w:tab w:val="num" w:pos="1440"/>
+        </w:tabs>
+        <w:ind w:left="1440" w:hanging="360"/>
+      </w:pPr>
+      <w:rPr>
+        <w:rFonts w:ascii="Courier New" w:hAnsi="Courier New" w:hint="default"/>
+        <w:sz w:val="20"/>
+      </w:rPr>
+    </w:lvl>
+    <w:lvl w:ilvl="2" w:tentative="1">
+      <w:start w:val="1"/>
+      <w:numFmt w:val="bullet"/>
+      <w:lvlText w:val=""/>
+      <w:lvlJc w:val="left"/>
+      <w:pPr>
+        <w:tabs>
+          <w:tab w:val="num" w:pos="2160"/>
+        </w:tabs>
+        <w:ind w:left="2160" w:hanging="360"/>
+      </w:pPr>
+      <w:rPr>
+        <w:rFonts w:ascii="Wingdings" w:hAnsi="Wingdings" w:hint="default"/>
+        <w:sz w:val="20"/>
+      </w:rPr>
+    </w:lvl>
+    <w:lvl w:ilvl="3" w:tentative="1">
+      <w:start w:val="1"/>
+      <w:numFmt w:val="bullet"/>
+      <w:lvlText w:val=""/>
+      <w:lvlJc w:val="left"/>
+      <w:pPr>
+        <w:tabs>
+          <w:tab w:val="num" w:pos="2880"/>
+        </w:tabs>
+        <w:ind w:left="2880" w:hanging="360"/>
+      </w:pPr>
+      <w:rPr>
+        <w:rFonts w:ascii="Wingdings" w:hAnsi="Wingdings" w:hint="default"/>
+        <w:sz w:val="20"/>
+      </w:rPr>
+    </w:lvl>
+    <w:lvl w:ilvl="4" w:tentative="1">
+      <w:start w:val="1"/>
+      <w:numFmt w:val="bullet"/>
+      <w:lvlText w:val=""/>
+      <w:lvlJc w:val="left"/>
+      <w:pPr>
+        <w:tabs>
+          <w:tab w:val="num" w:pos="3600"/>
+        </w:tabs>
+        <w:ind w:left="3600" w:hanging="360"/>
+      </w:pPr>
+      <w:rPr>
+        <w:rFonts w:ascii="Wingdings" w:hAnsi="Wingdings" w:hint="default"/>
+        <w:sz w:val="20"/>
+      </w:rPr>
+    </w:lvl>
+    <w:lvl w:ilvl="5" w:tentative="1">
+      <w:start w:val="1"/>
+      <w:numFmt w:val="bullet"/>
+      <w:lvlText w:val=""/>
+      <w:lvlJc w:val="left"/>
+      <w:pPr>
+        <w:tabs>
+          <w:tab w:val="num" w:pos="4320"/>
+        </w:tabs>
+        <w:ind w:left="4320" w:hanging="360"/>
+      </w:pPr>
+      <w:rPr>
+        <w:rFonts w:ascii="Wingdings" w:hAnsi="Wingdings" w:hint="default"/>
+        <w:sz w:val="20"/>
+      </w:rPr>
+    </w:lvl>
+    <w:lvl w:ilvl="6" w:tentative="1">
+      <w:start w:val="1"/>
+      <w:numFmt w:val="bullet"/>
+      <w:lvlText w:val=""/>
+      <w:lvlJc w:val="left"/>
+      <w:pPr>
+        <w:tabs>
+          <w:tab w:val="num" w:pos="5040"/>
+        </w:tabs>
+        <w:ind w:left="5040" w:hanging="360"/>
+      </w:pPr>
+      <w:rPr>
+        <w:rFonts w:ascii="Wingdings" w:hAnsi="Wingdings" w:hint="default"/>
+        <w:sz w:val="20"/>
+      </w:rPr>
+    </w:lvl>
+    <w:lvl w:ilvl="7" w:tentative="1">
+      <w:start w:val="1"/>
+      <w:numFmt w:val="bullet"/>
+      <w:lvlText w:val=""/>
+      <w:lvlJc w:val="left"/>
+      <w:pPr>
+        <w:tabs>
+          <w:tab w:val="num" w:pos="5760"/>
+        </w:tabs>
+        <w:ind w:left="5760" w:hanging="360"/>
+      </w:pPr>
+      <w:rPr>
+        <w:rFonts w:ascii="Wingdings" w:hAnsi="Wingdings" w:hint="default"/>
+        <w:sz w:val="20"/>
+      </w:rPr>
+    </w:lvl>
+    <w:lvl w:ilvl="8" w:tentative="1">
+      <w:start w:val="1"/>
+      <w:numFmt w:val="bullet"/>
+      <w:lvlText w:val=""/>
+      <w:lvlJc w:val="left"/>
+      <w:pPr>
+        <w:tabs>
+          <w:tab w:val="num" w:pos="6480"/>
+        </w:tabs>
+        <w:ind w:left="6480" w:hanging="360"/>
+      </w:pPr>
+      <w:rPr>
+        <w:rFonts w:ascii="Wingdings" w:hAnsi="Wingdings" w:hint="default"/>
+        <w:sz w:val="20"/>
+      </w:rPr>
+    </w:lvl>
+  </w:abstractNum>
+  <w:abstractNum w:abstractNumId="3" w15:restartNumberingAfterBreak="0">
+    <w:nsid w:val="24B9058C"/>
+    <w:multiLevelType w:val="multilevel"/>
+    <w:tmpl w:val="10DC0512"/>
+    <w:lvl w:ilvl="0">
+      <w:start w:val="1"/>
+      <w:numFmt w:val="bullet"/>
+      <w:lvlText w:val=""/>
+      <w:lvlJc w:val="left"/>
+      <w:pPr>
+        <w:tabs>
+          <w:tab w:val="num" w:pos="720"/>
+        </w:tabs>
+        <w:ind w:left="720" w:hanging="360"/>
+      </w:pPr>
+      <w:rPr>
+        <w:rFonts w:ascii="Symbol" w:hAnsi="Symbol" w:hint="default"/>
+        <w:sz w:val="20"/>
+      </w:rPr>
+    </w:lvl>
+    <w:lvl w:ilvl="1" w:tentative="1">
+      <w:start w:val="1"/>
+      <w:numFmt w:val="bullet"/>
+      <w:lvlText w:val="o"/>
+      <w:lvlJc w:val="left"/>
+      <w:pPr>
+        <w:tabs>
+          <w:tab w:val="num" w:pos="1440"/>
+        </w:tabs>
+        <w:ind w:left="1440" w:hanging="360"/>
+      </w:pPr>
+      <w:rPr>
+        <w:rFonts w:ascii="Courier New" w:hAnsi="Courier New" w:hint="default"/>
+        <w:sz w:val="20"/>
+      </w:rPr>
+    </w:lvl>
+    <w:lvl w:ilvl="2" w:tentative="1">
+      <w:start w:val="1"/>
+      <w:numFmt w:val="bullet"/>
+      <w:lvlText w:val=""/>
+      <w:lvlJc w:val="left"/>
+      <w:pPr>
+        <w:tabs>
+          <w:tab w:val="num" w:pos="2160"/>
+        </w:tabs>
+        <w:ind w:left="2160" w:hanging="360"/>
+      </w:pPr>
+      <w:rPr>
+        <w:rFonts w:ascii="Wingdings" w:hAnsi="Wingdings" w:hint="default"/>
+        <w:sz w:val="20"/>
+      </w:rPr>
+    </w:lvl>
+    <w:lvl w:ilvl="3" w:tentative="1">
+      <w:start w:val="1"/>
+      <w:numFmt w:val="bullet"/>
+      <w:lvlText w:val=""/>
+      <w:lvlJc w:val="left"/>
+      <w:pPr>
+        <w:tabs>
+          <w:tab w:val="num" w:pos="2880"/>
+        </w:tabs>
+        <w:ind w:left="2880" w:hanging="360"/>
+      </w:pPr>
+      <w:rPr>
+        <w:rFonts w:ascii="Wingdings" w:hAnsi="Wingdings" w:hint="default"/>
+        <w:sz w:val="20"/>
+      </w:rPr>
+    </w:lvl>
+    <w:lvl w:ilvl="4" w:tentative="1">
+      <w:start w:val="1"/>
+      <w:numFmt w:val="bullet"/>
+      <w:lvlText w:val=""/>
+      <w:lvlJc w:val="left"/>
+      <w:pPr>
+        <w:tabs>
+          <w:tab w:val="num" w:pos="3600"/>
+        </w:tabs>
+        <w:ind w:left="3600" w:hanging="360"/>
+      </w:pPr>
+      <w:rPr>
+        <w:rFonts w:ascii="Wingdings" w:hAnsi="Wingdings" w:hint="default"/>
+        <w:sz w:val="20"/>
+      </w:rPr>
+    </w:lvl>
+    <w:lvl w:ilvl="5" w:tentative="1">
+      <w:start w:val="1"/>
+      <w:numFmt w:val="bullet"/>
+      <w:lvlText w:val=""/>
+      <w:lvlJc w:val="left"/>
+      <w:pPr>
+        <w:tabs>
+          <w:tab w:val="num" w:pos="4320"/>
+        </w:tabs>
+        <w:ind w:left="4320" w:hanging="360"/>
+      </w:pPr>
+      <w:rPr>
+        <w:rFonts w:ascii="Wingdings" w:hAnsi="Wingdings" w:hint="default"/>
+        <w:sz w:val="20"/>
+      </w:rPr>
+    </w:lvl>
+    <w:lvl w:ilvl="6" w:tentative="1">
+      <w:start w:val="1"/>
+      <w:numFmt w:val="bullet"/>
+      <w:lvlText w:val=""/>
+      <w:lvlJc w:val="left"/>
+      <w:pPr>
+        <w:tabs>
+          <w:tab w:val="num" w:pos="5040"/>
+        </w:tabs>
+        <w:ind w:left="5040" w:hanging="360"/>
+      </w:pPr>
+      <w:rPr>
+        <w:rFonts w:ascii="Wingdings" w:hAnsi="Wingdings" w:hint="default"/>
+        <w:sz w:val="20"/>
+      </w:rPr>
+    </w:lvl>
+    <w:lvl w:ilvl="7" w:tentative="1">
+      <w:start w:val="1"/>
+      <w:numFmt w:val="bullet"/>
+      <w:lvlText w:val=""/>
+      <w:lvlJc w:val="left"/>
+      <w:pPr>
+        <w:tabs>
+          <w:tab w:val="num" w:pos="5760"/>
+        </w:tabs>
+        <w:ind w:left="5760" w:hanging="360"/>
+      </w:pPr>
+      <w:rPr>
+        <w:rFonts w:ascii="Wingdings" w:hAnsi="Wingdings" w:hint="default"/>
+        <w:sz w:val="20"/>
+      </w:rPr>
+    </w:lvl>
+    <w:lvl w:ilvl="8" w:tentative="1">
+      <w:start w:val="1"/>
+      <w:numFmt w:val="bullet"/>
+      <w:lvlText w:val=""/>
+      <w:lvlJc w:val="left"/>
+      <w:pPr>
+        <w:tabs>
+          <w:tab w:val="num" w:pos="6480"/>
+        </w:tabs>
+        <w:ind w:left="6480" w:hanging="360"/>
+      </w:pPr>
+      <w:rPr>
+        <w:rFonts w:ascii="Wingdings" w:hAnsi="Wingdings" w:hint="default"/>
+        <w:sz w:val="20"/>
+      </w:rPr>
+    </w:lvl>
+  </w:abstractNum>
+  <w:abstractNum w:abstractNumId="4" w15:restartNumberingAfterBreak="0">
+    <w:nsid w:val="3BFF5F1D"/>
+    <w:multiLevelType w:val="multilevel"/>
+    <w:tmpl w:val="3A624BF8"/>
+    <w:lvl w:ilvl="0">
+      <w:start w:val="1"/>
+      <w:numFmt w:val="bullet"/>
+      <w:lvlText w:val=""/>
+      <w:lvlJc w:val="left"/>
+      <w:pPr>
+        <w:tabs>
+          <w:tab w:val="num" w:pos="720"/>
+        </w:tabs>
+        <w:ind w:left="720" w:hanging="360"/>
+      </w:pPr>
+      <w:rPr>
+        <w:rFonts w:ascii="Symbol" w:hAnsi="Symbol" w:hint="default"/>
+        <w:sz w:val="20"/>
+      </w:rPr>
+    </w:lvl>
+    <w:lvl w:ilvl="1" w:tentative="1">
+      <w:start w:val="1"/>
+      <w:numFmt w:val="bullet"/>
+      <w:lvlText w:val="o"/>
+      <w:lvlJc w:val="left"/>
+      <w:pPr>
+        <w:tabs>
+          <w:tab w:val="num" w:pos="1440"/>
+        </w:tabs>
+        <w:ind w:left="1440" w:hanging="360"/>
+      </w:pPr>
+      <w:rPr>
+        <w:rFonts w:ascii="Courier New" w:hAnsi="Courier New" w:hint="default"/>
+        <w:sz w:val="20"/>
+      </w:rPr>
+    </w:lvl>
+    <w:lvl w:ilvl="2" w:tentative="1">
+      <w:start w:val="1"/>
+      <w:numFmt w:val="bullet"/>
+      <w:lvlText w:val=""/>
+      <w:lvlJc w:val="left"/>
+      <w:pPr>
+        <w:tabs>
+          <w:tab w:val="num" w:pos="2160"/>
+        </w:tabs>
+        <w:ind w:left="2160" w:hanging="360"/>
+      </w:pPr>
+      <w:rPr>
+        <w:rFonts w:ascii="Wingdings" w:hAnsi="Wingdings" w:hint="default"/>
+        <w:sz w:val="20"/>
+      </w:rPr>
+    </w:lvl>
+    <w:lvl w:ilvl="3" w:tentative="1">
+      <w:start w:val="1"/>
+      <w:numFmt w:val="bullet"/>
+      <w:lvlText w:val=""/>
+      <w:lvlJc w:val="left"/>
+      <w:pPr>
+        <w:tabs>
+          <w:tab w:val="num" w:pos="2880"/>
+        </w:tabs>
+        <w:ind w:left="2880" w:hanging="360"/>
+      </w:pPr>
+      <w:rPr>
+        <w:rFonts w:ascii="Wingdings" w:hAnsi="Wingdings" w:hint="default"/>
+        <w:sz w:val="20"/>
+      </w:rPr>
+    </w:lvl>
+    <w:lvl w:ilvl="4" w:tentative="1">
+      <w:start w:val="1"/>
+      <w:numFmt w:val="bullet"/>
+      <w:lvlText w:val=""/>
+      <w:lvlJc w:val="left"/>
+      <w:pPr>
+        <w:tabs>
+          <w:tab w:val="num" w:pos="3600"/>
+        </w:tabs>
+        <w:ind w:left="3600" w:hanging="360"/>
+      </w:pPr>
+      <w:rPr>
+        <w:rFonts w:ascii="Wingdings" w:hAnsi="Wingdings" w:hint="default"/>
+        <w:sz w:val="20"/>
+      </w:rPr>
+    </w:lvl>
+    <w:lvl w:ilvl="5" w:tentative="1">
+      <w:start w:val="1"/>
+      <w:numFmt w:val="bullet"/>
+      <w:lvlText w:val=""/>
+      <w:lvlJc w:val="left"/>
+      <w:pPr>
+        <w:tabs>
+          <w:tab w:val="num" w:pos="4320"/>
+        </w:tabs>
+        <w:ind w:left="4320" w:hanging="360"/>
+      </w:pPr>
+      <w:rPr>
+        <w:rFonts w:ascii="Wingdings" w:hAnsi="Wingdings" w:hint="default"/>
+        <w:sz w:val="20"/>
+      </w:rPr>
+    </w:lvl>
+    <w:lvl w:ilvl="6" w:tentative="1">
+      <w:start w:val="1"/>
+      <w:numFmt w:val="bullet"/>
+      <w:lvlText w:val=""/>
+      <w:lvlJc w:val="left"/>
+      <w:pPr>
+        <w:tabs>
+          <w:tab w:val="num" w:pos="5040"/>
+        </w:tabs>
+        <w:ind w:left="5040" w:hanging="360"/>
+      </w:pPr>
+      <w:rPr>
+        <w:rFonts w:ascii="Wingdings" w:hAnsi="Wingdings" w:hint="default"/>
+        <w:sz w:val="20"/>
+      </w:rPr>
+    </w:lvl>
+    <w:lvl w:ilvl="7" w:tentative="1">
+      <w:start w:val="1"/>
+      <w:numFmt w:val="bullet"/>
+      <w:lvlText w:val=""/>
+      <w:lvlJc w:val="left"/>
+      <w:pPr>
+        <w:tabs>
+          <w:tab w:val="num" w:pos="5760"/>
+        </w:tabs>
+        <w:ind w:left="5760" w:hanging="360"/>
+      </w:pPr>
+      <w:rPr>
+        <w:rFonts w:ascii="Wingdings" w:hAnsi="Wingdings" w:hint="default"/>
+        <w:sz w:val="20"/>
+      </w:rPr>
+    </w:lvl>
+    <w:lvl w:ilvl="8" w:tentative="1">
+      <w:start w:val="1"/>
+      <w:numFmt w:val="bullet"/>
+      <w:lvlText w:val=""/>
+      <w:lvlJc w:val="left"/>
+      <w:pPr>
+        <w:tabs>
+          <w:tab w:val="num" w:pos="6480"/>
+        </w:tabs>
+        <w:ind w:left="6480" w:hanging="360"/>
+      </w:pPr>
+      <w:rPr>
+        <w:rFonts w:ascii="Wingdings" w:hAnsi="Wingdings" w:hint="default"/>
+        <w:sz w:val="20"/>
+      </w:rPr>
+    </w:lvl>
+  </w:abstractNum>
+  <w:abstractNum w:abstractNumId="5" w15:restartNumberingAfterBreak="0">
+    <w:nsid w:val="3F9F70A8"/>
+    <w:multiLevelType w:val="multilevel"/>
+    <w:tmpl w:val="6BDC3CAE"/>
+    <w:lvl w:ilvl="0">
+      <w:start w:val="1"/>
+      <w:numFmt w:val="bullet"/>
+      <w:lvlText w:val=""/>
+      <w:lvlJc w:val="left"/>
+      <w:pPr>
+        <w:tabs>
+          <w:tab w:val="num" w:pos="720"/>
+        </w:tabs>
+        <w:ind w:left="720" w:hanging="360"/>
+      </w:pPr>
+      <w:rPr>
+        <w:rFonts w:ascii="Symbol" w:hAnsi="Symbol" w:hint="default"/>
+        <w:sz w:val="20"/>
+      </w:rPr>
+    </w:lvl>
+    <w:lvl w:ilvl="1" w:tentative="1">
+      <w:start w:val="1"/>
+      <w:numFmt w:val="bullet"/>
+      <w:lvlText w:val="o"/>
+      <w:lvlJc w:val="left"/>
+      <w:pPr>
+        <w:tabs>
+          <w:tab w:val="num" w:pos="1440"/>
+        </w:tabs>
+        <w:ind w:left="1440" w:hanging="360"/>
+      </w:pPr>
+      <w:rPr>
+        <w:rFonts w:ascii="Courier New" w:hAnsi="Courier New" w:hint="default"/>
+        <w:sz w:val="20"/>
+      </w:rPr>
+    </w:lvl>
+    <w:lvl w:ilvl="2" w:tentative="1">
+      <w:start w:val="1"/>
+      <w:numFmt w:val="bullet"/>
+      <w:lvlText w:val=""/>
+      <w:lvlJc w:val="left"/>
+      <w:pPr>
+        <w:tabs>
+          <w:tab w:val="num" w:pos="2160"/>
+        </w:tabs>
+        <w:ind w:left="2160" w:hanging="360"/>
+      </w:pPr>
+      <w:rPr>
+        <w:rFonts w:ascii="Wingdings" w:hAnsi="Wingdings" w:hint="default"/>
+        <w:sz w:val="20"/>
+      </w:rPr>
+    </w:lvl>
+    <w:lvl w:ilvl="3" w:tentative="1">
+      <w:start w:val="1"/>
+      <w:numFmt w:val="bullet"/>
+      <w:lvlText w:val=""/>
+      <w:lvlJc w:val="left"/>
+      <w:pPr>
+        <w:tabs>
+          <w:tab w:val="num" w:pos="2880"/>
+        </w:tabs>
+        <w:ind w:left="2880" w:hanging="360"/>
+      </w:pPr>
+      <w:rPr>
+        <w:rFonts w:ascii="Wingdings" w:hAnsi="Wingdings" w:hint="default"/>
+        <w:sz w:val="20"/>
+      </w:rPr>
+    </w:lvl>
+    <w:lvl w:ilvl="4" w:tentative="1">
+      <w:start w:val="1"/>
+      <w:numFmt w:val="bullet"/>
+      <w:lvlText w:val=""/>
+      <w:lvlJc w:val="left"/>
+      <w:pPr>
+        <w:tabs>
+          <w:tab w:val="num" w:pos="3600"/>
+        </w:tabs>
+        <w:ind w:left="3600" w:hanging="360"/>
+      </w:pPr>
+      <w:rPr>
+        <w:rFonts w:ascii="Wingdings" w:hAnsi="Wingdings" w:hint="default"/>
+        <w:sz w:val="20"/>
+      </w:rPr>
+    </w:lvl>
+    <w:lvl w:ilvl="5" w:tentative="1">
+      <w:start w:val="1"/>
+      <w:numFmt w:val="bullet"/>
+      <w:lvlText w:val=""/>
+      <w:lvlJc w:val="left"/>
+      <w:pPr>
+        <w:tabs>
+          <w:tab w:val="num" w:pos="4320"/>
+        </w:tabs>
+        <w:ind w:left="4320" w:hanging="360"/>
+      </w:pPr>
+      <w:rPr>
+        <w:rFonts w:ascii="Wingdings" w:hAnsi="Wingdings" w:hint="default"/>
+        <w:sz w:val="20"/>
+      </w:rPr>
+    </w:lvl>
+    <w:lvl w:ilvl="6" w:tentative="1">
+      <w:start w:val="1"/>
+      <w:numFmt w:val="bullet"/>
+      <w:lvlText w:val=""/>
+      <w:lvlJc w:val="left"/>
+      <w:pPr>
+        <w:tabs>
+          <w:tab w:val="num" w:pos="5040"/>
+        </w:tabs>
+        <w:ind w:left="5040" w:hanging="360"/>
+      </w:pPr>
+      <w:rPr>
+        <w:rFonts w:ascii="Wingdings" w:hAnsi="Wingdings" w:hint="default"/>
+        <w:sz w:val="20"/>
+      </w:rPr>
+    </w:lvl>
+    <w:lvl w:ilvl="7" w:tentative="1">
+      <w:start w:val="1"/>
+      <w:numFmt w:val="bullet"/>
+      <w:lvlText w:val=""/>
+      <w:lvlJc w:val="left"/>
+      <w:pPr>
+        <w:tabs>
+          <w:tab w:val="num" w:pos="5760"/>
+        </w:tabs>
+        <w:ind w:left="5760" w:hanging="360"/>
+      </w:pPr>
+      <w:rPr>
+        <w:rFonts w:ascii="Wingdings" w:hAnsi="Wingdings" w:hint="default"/>
+        <w:sz w:val="20"/>
+      </w:rPr>
+    </w:lvl>
+    <w:lvl w:ilvl="8" w:tentative="1">
+      <w:start w:val="1"/>
+      <w:numFmt w:val="bullet"/>
+      <w:lvlText w:val=""/>
+      <w:lvlJc w:val="left"/>
+      <w:pPr>
+        <w:tabs>
+          <w:tab w:val="num" w:pos="6480"/>
+        </w:tabs>
+        <w:ind w:left="6480" w:hanging="360"/>
+      </w:pPr>
+      <w:rPr>
+        <w:rFonts w:ascii="Wingdings" w:hAnsi="Wingdings" w:hint="default"/>
+        <w:sz w:val="20"/>
+      </w:rPr>
+    </w:lvl>
+  </w:abstractNum>
+  <w:abstractNum w:abstractNumId="6" w15:restartNumberingAfterBreak="0">
+    <w:nsid w:val="40914397"/>
+    <w:multiLevelType w:val="multilevel"/>
+    <w:tmpl w:val="7DBE892E"/>
+    <w:lvl w:ilvl="0">
+      <w:start w:val="1"/>
+      <w:numFmt w:val="decimal"/>
+      <w:lvlText w:val="%1."/>
+      <w:lvlJc w:val="left"/>
+      <w:pPr>
+        <w:tabs>
+          <w:tab w:val="num" w:pos="720"/>
+        </w:tabs>
+        <w:ind w:left="720" w:hanging="360"/>
+      </w:pPr>
+    </w:lvl>
+    <w:lvl w:ilvl="1" w:tentative="1">
+      <w:start w:val="1"/>
+      <w:numFmt w:val="decimal"/>
+      <w:lvlText w:val="%2."/>
+      <w:lvlJc w:val="left"/>
+      <w:pPr>
+        <w:tabs>
+          <w:tab w:val="num" w:pos="1440"/>
+        </w:tabs>
+        <w:ind w:left="1440" w:hanging="360"/>
+      </w:pPr>
+    </w:lvl>
+    <w:lvl w:ilvl="2" w:tentative="1">
+      <w:start w:val="1"/>
+      <w:numFmt w:val="decimal"/>
+      <w:lvlText w:val="%3."/>
+      <w:lvlJc w:val="left"/>
+      <w:pPr>
+        <w:tabs>
+          <w:tab w:val="num" w:pos="2160"/>
+        </w:tabs>
+        <w:ind w:left="2160" w:hanging="360"/>
+      </w:pPr>
+    </w:lvl>
+    <w:lvl w:ilvl="3" w:tentative="1">
+      <w:start w:val="1"/>
+      <w:numFmt w:val="decimal"/>
+      <w:lvlText w:val="%4."/>
+      <w:lvlJc w:val="left"/>
+      <w:pPr>
+        <w:tabs>
+          <w:tab w:val="num" w:pos="2880"/>
+        </w:tabs>
+        <w:ind w:left="2880" w:hanging="360"/>
+      </w:pPr>
+    </w:lvl>
+    <w:lvl w:ilvl="4" w:tentative="1">
+      <w:start w:val="1"/>
+      <w:numFmt w:val="decimal"/>
+      <w:lvlText w:val="%5."/>
+      <w:lvlJc w:val="left"/>
+      <w:pPr>
+        <w:tabs>
+          <w:tab w:val="num" w:pos="3600"/>
+        </w:tabs>
+        <w:ind w:left="3600" w:hanging="360"/>
+      </w:pPr>
+    </w:lvl>
+    <w:lvl w:ilvl="5" w:tentative="1">
+      <w:start w:val="1"/>
+      <w:numFmt w:val="decimal"/>
+      <w:lvlText w:val="%6."/>
+      <w:lvlJc w:val="left"/>
+      <w:pPr>
+        <w:tabs>
+          <w:tab w:val="num" w:pos="4320"/>
+        </w:tabs>
+        <w:ind w:left="4320" w:hanging="360"/>
+      </w:pPr>
+    </w:lvl>
+    <w:lvl w:ilvl="6" w:tentative="1">
+      <w:start w:val="1"/>
+      <w:numFmt w:val="decimal"/>
+      <w:lvlText w:val="%7."/>
+      <w:lvlJc w:val="left"/>
+      <w:pPr>
+        <w:tabs>
+          <w:tab w:val="num" w:pos="5040"/>
+        </w:tabs>
+        <w:ind w:left="5040" w:hanging="360"/>
+      </w:pPr>
+    </w:lvl>
+    <w:lvl w:ilvl="7" w:tentative="1">
+      <w:start w:val="1"/>
+      <w:numFmt w:val="decimal"/>
+      <w:lvlText w:val="%8."/>
+      <w:lvlJc w:val="left"/>
+      <w:pPr>
+        <w:tabs>
+          <w:tab w:val="num" w:pos="5760"/>
+        </w:tabs>
+        <w:ind w:left="5760" w:hanging="360"/>
+      </w:pPr>
+    </w:lvl>
+    <w:lvl w:ilvl="8" w:tentative="1">
+      <w:start w:val="1"/>
+      <w:numFmt w:val="decimal"/>
+      <w:lvlText w:val="%9."/>
+      <w:lvlJc w:val="left"/>
+      <w:pPr>
+        <w:tabs>
+          <w:tab w:val="num" w:pos="6480"/>
+        </w:tabs>
+        <w:ind w:left="6480" w:hanging="360"/>
+      </w:pPr>
+    </w:lvl>
+  </w:abstractNum>
+  <w:abstractNum w:abstractNumId="7" w15:restartNumberingAfterBreak="0">
+    <w:nsid w:val="41F63661"/>
+    <w:multiLevelType w:val="multilevel"/>
+    <w:tmpl w:val="E01AD9F0"/>
+    <w:lvl w:ilvl="0">
+      <w:start w:val="1"/>
+      <w:numFmt w:val="decimal"/>
+      <w:lvlText w:val="%1."/>
+      <w:lvlJc w:val="left"/>
+      <w:pPr>
+        <w:tabs>
+          <w:tab w:val="num" w:pos="720"/>
+        </w:tabs>
+        <w:ind w:left="720" w:hanging="360"/>
+      </w:pPr>
+    </w:lvl>
+    <w:lvl w:ilvl="1" w:tentative="1">
+      <w:start w:val="1"/>
+      <w:numFmt w:val="decimal"/>
+      <w:lvlText w:val="%2."/>
+      <w:lvlJc w:val="left"/>
+      <w:pPr>
+        <w:tabs>
+          <w:tab w:val="num" w:pos="1440"/>
+        </w:tabs>
+        <w:ind w:left="1440" w:hanging="360"/>
+      </w:pPr>
+    </w:lvl>
+    <w:lvl w:ilvl="2" w:tentative="1">
+      <w:start w:val="1"/>
+      <w:numFmt w:val="decimal"/>
+      <w:lvlText w:val="%3."/>
+      <w:lvlJc w:val="left"/>
+      <w:pPr>
+        <w:tabs>
+          <w:tab w:val="num" w:pos="2160"/>
+        </w:tabs>
+        <w:ind w:left="2160" w:hanging="360"/>
+      </w:pPr>
+    </w:lvl>
+    <w:lvl w:ilvl="3" w:tentative="1">
+      <w:start w:val="1"/>
+      <w:numFmt w:val="decimal"/>
+      <w:lvlText w:val="%4."/>
+      <w:lvlJc w:val="left"/>
+      <w:pPr>
+        <w:tabs>
+          <w:tab w:val="num" w:pos="2880"/>
+        </w:tabs>
+        <w:ind w:left="2880" w:hanging="360"/>
+      </w:pPr>
+    </w:lvl>
+    <w:lvl w:ilvl="4" w:tentative="1">
+      <w:start w:val="1"/>
+      <w:numFmt w:val="decimal"/>
+      <w:lvlText w:val="%5."/>
+      <w:lvlJc w:val="left"/>
+      <w:pPr>
+        <w:tabs>
+          <w:tab w:val="num" w:pos="3600"/>
+        </w:tabs>
+        <w:ind w:left="3600" w:hanging="360"/>
+      </w:pPr>
+    </w:lvl>
+    <w:lvl w:ilvl="5" w:tentative="1">
+      <w:start w:val="1"/>
+      <w:numFmt w:val="decimal"/>
+      <w:lvlText w:val="%6."/>
+      <w:lvlJc w:val="left"/>
+      <w:pPr>
+        <w:tabs>
+          <w:tab w:val="num" w:pos="4320"/>
+        </w:tabs>
+        <w:ind w:left="4320" w:hanging="360"/>
+      </w:pPr>
+    </w:lvl>
+    <w:lvl w:ilvl="6" w:tentative="1">
+      <w:start w:val="1"/>
+      <w:numFmt w:val="decimal"/>
+      <w:lvlText w:val="%7."/>
+      <w:lvlJc w:val="left"/>
+      <w:pPr>
+        <w:tabs>
+          <w:tab w:val="num" w:pos="5040"/>
+        </w:tabs>
+        <w:ind w:left="5040" w:hanging="360"/>
+      </w:pPr>
+    </w:lvl>
+    <w:lvl w:ilvl="7" w:tentative="1">
+      <w:start w:val="1"/>
+      <w:numFmt w:val="decimal"/>
+      <w:lvlText w:val="%8."/>
+      <w:lvlJc w:val="left"/>
+      <w:pPr>
+        <w:tabs>
+          <w:tab w:val="num" w:pos="5760"/>
+        </w:tabs>
+        <w:ind w:left="5760" w:hanging="360"/>
+      </w:pPr>
+    </w:lvl>
+    <w:lvl w:ilvl="8" w:tentative="1">
+      <w:start w:val="1"/>
+      <w:numFmt w:val="decimal"/>
+      <w:lvlText w:val="%9."/>
+      <w:lvlJc w:val="left"/>
+      <w:pPr>
+        <w:tabs>
+          <w:tab w:val="num" w:pos="6480"/>
+        </w:tabs>
+        <w:ind w:left="6480" w:hanging="360"/>
+      </w:pPr>
+    </w:lvl>
+  </w:abstractNum>
+  <w:abstractNum w:abstractNumId="8" w15:restartNumberingAfterBreak="0">
+    <w:nsid w:val="4F997016"/>
+    <w:multiLevelType w:val="multilevel"/>
+    <w:tmpl w:val="772EA6A0"/>
+    <w:lvl w:ilvl="0">
+      <w:start w:val="1"/>
+      <w:numFmt w:val="bullet"/>
+      <w:lvlText w:val=""/>
+      <w:lvlJc w:val="left"/>
+      <w:pPr>
+        <w:tabs>
+          <w:tab w:val="num" w:pos="720"/>
+        </w:tabs>
+        <w:ind w:left="720" w:hanging="360"/>
+      </w:pPr>
+      <w:rPr>
+        <w:rFonts w:ascii="Symbol" w:hAnsi="Symbol" w:hint="default"/>
+        <w:sz w:val="20"/>
+      </w:rPr>
+    </w:lvl>
+    <w:lvl w:ilvl="1" w:tentative="1">
+      <w:start w:val="1"/>
+      <w:numFmt w:val="bullet"/>
+      <w:lvlText w:val="o"/>
+      <w:lvlJc w:val="left"/>
+      <w:pPr>
+        <w:tabs>
+          <w:tab w:val="num" w:pos="1440"/>
+        </w:tabs>
+        <w:ind w:left="1440" w:hanging="360"/>
+      </w:pPr>
+      <w:rPr>
+        <w:rFonts w:ascii="Courier New" w:hAnsi="Courier New" w:hint="default"/>
+        <w:sz w:val="20"/>
+      </w:rPr>
+    </w:lvl>
+    <w:lvl w:ilvl="2" w:tentative="1">
+      <w:start w:val="1"/>
+      <w:numFmt w:val="bullet"/>
+      <w:lvlText w:val=""/>
+      <w:lvlJc w:val="left"/>
+      <w:pPr>
+        <w:tabs>
+          <w:tab w:val="num" w:pos="2160"/>
+        </w:tabs>
+        <w:ind w:left="2160" w:hanging="360"/>
+      </w:pPr>
+      <w:rPr>
+        <w:rFonts w:ascii="Wingdings" w:hAnsi="Wingdings" w:hint="default"/>
+        <w:sz w:val="20"/>
+      </w:rPr>
+    </w:lvl>
+    <w:lvl w:ilvl="3" w:tentative="1">
+      <w:start w:val="1"/>
+      <w:numFmt w:val="bullet"/>
+      <w:lvlText w:val=""/>
+      <w:lvlJc w:val="left"/>
+      <w:pPr>
+        <w:tabs>
+          <w:tab w:val="num" w:pos="2880"/>
+        </w:tabs>
+        <w:ind w:left="2880" w:hanging="360"/>
+      </w:pPr>
+      <w:rPr>
+        <w:rFonts w:ascii="Wingdings" w:hAnsi="Wingdings" w:hint="default"/>
+        <w:sz w:val="20"/>
+      </w:rPr>
+    </w:lvl>
+    <w:lvl w:ilvl="4" w:tentative="1">
+      <w:start w:val="1"/>
+      <w:numFmt w:val="bullet"/>
+      <w:lvlText w:val=""/>
+      <w:lvlJc w:val="left"/>
+      <w:pPr>
+        <w:tabs>
+          <w:tab w:val="num" w:pos="3600"/>
+        </w:tabs>
+        <w:ind w:left="3600" w:hanging="360"/>
+      </w:pPr>
+      <w:rPr>
+        <w:rFonts w:ascii="Wingdings" w:hAnsi="Wingdings" w:hint="default"/>
+        <w:sz w:val="20"/>
+      </w:rPr>
+    </w:lvl>
+    <w:lvl w:ilvl="5" w:tentative="1">
+      <w:start w:val="1"/>
+      <w:numFmt w:val="bullet"/>
+      <w:lvlText w:val=""/>
+      <w:lvlJc w:val="left"/>
+      <w:pPr>
+        <w:tabs>
+          <w:tab w:val="num" w:pos="4320"/>
+        </w:tabs>
+        <w:ind w:left="4320" w:hanging="360"/>
+      </w:pPr>
+      <w:rPr>
+        <w:rFonts w:ascii="Wingdings" w:hAnsi="Wingdings" w:hint="default"/>
+        <w:sz w:val="20"/>
+      </w:rPr>
+    </w:lvl>
+    <w:lvl w:ilvl="6" w:tentative="1">
+      <w:start w:val="1"/>
+      <w:numFmt w:val="bullet"/>
+      <w:lvlText w:val=""/>
+      <w:lvlJc w:val="left"/>
+      <w:pPr>
+        <w:tabs>
+          <w:tab w:val="num" w:pos="5040"/>
+        </w:tabs>
+        <w:ind w:left="5040" w:hanging="360"/>
+      </w:pPr>
+      <w:rPr>
+        <w:rFonts w:ascii="Wingdings" w:hAnsi="Wingdings" w:hint="default"/>
+        <w:sz w:val="20"/>
+      </w:rPr>
+    </w:lvl>
+    <w:lvl w:ilvl="7" w:tentative="1">
+      <w:start w:val="1"/>
+      <w:numFmt w:val="bullet"/>
+      <w:lvlText w:val=""/>
+      <w:lvlJc w:val="left"/>
+      <w:pPr>
+        <w:tabs>
+          <w:tab w:val="num" w:pos="5760"/>
+        </w:tabs>
+        <w:ind w:left="5760" w:hanging="360"/>
+      </w:pPr>
+      <w:rPr>
+        <w:rFonts w:ascii="Wingdings" w:hAnsi="Wingdings" w:hint="default"/>
+        <w:sz w:val="20"/>
+      </w:rPr>
+    </w:lvl>
+    <w:lvl w:ilvl="8" w:tentative="1">
+      <w:start w:val="1"/>
+      <w:numFmt w:val="bullet"/>
+      <w:lvlText w:val=""/>
+      <w:lvlJc w:val="left"/>
+      <w:pPr>
+        <w:tabs>
+          <w:tab w:val="num" w:pos="6480"/>
+        </w:tabs>
+        <w:ind w:left="6480" w:hanging="360"/>
+      </w:pPr>
+      <w:rPr>
+        <w:rFonts w:ascii="Wingdings" w:hAnsi="Wingdings" w:hint="default"/>
+        <w:sz w:val="20"/>
+      </w:rPr>
+    </w:lvl>
+  </w:abstractNum>
+  <w:abstractNum w:abstractNumId="9" w15:restartNumberingAfterBreak="0">
+    <w:nsid w:val="5080740F"/>
+    <w:multiLevelType w:val="multilevel"/>
+    <w:tmpl w:val="7A6878FC"/>
+    <w:lvl w:ilvl="0">
+      <w:start w:val="1"/>
+      <w:numFmt w:val="bullet"/>
+      <w:lvlText w:val=""/>
+      <w:lvlJc w:val="left"/>
+      <w:pPr>
+        <w:tabs>
+          <w:tab w:val="num" w:pos="720"/>
+        </w:tabs>
+        <w:ind w:left="720" w:hanging="360"/>
+      </w:pPr>
+      <w:rPr>
+        <w:rFonts w:ascii="Symbol" w:hAnsi="Symbol" w:hint="default"/>
+        <w:sz w:val="20"/>
+      </w:rPr>
+    </w:lvl>
+    <w:lvl w:ilvl="1" w:tentative="1">
+      <w:start w:val="1"/>
+      <w:numFmt w:val="bullet"/>
+      <w:lvlText w:val="o"/>
+      <w:lvlJc w:val="left"/>
+      <w:pPr>
+        <w:tabs>
+          <w:tab w:val="num" w:pos="1440"/>
+        </w:tabs>
+        <w:ind w:left="1440" w:hanging="360"/>
+      </w:pPr>
+      <w:rPr>
+        <w:rFonts w:ascii="Courier New" w:hAnsi="Courier New" w:hint="default"/>
+        <w:sz w:val="20"/>
+      </w:rPr>
+    </w:lvl>
+    <w:lvl w:ilvl="2" w:tentative="1">
+      <w:start w:val="1"/>
+      <w:numFmt w:val="bullet"/>
+      <w:lvlText w:val=""/>
+      <w:lvlJc w:val="left"/>
+      <w:pPr>
+        <w:tabs>
+          <w:tab w:val="num" w:pos="2160"/>
+        </w:tabs>
+        <w:ind w:left="2160" w:hanging="360"/>
+      </w:pPr>
+      <w:rPr>
+        <w:rFonts w:ascii="Wingdings" w:hAnsi="Wingdings" w:hint="default"/>
+        <w:sz w:val="20"/>
+      </w:rPr>
+    </w:lvl>
+    <w:lvl w:ilvl="3" w:tentative="1">
+      <w:start w:val="1"/>
+      <w:numFmt w:val="bullet"/>
+      <w:lvlText w:val=""/>
+      <w:lvlJc w:val="left"/>
+      <w:pPr>
+        <w:tabs>
+          <w:tab w:val="num" w:pos="2880"/>
+        </w:tabs>
+        <w:ind w:left="2880" w:hanging="360"/>
+      </w:pPr>
+      <w:rPr>
+        <w:rFonts w:ascii="Wingdings" w:hAnsi="Wingdings" w:hint="default"/>
+        <w:sz w:val="20"/>
+      </w:rPr>
+    </w:lvl>
+    <w:lvl w:ilvl="4" w:tentative="1">
+      <w:start w:val="1"/>
+      <w:numFmt w:val="bullet"/>
+      <w:lvlText w:val=""/>
+      <w:lvlJc w:val="left"/>
+      <w:pPr>
+        <w:tabs>
+          <w:tab w:val="num" w:pos="3600"/>
+        </w:tabs>
+        <w:ind w:left="3600" w:hanging="360"/>
+      </w:pPr>
+      <w:rPr>
+        <w:rFonts w:ascii="Wingdings" w:hAnsi="Wingdings" w:hint="default"/>
+        <w:sz w:val="20"/>
+      </w:rPr>
+    </w:lvl>
+    <w:lvl w:ilvl="5" w:tentative="1">
+      <w:start w:val="1"/>
+      <w:numFmt w:val="bullet"/>
+      <w:lvlText w:val=""/>
+      <w:lvlJc w:val="left"/>
+      <w:pPr>
+        <w:tabs>
+          <w:tab w:val="num" w:pos="4320"/>
+        </w:tabs>
+        <w:ind w:left="4320" w:hanging="360"/>
+      </w:pPr>
+      <w:rPr>
+        <w:rFonts w:ascii="Wingdings" w:hAnsi="Wingdings" w:hint="default"/>
+        <w:sz w:val="20"/>
+      </w:rPr>
+    </w:lvl>
+    <w:lvl w:ilvl="6" w:tentative="1">
+      <w:start w:val="1"/>
+      <w:numFmt w:val="bullet"/>
+      <w:lvlText w:val=""/>
+      <w:lvlJc w:val="left"/>
+      <w:pPr>
+        <w:tabs>
+          <w:tab w:val="num" w:pos="5040"/>
+        </w:tabs>
+        <w:ind w:left="5040" w:hanging="360"/>
+      </w:pPr>
+      <w:rPr>
+        <w:rFonts w:ascii="Wingdings" w:hAnsi="Wingdings" w:hint="default"/>
+        <w:sz w:val="20"/>
+      </w:rPr>
+    </w:lvl>
+    <w:lvl w:ilvl="7" w:tentative="1">
+      <w:start w:val="1"/>
+      <w:numFmt w:val="bullet"/>
+      <w:lvlText w:val=""/>
+      <w:lvlJc w:val="left"/>
+      <w:pPr>
+        <w:tabs>
+          <w:tab w:val="num" w:pos="5760"/>
+        </w:tabs>
+        <w:ind w:left="5760" w:hanging="360"/>
+      </w:pPr>
+      <w:rPr>
+        <w:rFonts w:ascii="Wingdings" w:hAnsi="Wingdings" w:hint="default"/>
+        <w:sz w:val="20"/>
+      </w:rPr>
+    </w:lvl>
+    <w:lvl w:ilvl="8" w:tentative="1">
+      <w:start w:val="1"/>
+      <w:numFmt w:val="bullet"/>
+      <w:lvlText w:val=""/>
+      <w:lvlJc w:val="left"/>
+      <w:pPr>
+        <w:tabs>
+          <w:tab w:val="num" w:pos="6480"/>
+        </w:tabs>
+        <w:ind w:left="6480" w:hanging="360"/>
+      </w:pPr>
+      <w:rPr>
+        <w:rFonts w:ascii="Wingdings" w:hAnsi="Wingdings" w:hint="default"/>
+        <w:sz w:val="20"/>
+      </w:rPr>
+    </w:lvl>
+  </w:abstractNum>
+  <w:abstractNum w:abstractNumId="10" w15:restartNumberingAfterBreak="0">
+    <w:nsid w:val="511439D4"/>
+    <w:multiLevelType w:val="multilevel"/>
+    <w:tmpl w:val="7A8E2C60"/>
+    <w:lvl w:ilvl="0">
+      <w:start w:val="1"/>
+      <w:numFmt w:val="bullet"/>
+      <w:lvlText w:val=""/>
+      <w:lvlJc w:val="left"/>
+      <w:pPr>
+        <w:tabs>
+          <w:tab w:val="num" w:pos="720"/>
+        </w:tabs>
+        <w:ind w:left="720" w:hanging="360"/>
+      </w:pPr>
+      <w:rPr>
+        <w:rFonts w:ascii="Symbol" w:hAnsi="Symbol" w:hint="default"/>
+        <w:sz w:val="20"/>
+      </w:rPr>
+    </w:lvl>
+    <w:lvl w:ilvl="1" w:tentative="1">
+      <w:start w:val="1"/>
+      <w:numFmt w:val="bullet"/>
+      <w:lvlText w:val="o"/>
+      <w:lvlJc w:val="left"/>
+      <w:pPr>
+        <w:tabs>
+          <w:tab w:val="num" w:pos="1440"/>
+        </w:tabs>
+        <w:ind w:left="1440" w:hanging="360"/>
+      </w:pPr>
+      <w:rPr>
+        <w:rFonts w:ascii="Courier New" w:hAnsi="Courier New" w:hint="default"/>
+        <w:sz w:val="20"/>
+      </w:rPr>
+    </w:lvl>
+    <w:lvl w:ilvl="2" w:tentative="1">
+      <w:start w:val="1"/>
+      <w:numFmt w:val="bullet"/>
+      <w:lvlText w:val=""/>
+      <w:lvlJc w:val="left"/>
+      <w:pPr>
+        <w:tabs>
+          <w:tab w:val="num" w:pos="2160"/>
+        </w:tabs>
+        <w:ind w:left="2160" w:hanging="360"/>
+      </w:pPr>
+      <w:rPr>
+        <w:rFonts w:ascii="Wingdings" w:hAnsi="Wingdings" w:hint="default"/>
+        <w:sz w:val="20"/>
+      </w:rPr>
+    </w:lvl>
+    <w:lvl w:ilvl="3" w:tentative="1">
+      <w:start w:val="1"/>
+      <w:numFmt w:val="bullet"/>
+      <w:lvlText w:val=""/>
+      <w:lvlJc w:val="left"/>
+      <w:pPr>
+        <w:tabs>
+          <w:tab w:val="num" w:pos="2880"/>
+        </w:tabs>
+        <w:ind w:left="2880" w:hanging="360"/>
+      </w:pPr>
+      <w:rPr>
+        <w:rFonts w:ascii="Wingdings" w:hAnsi="Wingdings" w:hint="default"/>
+        <w:sz w:val="20"/>
+      </w:rPr>
+    </w:lvl>
+    <w:lvl w:ilvl="4" w:tentative="1">
+      <w:start w:val="1"/>
+      <w:numFmt w:val="bullet"/>
+      <w:lvlText w:val=""/>
+      <w:lvlJc w:val="left"/>
+      <w:pPr>
+        <w:tabs>
+          <w:tab w:val="num" w:pos="3600"/>
+        </w:tabs>
+        <w:ind w:left="3600" w:hanging="360"/>
+      </w:pPr>
+      <w:rPr>
+        <w:rFonts w:ascii="Wingdings" w:hAnsi="Wingdings" w:hint="default"/>
+        <w:sz w:val="20"/>
+      </w:rPr>
+    </w:lvl>
+    <w:lvl w:ilvl="5" w:tentative="1">
+      <w:start w:val="1"/>
+      <w:numFmt w:val="bullet"/>
+      <w:lvlText w:val=""/>
+      <w:lvlJc w:val="left"/>
+      <w:pPr>
+        <w:tabs>
+          <w:tab w:val="num" w:pos="4320"/>
+        </w:tabs>
+        <w:ind w:left="4320" w:hanging="360"/>
+      </w:pPr>
+      <w:rPr>
+        <w:rFonts w:ascii="Wingdings" w:hAnsi="Wingdings" w:hint="default"/>
+        <w:sz w:val="20"/>
+      </w:rPr>
+    </w:lvl>
+    <w:lvl w:ilvl="6" w:tentative="1">
+      <w:start w:val="1"/>
+      <w:numFmt w:val="bullet"/>
+      <w:lvlText w:val=""/>
+      <w:lvlJc w:val="left"/>
+      <w:pPr>
+        <w:tabs>
+          <w:tab w:val="num" w:pos="5040"/>
+        </w:tabs>
+        <w:ind w:left="5040" w:hanging="360"/>
+      </w:pPr>
+      <w:rPr>
+        <w:rFonts w:ascii="Wingdings" w:hAnsi="Wingdings" w:hint="default"/>
+        <w:sz w:val="20"/>
+      </w:rPr>
+    </w:lvl>
+    <w:lvl w:ilvl="7" w:tentative="1">
+      <w:start w:val="1"/>
+      <w:numFmt w:val="bullet"/>
+      <w:lvlText w:val=""/>
+      <w:lvlJc w:val="left"/>
+      <w:pPr>
+        <w:tabs>
+          <w:tab w:val="num" w:pos="5760"/>
+        </w:tabs>
+        <w:ind w:left="5760" w:hanging="360"/>
+      </w:pPr>
+      <w:rPr>
+        <w:rFonts w:ascii="Wingdings" w:hAnsi="Wingdings" w:hint="default"/>
+        <w:sz w:val="20"/>
+      </w:rPr>
+    </w:lvl>
+    <w:lvl w:ilvl="8" w:tentative="1">
+      <w:start w:val="1"/>
+      <w:numFmt w:val="bullet"/>
+      <w:lvlText w:val=""/>
+      <w:lvlJc w:val="left"/>
+      <w:pPr>
+        <w:tabs>
+          <w:tab w:val="num" w:pos="6480"/>
+        </w:tabs>
+        <w:ind w:left="6480" w:hanging="360"/>
+      </w:pPr>
+      <w:rPr>
+        <w:rFonts w:ascii="Wingdings" w:hAnsi="Wingdings" w:hint="default"/>
+        <w:sz w:val="20"/>
+      </w:rPr>
+    </w:lvl>
+  </w:abstractNum>
+  <w:abstractNum w:abstractNumId="11" w15:restartNumberingAfterBreak="0">
+    <w:nsid w:val="538732DF"/>
+    <w:multiLevelType w:val="multilevel"/>
+    <w:tmpl w:val="C256E9B8"/>
+    <w:lvl w:ilvl="0">
+      <w:start w:val="1"/>
+      <w:numFmt w:val="decimal"/>
+      <w:lvlText w:val="%1."/>
+      <w:lvlJc w:val="left"/>
+      <w:pPr>
+        <w:tabs>
+          <w:tab w:val="num" w:pos="720"/>
+        </w:tabs>
+        <w:ind w:left="720" w:hanging="360"/>
+      </w:pPr>
+    </w:lvl>
+    <w:lvl w:ilvl="1">
+      <w:start w:val="1"/>
+      <w:numFmt w:val="bullet"/>
+      <w:lvlText w:val="o"/>
+      <w:lvlJc w:val="left"/>
+      <w:pPr>
+        <w:tabs>
+          <w:tab w:val="num" w:pos="1440"/>
+        </w:tabs>
+        <w:ind w:left="1440" w:hanging="360"/>
+      </w:pPr>
+      <w:rPr>
+        <w:rFonts w:ascii="Courier New" w:hAnsi="Courier New" w:hint="default"/>
+        <w:sz w:val="20"/>
+      </w:rPr>
+    </w:lvl>
+    <w:lvl w:ilvl="2" w:tentative="1">
+      <w:start w:val="1"/>
+      <w:numFmt w:val="decimal"/>
+      <w:lvlText w:val="%3."/>
+      <w:lvlJc w:val="left"/>
+      <w:pPr>
+        <w:tabs>
+          <w:tab w:val="num" w:pos="2160"/>
+        </w:tabs>
+        <w:ind w:left="2160" w:hanging="360"/>
+      </w:pPr>
+    </w:lvl>
+    <w:lvl w:ilvl="3" w:tentative="1">
+      <w:start w:val="1"/>
+      <w:numFmt w:val="decimal"/>
+      <w:lvlText w:val="%4."/>
+      <w:lvlJc w:val="left"/>
+      <w:pPr>
+        <w:tabs>
+          <w:tab w:val="num" w:pos="2880"/>
+        </w:tabs>
+        <w:ind w:left="2880" w:hanging="360"/>
+      </w:pPr>
+    </w:lvl>
+    <w:lvl w:ilvl="4" w:tentative="1">
+      <w:start w:val="1"/>
+      <w:numFmt w:val="decimal"/>
+      <w:lvlText w:val="%5."/>
+      <w:lvlJc w:val="left"/>
+      <w:pPr>
+        <w:tabs>
+          <w:tab w:val="num" w:pos="3600"/>
+        </w:tabs>
+        <w:ind w:left="3600" w:hanging="360"/>
+      </w:pPr>
+    </w:lvl>
+    <w:lvl w:ilvl="5" w:tentative="1">
+      <w:start w:val="1"/>
+      <w:numFmt w:val="decimal"/>
+      <w:lvlText w:val="%6."/>
+      <w:lvlJc w:val="left"/>
+      <w:pPr>
+        <w:tabs>
+          <w:tab w:val="num" w:pos="4320"/>
+        </w:tabs>
+        <w:ind w:left="4320" w:hanging="360"/>
+      </w:pPr>
+    </w:lvl>
+    <w:lvl w:ilvl="6" w:tentative="1">
+      <w:start w:val="1"/>
+      <w:numFmt w:val="decimal"/>
+      <w:lvlText w:val="%7."/>
+      <w:lvlJc w:val="left"/>
+      <w:pPr>
+        <w:tabs>
+          <w:tab w:val="num" w:pos="5040"/>
+        </w:tabs>
+        <w:ind w:left="5040" w:hanging="360"/>
+      </w:pPr>
+    </w:lvl>
+    <w:lvl w:ilvl="7" w:tentative="1">
+      <w:start w:val="1"/>
+      <w:numFmt w:val="decimal"/>
+      <w:lvlText w:val="%8."/>
+      <w:lvlJc w:val="left"/>
+      <w:pPr>
+        <w:tabs>
+          <w:tab w:val="num" w:pos="5760"/>
+        </w:tabs>
+        <w:ind w:left="5760" w:hanging="360"/>
+      </w:pPr>
+    </w:lvl>
+    <w:lvl w:ilvl="8" w:tentative="1">
+      <w:start w:val="1"/>
+      <w:numFmt w:val="decimal"/>
+      <w:lvlText w:val="%9."/>
+      <w:lvlJc w:val="left"/>
+      <w:pPr>
+        <w:tabs>
+          <w:tab w:val="num" w:pos="6480"/>
+        </w:tabs>
+        <w:ind w:left="6480" w:hanging="360"/>
+      </w:pPr>
+    </w:lvl>
+  </w:abstractNum>
+  <w:abstractNum w:abstractNumId="12" w15:restartNumberingAfterBreak="0">
+    <w:nsid w:val="5CFF615D"/>
+    <w:multiLevelType w:val="multilevel"/>
+    <w:tmpl w:val="EBC6A2E4"/>
+    <w:lvl w:ilvl="0">
+      <w:start w:val="1"/>
+      <w:numFmt w:val="decimal"/>
+      <w:lvlText w:val="%1."/>
+      <w:lvlJc w:val="left"/>
+      <w:pPr>
+        <w:tabs>
+          <w:tab w:val="num" w:pos="720"/>
+        </w:tabs>
+        <w:ind w:left="720" w:hanging="360"/>
+      </w:pPr>
+    </w:lvl>
+    <w:lvl w:ilvl="1" w:tentative="1">
+      <w:start w:val="1"/>
+      <w:numFmt w:val="decimal"/>
+      <w:lvlText w:val="%2."/>
+      <w:lvlJc w:val="left"/>
+      <w:pPr>
+        <w:tabs>
+          <w:tab w:val="num" w:pos="1440"/>
+        </w:tabs>
+        <w:ind w:left="1440" w:hanging="360"/>
+      </w:pPr>
+    </w:lvl>
+    <w:lvl w:ilvl="2" w:tentative="1">
+      <w:start w:val="1"/>
+      <w:numFmt w:val="decimal"/>
+      <w:lvlText w:val="%3."/>
+      <w:lvlJc w:val="left"/>
+      <w:pPr>
+        <w:tabs>
+          <w:tab w:val="num" w:pos="2160"/>
+        </w:tabs>
+        <w:ind w:left="2160" w:hanging="360"/>
+      </w:pPr>
+    </w:lvl>
+    <w:lvl w:ilvl="3" w:tentative="1">
+      <w:start w:val="1"/>
+      <w:numFmt w:val="decimal"/>
+      <w:lvlText w:val="%4."/>
+      <w:lvlJc w:val="left"/>
+      <w:pPr>
+        <w:tabs>
+          <w:tab w:val="num" w:pos="2880"/>
+        </w:tabs>
+        <w:ind w:left="2880" w:hanging="360"/>
+      </w:pPr>
+    </w:lvl>
+    <w:lvl w:ilvl="4" w:tentative="1">
+      <w:start w:val="1"/>
+      <w:numFmt w:val="decimal"/>
+      <w:lvlText w:val="%5."/>
+      <w:lvlJc w:val="left"/>
+      <w:pPr>
+        <w:tabs>
+          <w:tab w:val="num" w:pos="3600"/>
+        </w:tabs>
+        <w:ind w:left="3600" w:hanging="360"/>
+      </w:pPr>
+    </w:lvl>
+    <w:lvl w:ilvl="5" w:tentative="1">
+      <w:start w:val="1"/>
+      <w:numFmt w:val="decimal"/>
+      <w:lvlText w:val="%6."/>
+      <w:lvlJc w:val="left"/>
+      <w:pPr>
+        <w:tabs>
+          <w:tab w:val="num" w:pos="4320"/>
+        </w:tabs>
+        <w:ind w:left="4320" w:hanging="360"/>
+      </w:pPr>
+    </w:lvl>
+    <w:lvl w:ilvl="6" w:tentative="1">
+      <w:start w:val="1"/>
+      <w:numFmt w:val="decimal"/>
+      <w:lvlText w:val="%7."/>
+      <w:lvlJc w:val="left"/>
+      <w:pPr>
+        <w:tabs>
+          <w:tab w:val="num" w:pos="5040"/>
+        </w:tabs>
+        <w:ind w:left="5040" w:hanging="360"/>
+      </w:pPr>
+    </w:lvl>
+    <w:lvl w:ilvl="7" w:tentative="1">
+      <w:start w:val="1"/>
+      <w:numFmt w:val="decimal"/>
+      <w:lvlText w:val="%8."/>
+      <w:lvlJc w:val="left"/>
+      <w:pPr>
+        <w:tabs>
+          <w:tab w:val="num" w:pos="5760"/>
+        </w:tabs>
+        <w:ind w:left="5760" w:hanging="360"/>
+      </w:pPr>
+    </w:lvl>
+    <w:lvl w:ilvl="8" w:tentative="1">
+      <w:start w:val="1"/>
+      <w:numFmt w:val="decimal"/>
+      <w:lvlText w:val="%9."/>
+      <w:lvlJc w:val="left"/>
+      <w:pPr>
+        <w:tabs>
+          <w:tab w:val="num" w:pos="6480"/>
+        </w:tabs>
+        <w:ind w:left="6480" w:hanging="360"/>
+      </w:pPr>
+    </w:lvl>
+  </w:abstractNum>
+  <w:abstractNum w:abstractNumId="13" w15:restartNumberingAfterBreak="0">
+    <w:nsid w:val="5EF11137"/>
+    <w:multiLevelType w:val="multilevel"/>
+    <w:tmpl w:val="627237DA"/>
+    <w:lvl w:ilvl="0">
+      <w:start w:val="1"/>
+      <w:numFmt w:val="bullet"/>
+      <w:lvlText w:val=""/>
+      <w:lvlJc w:val="left"/>
+      <w:pPr>
+        <w:tabs>
+          <w:tab w:val="num" w:pos="720"/>
+        </w:tabs>
+        <w:ind w:left="720" w:hanging="360"/>
+      </w:pPr>
+      <w:rPr>
+        <w:rFonts w:ascii="Symbol" w:hAnsi="Symbol" w:hint="default"/>
+        <w:sz w:val="20"/>
+      </w:rPr>
+    </w:lvl>
+    <w:lvl w:ilvl="1" w:tentative="1">
+      <w:start w:val="1"/>
+      <w:numFmt w:val="bullet"/>
+      <w:lvlText w:val="o"/>
+      <w:lvlJc w:val="left"/>
+      <w:pPr>
+        <w:tabs>
+          <w:tab w:val="num" w:pos="1440"/>
+        </w:tabs>
+        <w:ind w:left="1440" w:hanging="360"/>
+      </w:pPr>
+      <w:rPr>
+        <w:rFonts w:ascii="Courier New" w:hAnsi="Courier New" w:hint="default"/>
+        <w:sz w:val="20"/>
+      </w:rPr>
+    </w:lvl>
+    <w:lvl w:ilvl="2" w:tentative="1">
+      <w:start w:val="1"/>
+      <w:numFmt w:val="bullet"/>
+      <w:lvlText w:val=""/>
+      <w:lvlJc w:val="left"/>
+      <w:pPr>
+        <w:tabs>
+          <w:tab w:val="num" w:pos="2160"/>
+        </w:tabs>
+        <w:ind w:left="2160" w:hanging="360"/>
+      </w:pPr>
+      <w:rPr>
+        <w:rFonts w:ascii="Wingdings" w:hAnsi="Wingdings" w:hint="default"/>
+        <w:sz w:val="20"/>
+      </w:rPr>
+    </w:lvl>
+    <w:lvl w:ilvl="3" w:tentative="1">
+      <w:start w:val="1"/>
+      <w:numFmt w:val="bullet"/>
+      <w:lvlText w:val=""/>
+      <w:lvlJc w:val="left"/>
+      <w:pPr>
+        <w:tabs>
+          <w:tab w:val="num" w:pos="2880"/>
+        </w:tabs>
+        <w:ind w:left="2880" w:hanging="360"/>
+      </w:pPr>
+      <w:rPr>
+        <w:rFonts w:ascii="Wingdings" w:hAnsi="Wingdings" w:hint="default"/>
+        <w:sz w:val="20"/>
+      </w:rPr>
+    </w:lvl>
+    <w:lvl w:ilvl="4" w:tentative="1">
+      <w:start w:val="1"/>
+      <w:numFmt w:val="bullet"/>
+      <w:lvlText w:val=""/>
+      <w:lvlJc w:val="left"/>
+      <w:pPr>
+        <w:tabs>
+          <w:tab w:val="num" w:pos="3600"/>
+        </w:tabs>
+        <w:ind w:left="3600" w:hanging="360"/>
+      </w:pPr>
+      <w:rPr>
+        <w:rFonts w:ascii="Wingdings" w:hAnsi="Wingdings" w:hint="default"/>
+        <w:sz w:val="20"/>
+      </w:rPr>
+    </w:lvl>
+    <w:lvl w:ilvl="5" w:tentative="1">
+      <w:start w:val="1"/>
+      <w:numFmt w:val="bullet"/>
+      <w:lvlText w:val=""/>
+      <w:lvlJc w:val="left"/>
+      <w:pPr>
+        <w:tabs>
+          <w:tab w:val="num" w:pos="4320"/>
+        </w:tabs>
+        <w:ind w:left="4320" w:hanging="360"/>
+      </w:pPr>
+      <w:rPr>
+        <w:rFonts w:ascii="Wingdings" w:hAnsi="Wingdings" w:hint="default"/>
+        <w:sz w:val="20"/>
+      </w:rPr>
+    </w:lvl>
+    <w:lvl w:ilvl="6" w:tentative="1">
+      <w:start w:val="1"/>
+      <w:numFmt w:val="bullet"/>
+      <w:lvlText w:val=""/>
+      <w:lvlJc w:val="left"/>
+      <w:pPr>
+        <w:tabs>
+          <w:tab w:val="num" w:pos="5040"/>
+        </w:tabs>
+        <w:ind w:left="5040" w:hanging="360"/>
+      </w:pPr>
+      <w:rPr>
+        <w:rFonts w:ascii="Wingdings" w:hAnsi="Wingdings" w:hint="default"/>
+        <w:sz w:val="20"/>
+      </w:rPr>
+    </w:lvl>
+    <w:lvl w:ilvl="7" w:tentative="1">
+      <w:start w:val="1"/>
+      <w:numFmt w:val="bullet"/>
+      <w:lvlText w:val=""/>
+      <w:lvlJc w:val="left"/>
+      <w:pPr>
+        <w:tabs>
+          <w:tab w:val="num" w:pos="5760"/>
+        </w:tabs>
+        <w:ind w:left="5760" w:hanging="360"/>
+      </w:pPr>
+      <w:rPr>
+        <w:rFonts w:ascii="Wingdings" w:hAnsi="Wingdings" w:hint="default"/>
+        <w:sz w:val="20"/>
+      </w:rPr>
+    </w:lvl>
+    <w:lvl w:ilvl="8" w:tentative="1">
+      <w:start w:val="1"/>
+      <w:numFmt w:val="bullet"/>
+      <w:lvlText w:val=""/>
+      <w:lvlJc w:val="left"/>
+      <w:pPr>
+        <w:tabs>
+          <w:tab w:val="num" w:pos="6480"/>
+        </w:tabs>
+        <w:ind w:left="6480" w:hanging="360"/>
+      </w:pPr>
+      <w:rPr>
+        <w:rFonts w:ascii="Wingdings" w:hAnsi="Wingdings" w:hint="default"/>
+        <w:sz w:val="20"/>
+      </w:rPr>
+    </w:lvl>
+  </w:abstractNum>
+  <w:abstractNum w:abstractNumId="14" w15:restartNumberingAfterBreak="0">
+    <w:nsid w:val="5FCC64D7"/>
+    <w:multiLevelType w:val="multilevel"/>
+    <w:tmpl w:val="941C7A82"/>
+    <w:lvl w:ilvl="0">
+      <w:start w:val="1"/>
+      <w:numFmt w:val="decimal"/>
+      <w:lvlText w:val="%1."/>
+      <w:lvlJc w:val="left"/>
+      <w:pPr>
+        <w:tabs>
+          <w:tab w:val="num" w:pos="720"/>
+        </w:tabs>
+        <w:ind w:left="720" w:hanging="360"/>
+      </w:pPr>
+    </w:lvl>
+    <w:lvl w:ilvl="1" w:tentative="1">
+      <w:start w:val="1"/>
+      <w:numFmt w:val="decimal"/>
+      <w:lvlText w:val="%2."/>
+      <w:lvlJc w:val="left"/>
+      <w:pPr>
+        <w:tabs>
+          <w:tab w:val="num" w:pos="1440"/>
+        </w:tabs>
+        <w:ind w:left="1440" w:hanging="360"/>
+      </w:pPr>
+    </w:lvl>
+    <w:lvl w:ilvl="2" w:tentative="1">
+      <w:start w:val="1"/>
+      <w:numFmt w:val="decimal"/>
+      <w:lvlText w:val="%3."/>
+      <w:lvlJc w:val="left"/>
+      <w:pPr>
+        <w:tabs>
+          <w:tab w:val="num" w:pos="2160"/>
+        </w:tabs>
+        <w:ind w:left="2160" w:hanging="360"/>
+      </w:pPr>
+    </w:lvl>
+    <w:lvl w:ilvl="3" w:tentative="1">
+      <w:start w:val="1"/>
+      <w:numFmt w:val="decimal"/>
+      <w:lvlText w:val="%4."/>
+      <w:lvlJc w:val="left"/>
+      <w:pPr>
+        <w:tabs>
+          <w:tab w:val="num" w:pos="2880"/>
+        </w:tabs>
+        <w:ind w:left="2880" w:hanging="360"/>
+      </w:pPr>
+    </w:lvl>
+    <w:lvl w:ilvl="4" w:tentative="1">
+      <w:start w:val="1"/>
+      <w:numFmt w:val="decimal"/>
+      <w:lvlText w:val="%5."/>
+      <w:lvlJc w:val="left"/>
+      <w:pPr>
+        <w:tabs>
+          <w:tab w:val="num" w:pos="3600"/>
+        </w:tabs>
+        <w:ind w:left="3600" w:hanging="360"/>
+      </w:pPr>
+    </w:lvl>
+    <w:lvl w:ilvl="5" w:tentative="1">
+      <w:start w:val="1"/>
+      <w:numFmt w:val="decimal"/>
+      <w:lvlText w:val="%6."/>
+      <w:lvlJc w:val="left"/>
+      <w:pPr>
+        <w:tabs>
+          <w:tab w:val="num" w:pos="4320"/>
+        </w:tabs>
+        <w:ind w:left="4320" w:hanging="360"/>
+      </w:pPr>
+    </w:lvl>
+    <w:lvl w:ilvl="6" w:tentative="1">
+      <w:start w:val="1"/>
+      <w:numFmt w:val="decimal"/>
+      <w:lvlText w:val="%7."/>
+      <w:lvlJc w:val="left"/>
+      <w:pPr>
+        <w:tabs>
+          <w:tab w:val="num" w:pos="5040"/>
+        </w:tabs>
+        <w:ind w:left="5040" w:hanging="360"/>
+      </w:pPr>
+    </w:lvl>
+    <w:lvl w:ilvl="7" w:tentative="1">
+      <w:start w:val="1"/>
+      <w:numFmt w:val="decimal"/>
+      <w:lvlText w:val="%8."/>
+      <w:lvlJc w:val="left"/>
+      <w:pPr>
+        <w:tabs>
+          <w:tab w:val="num" w:pos="5760"/>
+        </w:tabs>
+        <w:ind w:left="5760" w:hanging="360"/>
+      </w:pPr>
+    </w:lvl>
+    <w:lvl w:ilvl="8" w:tentative="1">
+      <w:start w:val="1"/>
+      <w:numFmt w:val="decimal"/>
+      <w:lvlText w:val="%9."/>
+      <w:lvlJc w:val="left"/>
+      <w:pPr>
+        <w:tabs>
+          <w:tab w:val="num" w:pos="6480"/>
+        </w:tabs>
+        <w:ind w:left="6480" w:hanging="360"/>
+      </w:pPr>
+    </w:lvl>
+  </w:abstractNum>
+  <w:abstractNum w:abstractNumId="15" w15:restartNumberingAfterBreak="0">
+    <w:nsid w:val="70860E3A"/>
+    <w:multiLevelType w:val="multilevel"/>
+    <w:tmpl w:val="02306A36"/>
+    <w:lvl w:ilvl="0">
+      <w:start w:val="1"/>
+      <w:numFmt w:val="bullet"/>
+      <w:lvlText w:val=""/>
+      <w:lvlJc w:val="left"/>
+      <w:pPr>
+        <w:tabs>
+          <w:tab w:val="num" w:pos="720"/>
+        </w:tabs>
+        <w:ind w:left="720" w:hanging="360"/>
+      </w:pPr>
+      <w:rPr>
+        <w:rFonts w:ascii="Symbol" w:hAnsi="Symbol" w:hint="default"/>
+        <w:sz w:val="20"/>
+      </w:rPr>
+    </w:lvl>
+    <w:lvl w:ilvl="1" w:tentative="1">
+      <w:start w:val="1"/>
+      <w:numFmt w:val="bullet"/>
+      <w:lvlText w:val="o"/>
+      <w:lvlJc w:val="left"/>
+      <w:pPr>
+        <w:tabs>
+          <w:tab w:val="num" w:pos="1440"/>
+        </w:tabs>
+        <w:ind w:left="1440" w:hanging="360"/>
+      </w:pPr>
+      <w:rPr>
+        <w:rFonts w:ascii="Courier New" w:hAnsi="Courier New" w:hint="default"/>
+        <w:sz w:val="20"/>
+      </w:rPr>
+    </w:lvl>
+    <w:lvl w:ilvl="2" w:tentative="1">
+      <w:start w:val="1"/>
+      <w:numFmt w:val="bullet"/>
+      <w:lvlText w:val=""/>
+      <w:lvlJc w:val="left"/>
+      <w:pPr>
+        <w:tabs>
+          <w:tab w:val="num" w:pos="2160"/>
+        </w:tabs>
+        <w:ind w:left="2160" w:hanging="360"/>
+      </w:pPr>
+      <w:rPr>
+        <w:rFonts w:ascii="Wingdings" w:hAnsi="Wingdings" w:hint="default"/>
+        <w:sz w:val="20"/>
+      </w:rPr>
+    </w:lvl>
+    <w:lvl w:ilvl="3" w:tentative="1">
+      <w:start w:val="1"/>
+      <w:numFmt w:val="bullet"/>
+      <w:lvlText w:val=""/>
+      <w:lvlJc w:val="left"/>
+      <w:pPr>
+        <w:tabs>
+          <w:tab w:val="num" w:pos="2880"/>
+        </w:tabs>
+        <w:ind w:left="2880" w:hanging="360"/>
+      </w:pPr>
+      <w:rPr>
+        <w:rFonts w:ascii="Wingdings" w:hAnsi="Wingdings" w:hint="default"/>
+        <w:sz w:val="20"/>
+      </w:rPr>
+    </w:lvl>
+    <w:lvl w:ilvl="4" w:tentative="1">
+      <w:start w:val="1"/>
+      <w:numFmt w:val="bullet"/>
+      <w:lvlText w:val=""/>
+      <w:lvlJc w:val="left"/>
+      <w:pPr>
+        <w:tabs>
+          <w:tab w:val="num" w:pos="3600"/>
+        </w:tabs>
+        <w:ind w:left="3600" w:hanging="360"/>
+      </w:pPr>
+      <w:rPr>
+        <w:rFonts w:ascii="Wingdings" w:hAnsi="Wingdings" w:hint="default"/>
+        <w:sz w:val="20"/>
+      </w:rPr>
+    </w:lvl>
+    <w:lvl w:ilvl="5" w:tentative="1">
+      <w:start w:val="1"/>
+      <w:numFmt w:val="bullet"/>
+      <w:lvlText w:val=""/>
+      <w:lvlJc w:val="left"/>
+      <w:pPr>
+        <w:tabs>
+          <w:tab w:val="num" w:pos="4320"/>
+        </w:tabs>
+        <w:ind w:left="4320" w:hanging="360"/>
+      </w:pPr>
+      <w:rPr>
+        <w:rFonts w:ascii="Wingdings" w:hAnsi="Wingdings" w:hint="default"/>
+        <w:sz w:val="20"/>
+      </w:rPr>
+    </w:lvl>
+    <w:lvl w:ilvl="6" w:tentative="1">
+      <w:start w:val="1"/>
+      <w:numFmt w:val="bullet"/>
+      <w:lvlText w:val=""/>
+      <w:lvlJc w:val="left"/>
+      <w:pPr>
+        <w:tabs>
+          <w:tab w:val="num" w:pos="5040"/>
+        </w:tabs>
+        <w:ind w:left="5040" w:hanging="360"/>
+      </w:pPr>
+      <w:rPr>
+        <w:rFonts w:ascii="Wingdings" w:hAnsi="Wingdings" w:hint="default"/>
+        <w:sz w:val="20"/>
+      </w:rPr>
+    </w:lvl>
+    <w:lvl w:ilvl="7" w:tentative="1">
+      <w:start w:val="1"/>
+      <w:numFmt w:val="bullet"/>
+      <w:lvlText w:val=""/>
+      <w:lvlJc w:val="left"/>
+      <w:pPr>
+        <w:tabs>
+          <w:tab w:val="num" w:pos="5760"/>
+        </w:tabs>
+        <w:ind w:left="5760" w:hanging="360"/>
+      </w:pPr>
+      <w:rPr>
+        <w:rFonts w:ascii="Wingdings" w:hAnsi="Wingdings" w:hint="default"/>
+        <w:sz w:val="20"/>
+      </w:rPr>
+    </w:lvl>
+    <w:lvl w:ilvl="8" w:tentative="1">
+      <w:start w:val="1"/>
+      <w:numFmt w:val="bullet"/>
+      <w:lvlText w:val=""/>
+      <w:lvlJc w:val="left"/>
+      <w:pPr>
+        <w:tabs>
+          <w:tab w:val="num" w:pos="6480"/>
+        </w:tabs>
+        <w:ind w:left="6480" w:hanging="360"/>
+      </w:pPr>
+      <w:rPr>
+        <w:rFonts w:ascii="Wingdings" w:hAnsi="Wingdings" w:hint="default"/>
+        <w:sz w:val="20"/>
+      </w:rPr>
+    </w:lvl>
+  </w:abstractNum>
+  <w:abstractNum w:abstractNumId="16" w15:restartNumberingAfterBreak="0">
+    <w:nsid w:val="7C343C0D"/>
+    <w:multiLevelType w:val="multilevel"/>
+    <w:tmpl w:val="B26C4EB2"/>
+    <w:lvl w:ilvl="0">
+      <w:start w:val="1"/>
+      <w:numFmt w:val="decimal"/>
+      <w:lvlText w:val="%1."/>
+      <w:lvlJc w:val="left"/>
+      <w:pPr>
+        <w:ind w:left="720" w:hanging="360"/>
+      </w:pPr>
+      <w:rPr>
+        <w:rFonts w:hint="default"/>
+      </w:rPr>
+    </w:lvl>
+    <w:lvl w:ilvl="1">
+      <w:start w:val="3"/>
+      <w:numFmt w:val="decimal"/>
+      <w:isLgl/>
+      <w:lvlText w:val="%1.%2"/>
+      <w:lvlJc w:val="left"/>
+      <w:pPr>
+        <w:ind w:left="840" w:hanging="480"/>
+      </w:pPr>
+      <w:rPr>
+        <w:rFonts w:hint="default"/>
+      </w:rPr>
+    </w:lvl>
+    <w:lvl w:ilvl="2">
+      <w:start w:val="1"/>
+      <w:numFmt w:val="decimal"/>
+      <w:isLgl/>
+      <w:lvlText w:val="%1.%2.%3"/>
+      <w:lvlJc w:val="left"/>
+      <w:pPr>
+        <w:ind w:left="1080" w:hanging="720"/>
+      </w:pPr>
+      <w:rPr>
+        <w:rFonts w:hint="default"/>
+      </w:rPr>
+    </w:lvl>
+    <w:lvl w:ilvl="3">
+      <w:start w:val="1"/>
+      <w:numFmt w:val="decimal"/>
+      <w:isLgl/>
+      <w:lvlText w:val="%1.%2.%3.%4"/>
+      <w:lvlJc w:val="left"/>
+      <w:pPr>
+        <w:ind w:left="1440" w:hanging="1080"/>
+      </w:pPr>
+      <w:rPr>
+        <w:rFonts w:hint="default"/>
+      </w:rPr>
+    </w:lvl>
+    <w:lvl w:ilvl="4">
+      <w:start w:val="1"/>
+      <w:numFmt w:val="decimal"/>
+      <w:isLgl/>
+      <w:lvlText w:val="%1.%2.%3.%4.%5"/>
+      <w:lvlJc w:val="left"/>
+      <w:pPr>
+        <w:ind w:left="1440" w:hanging="1080"/>
+      </w:pPr>
+      <w:rPr>
+        <w:rFonts w:hint="default"/>
+      </w:rPr>
+    </w:lvl>
+    <w:lvl w:ilvl="5">
+      <w:start w:val="1"/>
+      <w:numFmt w:val="decimal"/>
+      <w:isLgl/>
+      <w:lvlText w:val="%1.%2.%3.%4.%5.%6"/>
+      <w:lvlJc w:val="left"/>
+      <w:pPr>
+        <w:ind w:left="1800" w:hanging="1440"/>
+      </w:pPr>
+      <w:rPr>
+        <w:rFonts w:hint="default"/>
+      </w:rPr>
+    </w:lvl>
+    <w:lvl w:ilvl="6">
+      <w:start w:val="1"/>
+      <w:numFmt w:val="decimal"/>
+      <w:isLgl/>
+      <w:lvlText w:val="%1.%2.%3.%4.%5.%6.%7"/>
+      <w:lvlJc w:val="left"/>
+      <w:pPr>
+        <w:ind w:left="1800" w:hanging="1440"/>
+      </w:pPr>
+      <w:rPr>
+        <w:rFonts w:hint="default"/>
+      </w:rPr>
+    </w:lvl>
+    <w:lvl w:ilvl="7">
+      <w:start w:val="1"/>
+      <w:numFmt w:val="decimal"/>
+      <w:isLgl/>
+      <w:lvlText w:val="%1.%2.%3.%4.%5.%6.%7.%8"/>
+      <w:lvlJc w:val="left"/>
+      <w:pPr>
+        <w:ind w:left="2160" w:hanging="1800"/>
+      </w:pPr>
+      <w:rPr>
+        <w:rFonts w:hint="default"/>
+      </w:rPr>
+    </w:lvl>
+    <w:lvl w:ilvl="8">
+      <w:start w:val="1"/>
+      <w:numFmt w:val="decimal"/>
+      <w:isLgl/>
+      <w:lvlText w:val="%1.%2.%3.%4.%5.%6.%7.%8.%9"/>
+      <w:lvlJc w:val="left"/>
+      <w:pPr>
+        <w:ind w:left="2160" w:hanging="1800"/>
+      </w:pPr>
+      <w:rPr>
+        <w:rFonts w:hint="default"/>
+      </w:rPr>
+    </w:lvl>
+  </w:abstractNum>
+  <w:abstractNum w:abstractNumId="17" w15:restartNumberingAfterBreak="0">
+    <w:nsid w:val="7E4C6FB6"/>
+    <w:multiLevelType w:val="multilevel"/>
+    <w:tmpl w:val="F32EE1EC"/>
+    <w:lvl w:ilvl="0">
+      <w:start w:val="1"/>
+      <w:numFmt w:val="decimal"/>
+      <w:lvlText w:val="%1."/>
+      <w:lvlJc w:val="left"/>
+      <w:pPr>
+        <w:tabs>
+          <w:tab w:val="num" w:pos="720"/>
+        </w:tabs>
+        <w:ind w:left="720" w:hanging="360"/>
+      </w:pPr>
+    </w:lvl>
+    <w:lvl w:ilvl="1" w:tentative="1">
+      <w:start w:val="1"/>
+      <w:numFmt w:val="decimal"/>
+      <w:lvlText w:val="%2."/>
+      <w:lvlJc w:val="left"/>
+      <w:pPr>
+        <w:tabs>
+          <w:tab w:val="num" w:pos="1440"/>
+        </w:tabs>
+        <w:ind w:left="1440" w:hanging="360"/>
+      </w:pPr>
+    </w:lvl>
+    <w:lvl w:ilvl="2" w:tentative="1">
+      <w:start w:val="1"/>
+      <w:numFmt w:val="decimal"/>
+      <w:lvlText w:val="%3."/>
+      <w:lvlJc w:val="left"/>
+      <w:pPr>
+        <w:tabs>
+          <w:tab w:val="num" w:pos="2160"/>
+        </w:tabs>
+        <w:ind w:left="2160" w:hanging="360"/>
+      </w:pPr>
+    </w:lvl>
+    <w:lvl w:ilvl="3" w:tentative="1">
+      <w:start w:val="1"/>
+      <w:numFmt w:val="decimal"/>
+      <w:lvlText w:val="%4."/>
+      <w:lvlJc w:val="left"/>
+      <w:pPr>
+        <w:tabs>
+          <w:tab w:val="num" w:pos="2880"/>
+        </w:tabs>
+        <w:ind w:left="2880" w:hanging="360"/>
+      </w:pPr>
+    </w:lvl>
+    <w:lvl w:ilvl="4" w:tentative="1">
+      <w:start w:val="1"/>
+      <w:numFmt w:val="decimal"/>
+      <w:lvlText w:val="%5."/>
+      <w:lvlJc w:val="left"/>
+      <w:pPr>
+        <w:tabs>
+          <w:tab w:val="num" w:pos="3600"/>
+        </w:tabs>
+        <w:ind w:left="3600" w:hanging="360"/>
+      </w:pPr>
+    </w:lvl>
+    <w:lvl w:ilvl="5" w:tentative="1">
+      <w:start w:val="1"/>
+      <w:numFmt w:val="decimal"/>
+      <w:lvlText w:val="%6."/>
+      <w:lvlJc w:val="left"/>
+      <w:pPr>
+        <w:tabs>
+          <w:tab w:val="num" w:pos="4320"/>
+        </w:tabs>
+        <w:ind w:left="4320" w:hanging="360"/>
+      </w:pPr>
+    </w:lvl>
+    <w:lvl w:ilvl="6" w:tentative="1">
+      <w:start w:val="1"/>
+      <w:numFmt w:val="decimal"/>
+      <w:lvlText w:val="%7."/>
+      <w:lvlJc w:val="left"/>
+      <w:pPr>
+        <w:tabs>
+          <w:tab w:val="num" w:pos="5040"/>
+        </w:tabs>
+        <w:ind w:left="5040" w:hanging="360"/>
+      </w:pPr>
+    </w:lvl>
+    <w:lvl w:ilvl="7" w:tentative="1">
+      <w:start w:val="1"/>
+      <w:numFmt w:val="decimal"/>
+      <w:lvlText w:val="%8."/>
+      <w:lvlJc w:val="left"/>
+      <w:pPr>
+        <w:tabs>
+          <w:tab w:val="num" w:pos="5760"/>
+        </w:tabs>
+        <w:ind w:left="5760" w:hanging="360"/>
+      </w:pPr>
+    </w:lvl>
+    <w:lvl w:ilvl="8" w:tentative="1">
+      <w:start w:val="1"/>
+      <w:numFmt w:val="decimal"/>
+      <w:lvlText w:val="%9."/>
+      <w:lvlJc w:val="left"/>
+      <w:pPr>
+        <w:tabs>
+          <w:tab w:val="num" w:pos="6480"/>
+        </w:tabs>
+        <w:ind w:left="6480" w:hanging="360"/>
+      </w:pPr>
+    </w:lvl>
+  </w:abstractNum>
+  <w:num w:numId="1" w16cid:durableId="1757240102">
+    <w:abstractNumId w:val="16"/>
+  </w:num>
+  <w:num w:numId="2" w16cid:durableId="609897807">
+    <w:abstractNumId w:val="6"/>
+  </w:num>
+  <w:num w:numId="3" w16cid:durableId="1863742969">
+    <w:abstractNumId w:val="17"/>
+  </w:num>
+  <w:num w:numId="4" w16cid:durableId="556819611">
+    <w:abstractNumId w:val="2"/>
+  </w:num>
+  <w:num w:numId="5" w16cid:durableId="1477410554">
+    <w:abstractNumId w:val="12"/>
+  </w:num>
+  <w:num w:numId="6" w16cid:durableId="138353709">
+    <w:abstractNumId w:val="13"/>
+  </w:num>
+  <w:num w:numId="7" w16cid:durableId="2080711852">
+    <w:abstractNumId w:val="3"/>
+  </w:num>
+  <w:num w:numId="8" w16cid:durableId="1763793017">
+    <w:abstractNumId w:val="11"/>
+  </w:num>
+  <w:num w:numId="9" w16cid:durableId="790978025">
+    <w:abstractNumId w:val="14"/>
+  </w:num>
+  <w:num w:numId="10" w16cid:durableId="1546481654">
+    <w:abstractNumId w:val="8"/>
+  </w:num>
+  <w:num w:numId="11" w16cid:durableId="794249294">
+    <w:abstractNumId w:val="7"/>
+  </w:num>
+  <w:num w:numId="12" w16cid:durableId="1463233934">
+    <w:abstractNumId w:val="1"/>
+  </w:num>
+  <w:num w:numId="13" w16cid:durableId="438794505">
+    <w:abstractNumId w:val="15"/>
+  </w:num>
+  <w:num w:numId="14" w16cid:durableId="688063746">
+    <w:abstractNumId w:val="0"/>
+  </w:num>
+  <w:num w:numId="15" w16cid:durableId="1897667112">
+    <w:abstractNumId w:val="10"/>
+  </w:num>
+  <w:num w:numId="16" w16cid:durableId="1551382592">
+    <w:abstractNumId w:val="9"/>
+  </w:num>
+  <w:num w:numId="17" w16cid:durableId="1548104391">
+    <w:abstractNumId w:val="4"/>
+  </w:num>
+  <w:num w:numId="18" w16cid:durableId="649792727">
+    <w:abstractNumId w:val="5"/>
+  </w:num>
+</w:numbering>
 </file>
 
 <file path=word/styles.xml><?xml version="1.0" encoding="utf-8"?>
@@ -441,7 +8828,6 @@
     <w:next w:val="Norml"/>
     <w:link w:val="Cmsor2Char"/>
     <w:uiPriority w:val="9"/>
-    <w:semiHidden/>
     <w:unhideWhenUsed/>
     <w:qFormat/>
     <w:rsid w:val="000B28B0"/>
@@ -464,7 +8850,6 @@
     <w:next w:val="Norml"/>
     <w:link w:val="Cmsor3Char"/>
     <w:uiPriority w:val="9"/>
-    <w:semiHidden/>
     <w:unhideWhenUsed/>
     <w:qFormat/>
     <w:rsid w:val="000B28B0"/>
@@ -616,7 +9001,6 @@
   <w:style w:type="character" w:default="1" w:styleId="Bekezdsalapbettpusa">
     <w:name w:val="Default Paragraph Font"/>
     <w:uiPriority w:val="1"/>
-    <w:semiHidden/>
     <w:unhideWhenUsed/>
   </w:style>
   <w:style w:type="table" w:default="1" w:styleId="Normltblzat">
@@ -658,7 +9042,6 @@
     <w:basedOn w:val="Bekezdsalapbettpusa"/>
     <w:link w:val="Cmsor2"/>
     <w:uiPriority w:val="9"/>
-    <w:semiHidden/>
     <w:rsid w:val="000B28B0"/>
     <w:rPr>
       <w:rFonts w:asciiTheme="majorHAnsi" w:eastAsiaTheme="majorEastAsia" w:hAnsiTheme="majorHAnsi" w:cstheme="majorBidi"/>
@@ -672,7 +9055,6 @@
     <w:basedOn w:val="Bekezdsalapbettpusa"/>
     <w:link w:val="Cmsor3"/>
     <w:uiPriority w:val="9"/>
-    <w:semiHidden/>
     <w:rsid w:val="000B28B0"/>
     <w:rPr>
       <w:rFonts w:eastAsiaTheme="majorEastAsia" w:cstheme="majorBidi"/>
@@ -929,6 +9311,98 @@
       <w:color w:val="0F4761" w:themeColor="accent1" w:themeShade="BF"/>
       <w:spacing w:val="5"/>
     </w:rPr>
+  </w:style>
+  <w:style w:type="paragraph" w:styleId="lfej">
+    <w:name w:val="header"/>
+    <w:basedOn w:val="Norml"/>
+    <w:link w:val="lfejChar"/>
+    <w:uiPriority w:val="99"/>
+    <w:unhideWhenUsed/>
+    <w:rsid w:val="00EC60EA"/>
+    <w:pPr>
+      <w:tabs>
+        <w:tab w:val="center" w:pos="4536"/>
+        <w:tab w:val="right" w:pos="9072"/>
+      </w:tabs>
+      <w:spacing w:after="0" w:line="240" w:lineRule="auto"/>
+    </w:pPr>
+  </w:style>
+  <w:style w:type="character" w:customStyle="1" w:styleId="lfejChar">
+    <w:name w:val="Élőfej Char"/>
+    <w:basedOn w:val="Bekezdsalapbettpusa"/>
+    <w:link w:val="lfej"/>
+    <w:uiPriority w:val="99"/>
+    <w:rsid w:val="00EC60EA"/>
+  </w:style>
+  <w:style w:type="paragraph" w:styleId="llb">
+    <w:name w:val="footer"/>
+    <w:basedOn w:val="Norml"/>
+    <w:link w:val="llbChar"/>
+    <w:uiPriority w:val="99"/>
+    <w:unhideWhenUsed/>
+    <w:rsid w:val="00EC60EA"/>
+    <w:pPr>
+      <w:tabs>
+        <w:tab w:val="center" w:pos="4536"/>
+        <w:tab w:val="right" w:pos="9072"/>
+      </w:tabs>
+      <w:spacing w:after="0" w:line="240" w:lineRule="auto"/>
+    </w:pPr>
+  </w:style>
+  <w:style w:type="character" w:customStyle="1" w:styleId="llbChar">
+    <w:name w:val="Élőláb Char"/>
+    <w:basedOn w:val="Bekezdsalapbettpusa"/>
+    <w:link w:val="llb"/>
+    <w:uiPriority w:val="99"/>
+    <w:rsid w:val="00EC60EA"/>
+  </w:style>
+  <w:style w:type="paragraph" w:styleId="NormlWeb">
+    <w:name w:val="Normal (Web)"/>
+    <w:basedOn w:val="Norml"/>
+    <w:uiPriority w:val="99"/>
+    <w:unhideWhenUsed/>
+    <w:rsid w:val="0066666E"/>
+    <w:pPr>
+      <w:spacing w:before="100" w:beforeAutospacing="1" w:after="100" w:afterAutospacing="1" w:line="240" w:lineRule="auto"/>
+    </w:pPr>
+    <w:rPr>
+      <w:rFonts w:ascii="Times New Roman" w:eastAsia="Times New Roman" w:hAnsi="Times New Roman" w:cs="Times New Roman"/>
+      <w:kern w:val="0"/>
+      <w:lang w:eastAsia="hu-HU"/>
+      <w14:ligatures w14:val="none"/>
+    </w:rPr>
+  </w:style>
+  <w:style w:type="character" w:styleId="HTML-kd">
+    <w:name w:val="HTML Code"/>
+    <w:basedOn w:val="Bekezdsalapbettpusa"/>
+    <w:uiPriority w:val="99"/>
+    <w:semiHidden/>
+    <w:unhideWhenUsed/>
+    <w:rsid w:val="00C96605"/>
+    <w:rPr>
+      <w:rFonts w:ascii="Courier New" w:eastAsia="Times New Roman" w:hAnsi="Courier New" w:cs="Courier New"/>
+      <w:sz w:val="20"/>
+      <w:szCs w:val="20"/>
+    </w:rPr>
+  </w:style>
+  <w:style w:type="table" w:styleId="Rcsostblzat">
+    <w:name w:val="Table Grid"/>
+    <w:basedOn w:val="Normltblzat"/>
+    <w:uiPriority w:val="39"/>
+    <w:rsid w:val="007061BD"/>
+    <w:pPr>
+      <w:spacing w:after="0" w:line="240" w:lineRule="auto"/>
+    </w:pPr>
+    <w:tblPr>
+      <w:tblBorders>
+        <w:top w:val="single" w:sz="4" w:space="0" w:color="auto"/>
+        <w:left w:val="single" w:sz="4" w:space="0" w:color="auto"/>
+        <w:bottom w:val="single" w:sz="4" w:space="0" w:color="auto"/>
+        <w:right w:val="single" w:sz="4" w:space="0" w:color="auto"/>
+        <w:insideH w:val="single" w:sz="4" w:space="0" w:color="auto"/>
+        <w:insideV w:val="single" w:sz="4" w:space="0" w:color="auto"/>
+      </w:tblBorders>
+    </w:tblPr>
   </w:style>
 </w:styles>
 </file>
